--- a/pr-preview/pr-398/linear-algebra-rank-nullity-tracked-changes.docx
+++ b/pr-preview/pr-398/linear-algebra-rank-nullity-tracked-changes.docx
@@ -16,7 +16,7 @@
       </w:pPr>
       <w:del w:id="1" w:author="PR Preview" w:date="2026-01-01T00:00:00Z">
         <w:r>
-          <w:delText xml:space="preserve">Last modified: 2026-10-19 00:47:50 (PDT)</w:delText>
+          <w:delText xml:space="preserve">Last modified: 2026-10-19 03:23:43 (PDT)</w:delText>
         </w:r>
       </w:del>
     </w:p>
@@ -26,7 +26,7 @@
       </w:pPr>
       <w:ins w:id="2" w:author="PR Preview" w:date="2026-01-01T00:00:00Z">
         <w:r>
-          <w:t xml:space="preserve">Last modified: 2026-10-19 01:34:03 (PDT)</w:t>
+          <w:t xml:space="preserve">Last modified: 2026-10-19 04:22:38 (PDT)</w:t>
         </w:r>
       </w:ins>
     </w:p>
@@ -5090,9 +5090,8 @@
       <w:pPr>
         <w:pStyle w:val="BodyText"/>
       </w:pPr>
-      <w:del w:id="3" w:author="PR Preview" w:date="2026-01-01T00:00:00Z">
-        <w:r>
-          <w:delText xml:space="preserve">$$
+      <w:r>
+        <w:t xml:space="preserve">$$
     \begin{aligned}
     {\mathord{\smash[b]{\underset{\raise.3ex\hbox{$\scriptstyle\sim$}}{x}}\vphantom{x}}}^{\top} \mathord{\smash[b]{\underset{\raise.3ex\hbox{$\scriptstyle\sim$}}{x}}\vphantom{x}}
     &amp;= {({\mathbf{A}}^{\top} \mathord{\smash[b]{\underset{\raise.3ex\hbox{$\scriptstyle\sim$}}{u}}\vphantom{u}})}^{\top}\,\mathord{\smash[b]{\underset{\raise.3ex\hbox{$\scriptstyle\sim$}}{x}}\vphantom{x}}
@@ -5113,40 +5112,8 @@
     &amp;= 0.
     &amp;&amp; \text{(every term of the inner product is } 0 \text{)}
     \end{aligned}
-    $$</w:delText>
-        </w:r>
-      </w:del>
-    </w:p>
-    <w:p>
-      <w:pPr>
-        <w:pStyle w:val="BodyText"/>
-      </w:pPr>
-      <w:ins w:id="4" w:author="PR Preview" w:date="2026-01-01T00:00:00Z">
-        <w:r>
-          <w:t xml:space="preserve">$$
-    \begin{aligned}
-    {\mathord{\smash[b]{\underset{\raise.3ex\hbox{$\scriptstyle\sim$}}{x}}\vphantom{x}}}^{\top} \mathord{\smash[b]{\underset{\raise.3ex\hbox{$\scriptstyle\sim$}}{x}}\vphantom{x}}
-    &amp;= {({\mathbf{A}}^{\top} \mathord{\smash[b]{\underset{\raise.3ex\hbox{$\scriptstyle\sim$}}{u}}\vphantom{u}})}^{\top}\,\mathord{\smash[b]{\underset{\raise.3ex\hbox{$\scriptstyle\sim$}}{x}}\vphantom{x}}
-    &amp;&amp; \text{(substitute } \mathord{\smash[b]{\underset{\raise.3ex\hbox{$\scriptstyle\sim$}}{x}}\vphantom{x}} = {\mathbf{A}}^{\top} \mathord{\smash[b]{\underset{\raise.3ex\hbox{$\scriptstyle\sim$}}{u}}\vphantom{u}} \text{ in the first factor)}
-    \\
-    &amp;= \mathopen{}\left({\mathord{\smash[b]{\underset{\raise.3ex\hbox{$\scriptstyle\sim$}}{u}}\vphantom{u}}}^{\top}\,{({\mathbf{A}}^{\top})}^{\top}\right)\mathclose{}\,\mathord{\smash[b]{\underset{\raise.3ex\hbox{$\scriptstyle\sim$}}{x}}\vphantom{x}}
-    &amp;&amp; \text{(}\text{Theorem~16 in Matrices}\text{)}
-    \\
-    &amp;= \mathopen{}\left({\mathord{\smash[b]{\underset{\raise.3ex\hbox{$\scriptstyle\sim$}}{u}}\vphantom{u}}}^{\top} \mathbf{A}\right)\mathclose{}\,\mathord{\smash[b]{\underset{\raise.3ex\hbox{$\scriptstyle\sim$}}{x}}\vphantom{x}}
-    &amp;&amp; \text{(transposing twice returns the original matrix)}
-    \\
-    &amp;= {\mathord{\smash[b]{\underset{\raise.3ex\hbox{$\scriptstyle\sim$}}{u}}\vphantom{u}}}^{\top}\,(\mathbf{A} \mathord{\smash[b]{\underset{\raise.3ex\hbox{$\scriptstyle\sim$}}{x}}\vphantom{x}})
-    &amp;&amp; \text{(}\text{Theorem~5 in Matrices}\text{)}
-    \\
-    &amp;= {\mathord{\smash[b]{\underset{\raise.3ex\hbox{$\scriptstyle\sim$}}{u}}\vphantom{u}}}^{\top}\,\mathord{\smash[b]{\underset{\raise.3ex\hbox{$\scriptstyle\sim$}}{0}}\vphantom{0}}_m
-    &amp;&amp; \text{(substitute } \mathbf{A} \mathord{\smash[b]{\underset{\raise.3ex\hbox{$\scriptstyle\sim$}}{x}}\vphantom{x}} = \mathord{\smash[b]{\underset{\raise.3ex\hbox{$\scriptstyle\sim$}}{0}}\vphantom{0}}_m \text{)}
-    \\
-    &amp;= 0.
-    &amp;&amp; \text{(every term of the inner product is } 0 \text{)}
-    \end{aligned}
     $$</w:t>
-        </w:r>
-      </w:ins>
+      </w:r>
     </w:p>
     <w:p>
       <w:pPr>
@@ -8051,9 +8018,8 @@
       <w:pPr>
         <w:pStyle w:val="BodyText"/>
       </w:pPr>
-      <w:del w:id="5" w:author="PR Preview" w:date="2026-01-01T00:00:00Z">
-        <w:r>
-          <w:delText xml:space="preserve">$$
+      <w:r>
+        <w:t xml:space="preserve">$$
     \begin{aligned}
     {\mathord{\smash[b]{\underset{\raise.3ex\hbox{$\scriptstyle\sim$}}{x}}\vphantom{x}}}^{\top} \mathbf{G} \mathord{\smash[b]{\underset{\raise.3ex\hbox{$\scriptstyle\sim$}}{x}}\vphantom{x}}
     &amp;= {\mathord{\smash[b]{\underset{\raise.3ex\hbox{$\scriptstyle\sim$}}{x}}\vphantom{x}}}^{\top}\,{\mathbf{A}}^{\top}\,\mathbf{A} \mathord{\smash[b]{\underset{\raise.3ex\hbox{$\scriptstyle\sim$}}{x}}\vphantom{x}}
@@ -8068,34 +8034,8 @@
     &amp;\ge 0.
     &amp;&amp; \text{(a squared norm is nonnegative)}
     \end{aligned}
-    $$</w:delText>
-        </w:r>
-      </w:del>
-    </w:p>
-    <w:p>
-      <w:pPr>
-        <w:pStyle w:val="BodyText"/>
-      </w:pPr>
-      <w:ins w:id="6" w:author="PR Preview" w:date="2026-01-01T00:00:00Z">
-        <w:r>
-          <w:t xml:space="preserve">$$
-    \begin{aligned}
-    {\mathord{\smash[b]{\underset{\raise.3ex\hbox{$\scriptstyle\sim$}}{x}}\vphantom{x}}}^{\top} \mathbf{G} \mathord{\smash[b]{\underset{\raise.3ex\hbox{$\scriptstyle\sim$}}{x}}\vphantom{x}}
-    &amp;= {\mathord{\smash[b]{\underset{\raise.3ex\hbox{$\scriptstyle\sim$}}{x}}\vphantom{x}}}^{\top}\,{\mathbf{A}}^{\top}\,\mathbf{A} \mathord{\smash[b]{\underset{\raise.3ex\hbox{$\scriptstyle\sim$}}{x}}\vphantom{x}}
-    &amp;&amp; \text{(substitute } \mathbf{G} \text{)}
-    \\
-    &amp;= {(\mathbf{A} \mathord{\smash[b]{\underset{\raise.3ex\hbox{$\scriptstyle\sim$}}{x}}\vphantom{x}})}^{\top}\,(\mathbf{A} \mathord{\smash[b]{\underset{\raise.3ex\hbox{$\scriptstyle\sim$}}{x}}\vphantom{x}})
-    &amp;&amp; \text{(}\text{Theorem~16 in Matrices}\text{)}
-    \\
-    &amp;= \mathopen{}\left\lVert\mathbf{A} \mathord{\smash[b]{\underset{\raise.3ex\hbox{$\scriptstyle\sim$}}{x}}\vphantom{x}}\right\rVert\mathclose{}^2
-    &amp;&amp; \text{(}\text{Equation~2 in Vectors}\text{, squared)}
-    \\
-    &amp;\ge 0.
-    &amp;&amp; \text{(a squared norm is nonnegative)}
-    \end{aligned}
     $$</w:t>
-        </w:r>
-      </w:ins>
+      </w:r>
     </w:p>
     <w:bookmarkStart w:id="41" w:name="exm-gram-properties"/>
     <w:p>
@@ -8812,9 +8752,8 @@
       <w:pPr>
         <w:pStyle w:val="BodyText"/>
       </w:pPr>
-      <w:del w:id="7" w:author="PR Preview" w:date="2026-01-01T00:00:00Z">
-        <w:r>
-          <w:delText xml:space="preserve">$$
+      <w:r>
+        <w:t xml:space="preserve">$$
     \begin{aligned}
     0
     &amp;= {\mathord{\smash[b]{\underset{\raise.3ex\hbox{$\scriptstyle\sim$}}{x}}\vphantom{x}}}^{\top}\,\mathord{\smash[b]{\underset{\raise.3ex\hbox{$\scriptstyle\sim$}}{0}}\vphantom{0}}_n
@@ -8835,40 +8774,8 @@
     &amp;= \mathopen{}\left\lVert\mathbf{A} \mathord{\smash[b]{\underset{\raise.3ex\hbox{$\scriptstyle\sim$}}{x}}\vphantom{x}}\right\rVert\mathclose{}^2.
     &amp;&amp; \text{(square both sides of }\text{Equation~2 in Vectors}\text{)}
     \end{aligned}
-    $$</w:delText>
-        </w:r>
-      </w:del>
-    </w:p>
-    <w:p>
-      <w:pPr>
-        <w:pStyle w:val="BodyText"/>
-      </w:pPr>
-      <w:ins w:id="8" w:author="PR Preview" w:date="2026-01-01T00:00:00Z">
-        <w:r>
-          <w:t xml:space="preserve">$$
-    \begin{aligned}
-    0
-    &amp;= {\mathord{\smash[b]{\underset{\raise.3ex\hbox{$\scriptstyle\sim$}}{x}}\vphantom{x}}}^{\top}\,\mathord{\smash[b]{\underset{\raise.3ex\hbox{$\scriptstyle\sim$}}{0}}\vphantom{0}}_n
-    &amp;&amp; \text{(every term of the inner product is } 0 \text{)}
-    \\
-    &amp;= {\mathord{\smash[b]{\underset{\raise.3ex\hbox{$\scriptstyle\sim$}}{x}}\vphantom{x}}}^{\top}\,\mathopen{}\left({\mathbf{A}}^{\top} \mathbf{A} \mathord{\smash[b]{\underset{\raise.3ex\hbox{$\scriptstyle\sim$}}{x}}\vphantom{x}}\right)\mathclose{}
-    &amp;&amp; \text{(substitute } \mathord{\smash[b]{\underset{\raise.3ex\hbox{$\scriptstyle\sim$}}{0}}\vphantom{0}}_n = {\mathbf{A}}^{\top} \mathbf{A} \mathord{\smash[b]{\underset{\raise.3ex\hbox{$\scriptstyle\sim$}}{x}}\vphantom{x}} \text{)}
-    \\
-    &amp;= \mathopen{}\left({\mathord{\smash[b]{\underset{\raise.3ex\hbox{$\scriptstyle\sim$}}{x}}\vphantom{x}}}^{\top} {\mathbf{A}}^{\top}\right)\mathclose{}\,(\mathbf{A} \mathord{\smash[b]{\underset{\raise.3ex\hbox{$\scriptstyle\sim$}}{x}}\vphantom{x}})
-    &amp;&amp; \text{(}\text{Theorem~5 in Matrices}\text{)}
-    \\
-    &amp;= {(\mathbf{A} \mathord{\smash[b]{\underset{\raise.3ex\hbox{$\scriptstyle\sim$}}{x}}\vphantom{x}})}^{\top}\,(\mathbf{A} \mathord{\smash[b]{\underset{\raise.3ex\hbox{$\scriptstyle\sim$}}{x}}\vphantom{x}})
-    &amp;&amp; \text{(}\text{Theorem~16 in Matrices}\text{)}
-    \\
-    &amp;= (\mathbf{A} \mathord{\smash[b]{\underset{\raise.3ex\hbox{$\scriptstyle\sim$}}{x}}\vphantom{x}}) \cdot (\mathbf{A} \mathord{\smash[b]{\underset{\raise.3ex\hbox{$\scriptstyle\sim$}}{x}}\vphantom{x}})
-    &amp;&amp; \text{(}\text{Example~6 in Matrices}\text{)}
-    \\
-    &amp;= \mathopen{}\left\lVert\mathbf{A} \mathord{\smash[b]{\underset{\raise.3ex\hbox{$\scriptstyle\sim$}}{x}}\vphantom{x}}\right\rVert\mathclose{}^2.
-    &amp;&amp; \text{(square both sides of }\text{Equation~2 in Vectors}\text{)}
-    \end{aligned}
     $$</w:t>
-        </w:r>
-      </w:ins>
+      </w:r>
     </w:p>
     <w:p>
       <w:pPr>
@@ -22178,9 +22085,8 @@
       <w:pPr>
         <w:pStyle w:val="BodyText"/>
       </w:pPr>
-      <w:del w:id="9" w:author="PR Preview" w:date="2026-01-01T00:00:00Z">
-        <w:r>
-          <w:delText xml:space="preserve">$$
+      <w:r>
+        <w:t xml:space="preserve">$$
     \begin{aligned}
     \mathord{\smash[b]{\underset{\raise.3ex\hbox{$\scriptstyle\sim$}}{w}}\vphantom{w}}^{\top} \mathord{\smash[b]{\underset{\raise.3ex\hbox{$\scriptstyle\sim$}}{x}}\vphantom{x}}^* + b
     &amp;= -\frac{b}{\mathord{\smash[b]{\underset{\raise.3ex\hbox{$\scriptstyle\sim$}}{w}}\vphantom{w}} \cdot \mathord{\smash[b]{\underset{\raise.3ex\hbox{$\scriptstyle\sim$}}{w}}\vphantom{w}}}\,(\mathord{\smash[b]{\underset{\raise.3ex\hbox{$\scriptstyle\sim$}}{w}}\vphantom{w}}^{\top} \mathord{\smash[b]{\underset{\raise.3ex\hbox{$\scriptstyle\sim$}}{w}}\vphantom{w}}) + b
@@ -22192,31 +22098,8 @@
     &amp;= 0,
     &amp;&amp; \text{(arithmetic)}
     \end{aligned}
-    $$</w:delText>
-        </w:r>
-      </w:del>
-    </w:p>
-    <w:p>
-      <w:pPr>
-        <w:pStyle w:val="BodyText"/>
-      </w:pPr>
-      <w:ins w:id="10" w:author="PR Preview" w:date="2026-01-01T00:00:00Z">
-        <w:r>
-          <w:t xml:space="preserve">$$
-    \begin{aligned}
-    \mathord{\smash[b]{\underset{\raise.3ex\hbox{$\scriptstyle\sim$}}{w}}\vphantom{w}}^{\top} \mathord{\smash[b]{\underset{\raise.3ex\hbox{$\scriptstyle\sim$}}{x}}\vphantom{x}}^* + b
-    &amp;= -\frac{b}{\mathord{\smash[b]{\underset{\raise.3ex\hbox{$\scriptstyle\sim$}}{w}}\vphantom{w}} \cdot \mathord{\smash[b]{\underset{\raise.3ex\hbox{$\scriptstyle\sim$}}{w}}\vphantom{w}}}\,(\mathord{\smash[b]{\underset{\raise.3ex\hbox{$\scriptstyle\sim$}}{w}}\vphantom{w}}^{\top} \mathord{\smash[b]{\underset{\raise.3ex\hbox{$\scriptstyle\sim$}}{w}}\vphantom{w}}) + b
-    &amp;&amp; \text{(homogeneity of } \mathord{\smash[b]{\underset{\raise.3ex\hbox{$\scriptstyle\sim$}}{x}}\vphantom{x}}\mapsto \mathord{\smash[b]{\underset{\raise.3ex\hbox{$\scriptstyle\sim$}}{w}}\vphantom{w}}^{\top} \mathord{\smash[b]{\underset{\raise.3ex\hbox{$\scriptstyle\sim$}}{x}}\vphantom{x}}\text{, }\text{Theorem~9 in Matrices}\text{)}
-    \\
-    &amp;= -b + b
-    &amp;&amp; \text{(} \mathord{\smash[b]{\underset{\raise.3ex\hbox{$\scriptstyle\sim$}}{w}}\vphantom{w}}^{\top} \mathord{\smash[b]{\underset{\raise.3ex\hbox{$\scriptstyle\sim$}}{w}}\vphantom{w}} = \mathord{\smash[b]{\underset{\raise.3ex\hbox{$\scriptstyle\sim$}}{w}}\vphantom{w}} \cdot \mathord{\smash[b]{\underset{\raise.3ex\hbox{$\scriptstyle\sim$}}{w}}\vphantom{w}} \text{)}
-    \\
-    &amp;= 0,
-    &amp;&amp; \text{(arithmetic)}
-    \end{aligned}
     $$</w:t>
-        </w:r>
-      </w:ins>
+      </w:r>
     </w:p>
     <w:p>
       <w:pPr>
@@ -23889,94 +23772,3723 @@
       <w:pPr>
         <w:pStyle w:val="BodyText"/>
       </w:pPr>
-      <w:del w:id="11" w:author="PR Preview" w:date="2026-01-01T00:00:00Z">
+      <w:r>
+        <w:rPr>
+          <w:b/>
+          <w:bCs/>
+        </w:rPr>
+        <w:t xml:space="preserve">Example 21 (A line in</w:t>
+      </w:r>
+      <w:r>
+        <w:rPr>
+          <w:b/>
+          <w:bCs/>
+        </w:rPr>
+        <w:t xml:space="preserve"> </w:t>
+      </w:r>
+      <m:oMath>
+        <m:sSup>
+          <m:e>
+            <m:r>
+              <m:rPr>
+                <m:scr m:val="double-struck"/>
+                <m:sty m:val="p"/>
+              </m:rPr>
+              <m:t>R</m:t>
+            </m:r>
+          </m:e>
+          <m:sup>
+            <m:r>
+              <m:t>2</m:t>
+            </m:r>
+          </m:sup>
+        </m:sSup>
+      </m:oMath>
+      <w:r>
+        <w:rPr>
+          <w:b/>
+          <w:bCs/>
+        </w:rPr>
+        <w:t xml:space="preserve"> </w:t>
+      </w:r>
+      <w:r>
+        <w:rPr>
+          <w:b/>
+          <w:bCs/>
+        </w:rPr>
+        <w:t xml:space="preserve">and a plane in</w:t>
+      </w:r>
+      <w:r>
+        <w:rPr>
+          <w:b/>
+          <w:bCs/>
+        </w:rPr>
+        <w:t xml:space="preserve"> </w:t>
+      </w:r>
+      <m:oMath>
+        <m:sSup>
+          <m:e>
+            <m:r>
+              <m:rPr>
+                <m:scr m:val="double-struck"/>
+                <m:sty m:val="p"/>
+              </m:rPr>
+              <m:t>R</m:t>
+            </m:r>
+          </m:e>
+          <m:sup>
+            <m:r>
+              <m:t>3</m:t>
+            </m:r>
+          </m:sup>
+        </m:sSup>
+      </m:oMath>
+      <w:r>
+        <w:rPr>
+          <w:b/>
+          <w:bCs/>
+        </w:rPr>
+        <w:t xml:space="preserve">, checked on a grid of points)</w:t>
+      </w:r>
+      <w:r>
+        <w:t xml:space="preserve"> </w:t>
+      </w:r>
+      <w:r>
+        <w:t xml:space="preserve">In</w:t>
+      </w:r>
+      <w:r>
+        <w:t xml:space="preserve"> </w:t>
+      </w:r>
+      <m:oMath>
+        <m:sSup>
+          <m:e>
+            <m:r>
+              <m:rPr>
+                <m:scr m:val="double-struck"/>
+                <m:sty m:val="p"/>
+              </m:rPr>
+              <m:t>R</m:t>
+            </m:r>
+          </m:e>
+          <m:sup>
+            <m:r>
+              <m:t>2</m:t>
+            </m:r>
+          </m:sup>
+        </m:sSup>
+      </m:oMath>
+      <w:r>
+        <w:t xml:space="preserve">, take</w:t>
+      </w:r>
+      <w:r>
+        <w:t xml:space="preserve"> </w:t>
+      </w:r>
+      <w:r>
+        <w:t xml:space="preserve">$\mathord{\smash[b]{\underset{\raise.3ex\hbox{$\scriptstyle\sim$}}{w}}\vphantom{w}} = (1, 1)$</w:t>
+      </w:r>
+      <w:r>
+        <w:t xml:space="preserve"> </w:t>
+      </w:r>
+      <w:r>
+        <w:t xml:space="preserve">and</w:t>
+      </w:r>
+      <w:r>
+        <w:t xml:space="preserve"> </w:t>
+      </w:r>
+      <m:oMath>
+        <m:r>
+          <m:t>b</m:t>
+        </m:r>
+        <m:r>
+          <m:rPr>
+            <m:sty m:val="p"/>
+          </m:rPr>
+          <m:t>=</m:t>
+        </m:r>
+        <m:r>
+          <m:rPr>
+            <m:sty m:val="p"/>
+          </m:rPr>
+          <m:t>−</m:t>
+        </m:r>
+        <m:r>
+          <m:t>1</m:t>
+        </m:r>
+      </m:oMath>
+      <w:r>
+        <w:t xml:space="preserve">, the line of</w:t>
+      </w:r>
+      <w:r>
+        <w:t xml:space="preserve"> </w:t>
+      </w:r>
+      <w:hyperlink r:id="rId88">
+        <w:r>
+          <w:rPr>
+            <w:rStyle w:val="Hyperlink"/>
+          </w:rPr>
+          <w:t xml:space="preserve">Example 20 in Matrices</w:t>
+        </w:r>
+      </w:hyperlink>
+      <w:r>
+        <w:t xml:space="preserve">.</w:t>
+      </w:r>
+      <w:r>
+        <w:t xml:space="preserve"> </w:t>
+      </w:r>
+      <w:r>
+        <w:t xml:space="preserve">The point</w:t>
+      </w:r>
+      <w:r>
+        <w:t xml:space="preserve"> </w:t>
+      </w:r>
+      <w:r>
+        <w:t xml:space="preserve">$\mathord{\smash[b]{\underset{\raise.3ex\hbox{$\scriptstyle\sim$}}{x}}\vphantom{x}}_0 = -\frac{b}{\mathord{\smash[b]{\underset{\raise.3ex\hbox{$\scriptstyle\sim$}}{w}}\vphantom{w}} \cdot \mathord{\smash[b]{\underset{\raise.3ex\hbox{$\scriptstyle\sim$}}{w}}\vphantom{w}}}\,\mathord{\smash[b]{\underset{\raise.3ex\hbox{$\scriptstyle\sim$}}{w}}\vphantom{w}}$</w:t>
+      </w:r>
+      <w:r>
+        <w:t xml:space="preserve"> </w:t>
+      </w:r>
+      <w:r>
+        <w:t xml:space="preserve">is on it,</w:t>
+      </w:r>
+      <w:r>
+        <w:t xml:space="preserve"> </w:t>
+      </w:r>
+      <w:r>
+        <w:t xml:space="preserve">and the vector</w:t>
+      </w:r>
+      <w:r>
+        <w:t xml:space="preserve"> </w:t>
+      </w:r>
+      <w:r>
+        <w:t xml:space="preserve">$\mathord{\smash[b]{\underset{\raise.3ex\hbox{$\scriptstyle\sim$}}{v}}\vphantom{v}} = (-w_2, w_1)$</w:t>
+      </w:r>
+      <w:r>
+        <w:t xml:space="preserve"> </w:t>
+      </w:r>
+      <w:r>
+        <w:t xml:space="preserve">is nonzero with</w:t>
+      </w:r>
+      <w:r>
+        <w:t xml:space="preserve"> </w:t>
+      </w:r>
+      <w:r>
+        <w:t xml:space="preserve">$\mathord{\smash[b]{\underset{\raise.3ex\hbox{$\scriptstyle\sim$}}{w}}\vphantom{w}} \cdot \mathord{\smash[b]{\underset{\raise.3ex\hbox{$\scriptstyle\sim$}}{v}}\vphantom{v}} = 0$</w:t>
+      </w:r>
+      <w:r>
+        <w:t xml:space="preserve">,</w:t>
+      </w:r>
+      <w:r>
+        <w:t xml:space="preserve"> </w:t>
+      </w:r>
+      <w:r>
+        <w:t xml:space="preserve">so it spans the subspace</w:t>
+      </w:r>
+      <w:r>
+        <w:t xml:space="preserve"> </w:t>
+      </w:r>
+      <m:oMath>
+        <m:sSub>
+          <m:e>
+            <m:r>
+              <m:rPr>
+                <m:scr m:val="script"/>
+                <m:sty m:val="p"/>
+              </m:rPr>
+              <m:t>H</m:t>
+            </m:r>
+          </m:e>
+          <m:sub>
+            <m:r>
+              <m:t>0</m:t>
+            </m:r>
+          </m:sub>
+        </m:sSub>
+      </m:oMath>
+      <w:r>
+        <w:t xml:space="preserve"> </w:t>
+      </w:r>
+      <w:r>
+        <w:t xml:space="preserve">of</w:t>
+      </w:r>
+      <w:r>
+        <w:t xml:space="preserve"> </w:t>
+      </w:r>
+      <w:hyperlink w:anchor="thm-hyperplane-subspace">
+        <w:r>
+          <w:rPr>
+            <w:rStyle w:val="Hyperlink"/>
+          </w:rPr>
+          <w:t xml:space="preserve">Theorem 12</w:t>
+        </w:r>
+      </w:hyperlink>
+      <w:r>
+        <w:t xml:space="preserve">.</w:t>
+      </w:r>
+      <w:r>
+        <w:t xml:space="preserve"> </w:t>
+      </w:r>
+      <w:r>
+        <w:t xml:space="preserve">In</w:t>
+      </w:r>
+      <w:r>
+        <w:t xml:space="preserve"> </w:t>
+      </w:r>
+      <m:oMath>
+        <m:sSup>
+          <m:e>
+            <m:r>
+              <m:rPr>
+                <m:scr m:val="double-struck"/>
+                <m:sty m:val="p"/>
+              </m:rPr>
+              <m:t>R</m:t>
+            </m:r>
+          </m:e>
+          <m:sup>
+            <m:r>
+              <m:t>3</m:t>
+            </m:r>
+          </m:sup>
+        </m:sSup>
+      </m:oMath>
+      <w:r>
+        <w:t xml:space="preserve">, take</w:t>
+      </w:r>
+      <w:r>
+        <w:t xml:space="preserve"> </w:t>
+      </w:r>
+      <w:r>
+        <w:t xml:space="preserve">$\mathord{\smash[b]{\underset{\raise.3ex\hbox{$\scriptstyle\sim$}}{w}}\vphantom{w}} = (1, 1, 1)$</w:t>
+      </w:r>
+      <w:r>
+        <w:t xml:space="preserve"> </w:t>
+      </w:r>
+      <w:r>
+        <w:t xml:space="preserve">and</w:t>
+      </w:r>
+      <w:r>
+        <w:t xml:space="preserve"> </w:t>
+      </w:r>
+      <m:oMath>
+        <m:r>
+          <m:t>b</m:t>
+        </m:r>
+        <m:r>
+          <m:rPr>
+            <m:sty m:val="p"/>
+          </m:rPr>
+          <m:t>=</m:t>
+        </m:r>
+        <m:r>
+          <m:rPr>
+            <m:sty m:val="p"/>
+          </m:rPr>
+          <m:t>−</m:t>
+        </m:r>
+        <m:r>
+          <m:t>1</m:t>
+        </m:r>
+      </m:oMath>
+      <w:r>
+        <w:t xml:space="preserve">, the plane of</w:t>
+      </w:r>
+      <w:r>
+        <w:t xml:space="preserve"> </w:t>
+      </w:r>
+      <w:hyperlink w:anchor="exm-hyperplane-subspace">
+        <w:r>
+          <w:rPr>
+            <w:rStyle w:val="Hyperlink"/>
+          </w:rPr>
+          <w:t xml:space="preserve">Example 20</w:t>
+        </w:r>
+      </w:hyperlink>
+      <w:r>
+        <w:t xml:space="preserve">,</w:t>
+      </w:r>
+      <w:r>
+        <w:t xml:space="preserve"> </w:t>
+      </w:r>
+      <w:r>
+        <w:t xml:space="preserve">with the independent vectors</w:t>
+      </w:r>
+      <w:r>
+        <w:t xml:space="preserve"> </w:t>
+      </w:r>
+      <w:r>
+        <w:t xml:space="preserve">$\mathord{\smash[b]{\underset{\raise.3ex\hbox{$\scriptstyle\sim$}}{v}}\vphantom{v}}_1 = (1, -1, 0)$</w:t>
+      </w:r>
+      <w:r>
+        <w:t xml:space="preserve"> </w:t>
+      </w:r>
+      <w:r>
+        <w:t xml:space="preserve">and</w:t>
+      </w:r>
+      <w:r>
+        <w:t xml:space="preserve"> </w:t>
+      </w:r>
+      <w:r>
+        <w:t xml:space="preserve">$\mathord{\smash[b]{\underset{\raise.3ex\hbox{$\scriptstyle\sim$}}{v}}\vphantom{v}}_2 = (0, 1, -1)$</w:t>
+      </w:r>
+      <w:r>
+        <w:t xml:space="preserve"> </w:t>
+      </w:r>
+      <w:r>
+        <w:t xml:space="preserve">in</w:t>
+      </w:r>
+      <w:r>
+        <w:t xml:space="preserve"> </w:t>
+      </w:r>
+      <m:oMath>
+        <m:sSub>
+          <m:e>
+            <m:r>
+              <m:rPr>
+                <m:scr m:val="script"/>
+                <m:sty m:val="p"/>
+              </m:rPr>
+              <m:t>H</m:t>
+            </m:r>
+          </m:e>
+          <m:sub>
+            <m:r>
+              <m:t>0</m:t>
+            </m:r>
+          </m:sub>
+        </m:sSub>
+      </m:oMath>
+      <w:r>
+        <w:t xml:space="preserve">.</w:t>
+      </w:r>
+      <w:r>
+        <w:t xml:space="preserve"> </w:t>
+      </w:r>
+      <w:r>
+        <w:t xml:space="preserve">The code evaluates</w:t>
+      </w:r>
+      <w:r>
+        <w:t xml:space="preserve"> </w:t>
+      </w:r>
+      <w:r>
+        <w:t xml:space="preserve">$\mathord{\smash[b]{\underset{\raise.3ex\hbox{$\scriptstyle\sim$}}{w}}\vphantom{w}} \cdot \mathord{\smash[b]{\underset{\raise.3ex\hbox{$\scriptstyle\sim$}}{x}}\vphantom{x}} + b$</w:t>
+      </w:r>
+      <w:r>
+        <w:t xml:space="preserve"> </w:t>
+      </w:r>
+      <w:r>
+        <w:t xml:space="preserve">at the origin</w:t>
+      </w:r>
+      <w:r>
+        <w:t xml:space="preserve"> </w:t>
+      </w:r>
+      <w:r>
+        <w:t xml:space="preserve">and at points</w:t>
+      </w:r>
+      <w:r>
+        <w:t xml:space="preserve"> </w:t>
+      </w:r>
+      <w:r>
+        <w:t xml:space="preserve">$\mathord{\smash[b]{\underset{\raise.3ex\hbox{$\scriptstyle\sim$}}{x}}\vphantom{x}}_0 + t\,\mathord{\smash[b]{\underset{\raise.3ex\hbox{$\scriptstyle\sim$}}{v}}\vphantom{v}}$</w:t>
+      </w:r>
+      <w:r>
+        <w:t xml:space="preserve"> </w:t>
+      </w:r>
+      <w:r>
+        <w:t xml:space="preserve">and</w:t>
+      </w:r>
+      <w:r>
+        <w:t xml:space="preserve"> </w:t>
+      </w:r>
+      <w:r>
+        <w:t xml:space="preserve">$\mathord{\smash[b]{\underset{\raise.3ex\hbox{$\scriptstyle\sim$}}{x}}\vphantom{x}}_0 + s\,\mathord{\smash[b]{\underset{\raise.3ex\hbox{$\scriptstyle\sim$}}{v}}\vphantom{v}}_1 + t\,\mathord{\smash[b]{\underset{\raise.3ex\hbox{$\scriptstyle\sim$}}{v}}\vphantom{v}}_2$</w:t>
+      </w:r>
+      <w:r>
+        <w:t xml:space="preserve">.</w:t>
+      </w:r>
+    </w:p>
+    <w:p>
+      <w:pPr>
+        <w:pStyle w:val="SourceCode"/>
+      </w:pPr>
+      <w:r>
+        <w:rPr>
+          <w:rStyle w:val="NormalTok"/>
+        </w:rPr>
+        <w:t xml:space="preserve">level </w:t>
+      </w:r>
+      <w:r>
+        <w:rPr>
+          <w:rStyle w:val="OtherTok"/>
+        </w:rPr>
+        <w:t xml:space="preserve">&lt;-</w:t>
+      </w:r>
+      <w:r>
+        <w:rPr>
+          <w:rStyle w:val="NormalTok"/>
+        </w:rPr>
+        <w:t xml:space="preserve"> </w:t>
+      </w:r>
+      <w:r>
+        <w:rPr>
+          <w:rStyle w:val="ControlFlowTok"/>
+        </w:rPr>
+        <w:t xml:space="preserve">function</w:t>
+      </w:r>
+      <w:r>
+        <w:rPr>
+          <w:rStyle w:val="NormalTok"/>
+        </w:rPr>
+        <w:t xml:space="preserve">(w, b, x) </w:t>
+      </w:r>
+      <w:r>
+        <w:rPr>
+          <w:rStyle w:val="FunctionTok"/>
+        </w:rPr>
+        <w:t xml:space="preserve">sum</w:t>
+      </w:r>
+      <w:r>
+        <w:rPr>
+          <w:rStyle w:val="NormalTok"/>
+        </w:rPr>
+        <w:t xml:space="preserve">(w </w:t>
+      </w:r>
+      <w:r>
+        <w:rPr>
+          <w:rStyle w:val="SpecialCharTok"/>
+        </w:rPr>
+        <w:t xml:space="preserve">*</w:t>
+      </w:r>
+      <w:r>
+        <w:rPr>
+          <w:rStyle w:val="NormalTok"/>
+        </w:rPr>
+        <w:t xml:space="preserve"> x) </w:t>
+      </w:r>
+      <w:r>
+        <w:rPr>
+          <w:rStyle w:val="SpecialCharTok"/>
+        </w:rPr>
+        <w:t xml:space="preserve">+</w:t>
+      </w:r>
+      <w:r>
+        <w:rPr>
+          <w:rStyle w:val="NormalTok"/>
+        </w:rPr>
+        <w:t xml:space="preserve"> b</w:t>
+      </w:r>
+      <w:r>
+        <w:br/>
+      </w:r>
+      <w:r>
+        <w:br/>
+      </w:r>
+      <w:r>
+        <w:rPr>
+          <w:rStyle w:val="NormalTok"/>
+        </w:rPr>
+        <w:t xml:space="preserve">w2 </w:t>
+      </w:r>
+      <w:r>
+        <w:rPr>
+          <w:rStyle w:val="OtherTok"/>
+        </w:rPr>
+        <w:t xml:space="preserve">&lt;-</w:t>
+      </w:r>
+      <w:r>
+        <w:rPr>
+          <w:rStyle w:val="NormalTok"/>
+        </w:rPr>
+        <w:t xml:space="preserve"> </w:t>
+      </w:r>
+      <w:r>
+        <w:rPr>
+          <w:rStyle w:val="FunctionTok"/>
+        </w:rPr>
+        <w:t xml:space="preserve">c</w:t>
+      </w:r>
+      <w:r>
+        <w:rPr>
+          <w:rStyle w:val="NormalTok"/>
+        </w:rPr>
+        <w:t xml:space="preserve">(</w:t>
+      </w:r>
+      <w:r>
+        <w:rPr>
+          <w:rStyle w:val="DecValTok"/>
+        </w:rPr>
+        <w:t xml:space="preserve">1</w:t>
+      </w:r>
+      <w:r>
+        <w:rPr>
+          <w:rStyle w:val="NormalTok"/>
+        </w:rPr>
+        <w:t xml:space="preserve">, </w:t>
+      </w:r>
+      <w:r>
+        <w:rPr>
+          <w:rStyle w:val="DecValTok"/>
+        </w:rPr>
+        <w:t xml:space="preserve">1</w:t>
+      </w:r>
+      <w:r>
+        <w:rPr>
+          <w:rStyle w:val="NormalTok"/>
+        </w:rPr>
+        <w:t xml:space="preserve">)</w:t>
+      </w:r>
+      <w:r>
+        <w:br/>
+      </w:r>
+      <w:r>
+        <w:rPr>
+          <w:rStyle w:val="NormalTok"/>
+        </w:rPr>
+        <w:t xml:space="preserve">b2 </w:t>
+      </w:r>
+      <w:r>
+        <w:rPr>
+          <w:rStyle w:val="OtherTok"/>
+        </w:rPr>
+        <w:t xml:space="preserve">&lt;-</w:t>
+      </w:r>
+      <w:r>
+        <w:rPr>
+          <w:rStyle w:val="NormalTok"/>
+        </w:rPr>
+        <w:t xml:space="preserve"> </w:t>
+      </w:r>
+      <w:r>
+        <w:rPr>
+          <w:rStyle w:val="SpecialCharTok"/>
+        </w:rPr>
+        <w:t xml:space="preserve">-</w:t>
+      </w:r>
+      <w:r>
+        <w:rPr>
+          <w:rStyle w:val="DecValTok"/>
+        </w:rPr>
+        <w:t xml:space="preserve">1</w:t>
+      </w:r>
+      <w:r>
+        <w:br/>
+      </w:r>
+      <w:r>
+        <w:rPr>
+          <w:rStyle w:val="NormalTok"/>
+        </w:rPr>
+        <w:t xml:space="preserve">point_line </w:t>
+      </w:r>
+      <w:r>
+        <w:rPr>
+          <w:rStyle w:val="OtherTok"/>
+        </w:rPr>
+        <w:t xml:space="preserve">&lt;-</w:t>
+      </w:r>
+      <w:r>
+        <w:rPr>
+          <w:rStyle w:val="NormalTok"/>
+        </w:rPr>
+        <w:t xml:space="preserve"> </w:t>
+      </w:r>
+      <w:r>
+        <w:rPr>
+          <w:rStyle w:val="SpecialCharTok"/>
+        </w:rPr>
+        <w:t xml:space="preserve">-</w:t>
+      </w:r>
+      <w:r>
+        <w:rPr>
+          <w:rStyle w:val="NormalTok"/>
+        </w:rPr>
+        <w:t xml:space="preserve">b2 </w:t>
+      </w:r>
+      <w:r>
+        <w:rPr>
+          <w:rStyle w:val="SpecialCharTok"/>
+        </w:rPr>
+        <w:t xml:space="preserve">/</w:t>
+      </w:r>
+      <w:r>
+        <w:rPr>
+          <w:rStyle w:val="NormalTok"/>
+        </w:rPr>
+        <w:t xml:space="preserve"> </w:t>
+      </w:r>
+      <w:r>
+        <w:rPr>
+          <w:rStyle w:val="FunctionTok"/>
+        </w:rPr>
+        <w:t xml:space="preserve">sum</w:t>
+      </w:r>
+      <w:r>
+        <w:rPr>
+          <w:rStyle w:val="NormalTok"/>
+        </w:rPr>
+        <w:t xml:space="preserve">(w2 </w:t>
+      </w:r>
+      <w:r>
+        <w:rPr>
+          <w:rStyle w:val="SpecialCharTok"/>
+        </w:rPr>
+        <w:t xml:space="preserve">*</w:t>
+      </w:r>
+      <w:r>
+        <w:rPr>
+          <w:rStyle w:val="NormalTok"/>
+        </w:rPr>
+        <w:t xml:space="preserve"> w2) </w:t>
+      </w:r>
+      <w:r>
+        <w:rPr>
+          <w:rStyle w:val="SpecialCharTok"/>
+        </w:rPr>
+        <w:t xml:space="preserve">*</w:t>
+      </w:r>
+      <w:r>
+        <w:rPr>
+          <w:rStyle w:val="NormalTok"/>
+        </w:rPr>
+        <w:t xml:space="preserve"> w2</w:t>
+      </w:r>
+      <w:r>
+        <w:br/>
+      </w:r>
+      <w:r>
+        <w:rPr>
+          <w:rStyle w:val="NormalTok"/>
+        </w:rPr>
+        <w:t xml:space="preserve">v </w:t>
+      </w:r>
+      <w:r>
+        <w:rPr>
+          <w:rStyle w:val="OtherTok"/>
+        </w:rPr>
+        <w:t xml:space="preserve">&lt;-</w:t>
+      </w:r>
+      <w:r>
+        <w:rPr>
+          <w:rStyle w:val="NormalTok"/>
+        </w:rPr>
+        <w:t xml:space="preserve"> </w:t>
+      </w:r>
+      <w:r>
+        <w:rPr>
+          <w:rStyle w:val="FunctionTok"/>
+        </w:rPr>
+        <w:t xml:space="preserve">c</w:t>
+      </w:r>
+      <w:r>
+        <w:rPr>
+          <w:rStyle w:val="NormalTok"/>
+        </w:rPr>
+        <w:t xml:space="preserve">(</w:t>
+      </w:r>
+      <w:r>
+        <w:rPr>
+          <w:rStyle w:val="SpecialCharTok"/>
+        </w:rPr>
+        <w:t xml:space="preserve">-</w:t>
+      </w:r>
+      <w:r>
+        <w:rPr>
+          <w:rStyle w:val="NormalTok"/>
+        </w:rPr>
+        <w:t xml:space="preserve">w2[</w:t>
+      </w:r>
+      <w:r>
+        <w:rPr>
+          <w:rStyle w:val="DecValTok"/>
+        </w:rPr>
+        <w:t xml:space="preserve">2</w:t>
+      </w:r>
+      <w:r>
+        <w:rPr>
+          <w:rStyle w:val="NormalTok"/>
+        </w:rPr>
+        <w:t xml:space="preserve">], w2[</w:t>
+      </w:r>
+      <w:r>
+        <w:rPr>
+          <w:rStyle w:val="DecValTok"/>
+        </w:rPr>
+        <w:t xml:space="preserve">1</w:t>
+      </w:r>
+      <w:r>
+        <w:rPr>
+          <w:rStyle w:val="NormalTok"/>
+        </w:rPr>
+        <w:t xml:space="preserve">])</w:t>
+      </w:r>
+      <w:r>
+        <w:br/>
+      </w:r>
+      <w:r>
+        <w:rPr>
+          <w:rStyle w:val="NormalTok"/>
+        </w:rPr>
+        <w:t xml:space="preserve">line_levels </w:t>
+      </w:r>
+      <w:r>
+        <w:rPr>
+          <w:rStyle w:val="OtherTok"/>
+        </w:rPr>
+        <w:t xml:space="preserve">&lt;-</w:t>
+      </w:r>
+      <w:r>
+        <w:rPr>
+          <w:rStyle w:val="NormalTok"/>
+        </w:rPr>
+        <w:t xml:space="preserve"> </w:t>
+      </w:r>
+      <w:r>
+        <w:rPr>
+          <w:rStyle w:val="FunctionTok"/>
+        </w:rPr>
+        <w:t xml:space="preserve">sapply</w:t>
+      </w:r>
+      <w:r>
+        <w:rPr>
+          <w:rStyle w:val="NormalTok"/>
+        </w:rPr>
+        <w:t xml:space="preserve">(</w:t>
+      </w:r>
+      <w:r>
+        <w:rPr>
+          <w:rStyle w:val="SpecialCharTok"/>
+        </w:rPr>
+        <w:t xml:space="preserve">-</w:t>
+      </w:r>
+      <w:r>
+        <w:rPr>
+          <w:rStyle w:val="DecValTok"/>
+        </w:rPr>
+        <w:t xml:space="preserve">2</w:t>
+      </w:r>
+      <w:r>
+        <w:rPr>
+          <w:rStyle w:val="SpecialCharTok"/>
+        </w:rPr>
+        <w:t xml:space="preserve">:</w:t>
+      </w:r>
+      <w:r>
+        <w:rPr>
+          <w:rStyle w:val="DecValTok"/>
+        </w:rPr>
+        <w:t xml:space="preserve">2</w:t>
+      </w:r>
+      <w:r>
+        <w:rPr>
+          <w:rStyle w:val="NormalTok"/>
+        </w:rPr>
+        <w:t xml:space="preserve">, </w:t>
+      </w:r>
+      <w:r>
+        <w:rPr>
+          <w:rStyle w:val="ControlFlowTok"/>
+        </w:rPr>
+        <w:t xml:space="preserve">function</w:t>
+      </w:r>
+      <w:r>
+        <w:rPr>
+          <w:rStyle w:val="NormalTok"/>
+        </w:rPr>
+        <w:t xml:space="preserve">(t) </w:t>
+      </w:r>
+      <w:r>
+        <w:rPr>
+          <w:rStyle w:val="FunctionTok"/>
+        </w:rPr>
+        <w:t xml:space="preserve">level</w:t>
+      </w:r>
+      <w:r>
+        <w:rPr>
+          <w:rStyle w:val="NormalTok"/>
+        </w:rPr>
+        <w:t xml:space="preserve">(w2, b2, point_line </w:t>
+      </w:r>
+      <w:r>
+        <w:rPr>
+          <w:rStyle w:val="SpecialCharTok"/>
+        </w:rPr>
+        <w:t xml:space="preserve">+</w:t>
+      </w:r>
+      <w:r>
+        <w:rPr>
+          <w:rStyle w:val="NormalTok"/>
+        </w:rPr>
+        <w:t xml:space="preserve"> t </w:t>
+      </w:r>
+      <w:r>
+        <w:rPr>
+          <w:rStyle w:val="SpecialCharTok"/>
+        </w:rPr>
+        <w:t xml:space="preserve">*</w:t>
+      </w:r>
+      <w:r>
+        <w:rPr>
+          <w:rStyle w:val="NormalTok"/>
+        </w:rPr>
+        <w:t xml:space="preserve"> v))</w:t>
+      </w:r>
+      <w:r>
+        <w:br/>
+      </w:r>
+      <w:r>
+        <w:br/>
+      </w:r>
+      <w:r>
+        <w:rPr>
+          <w:rStyle w:val="NormalTok"/>
+        </w:rPr>
+        <w:t xml:space="preserve">w3 </w:t>
+      </w:r>
+      <w:r>
+        <w:rPr>
+          <w:rStyle w:val="OtherTok"/>
+        </w:rPr>
+        <w:t xml:space="preserve">&lt;-</w:t>
+      </w:r>
+      <w:r>
+        <w:rPr>
+          <w:rStyle w:val="NormalTok"/>
+        </w:rPr>
+        <w:t xml:space="preserve"> </w:t>
+      </w:r>
+      <w:r>
+        <w:rPr>
+          <w:rStyle w:val="FunctionTok"/>
+        </w:rPr>
+        <w:t xml:space="preserve">c</w:t>
+      </w:r>
+      <w:r>
+        <w:rPr>
+          <w:rStyle w:val="NormalTok"/>
+        </w:rPr>
+        <w:t xml:space="preserve">(</w:t>
+      </w:r>
+      <w:r>
+        <w:rPr>
+          <w:rStyle w:val="DecValTok"/>
+        </w:rPr>
+        <w:t xml:space="preserve">1</w:t>
+      </w:r>
+      <w:r>
+        <w:rPr>
+          <w:rStyle w:val="NormalTok"/>
+        </w:rPr>
+        <w:t xml:space="preserve">, </w:t>
+      </w:r>
+      <w:r>
+        <w:rPr>
+          <w:rStyle w:val="DecValTok"/>
+        </w:rPr>
+        <w:t xml:space="preserve">1</w:t>
+      </w:r>
+      <w:r>
+        <w:rPr>
+          <w:rStyle w:val="NormalTok"/>
+        </w:rPr>
+        <w:t xml:space="preserve">, </w:t>
+      </w:r>
+      <w:r>
+        <w:rPr>
+          <w:rStyle w:val="DecValTok"/>
+        </w:rPr>
+        <w:t xml:space="preserve">1</w:t>
+      </w:r>
+      <w:r>
+        <w:rPr>
+          <w:rStyle w:val="NormalTok"/>
+        </w:rPr>
+        <w:t xml:space="preserve">)</w:t>
+      </w:r>
+      <w:r>
+        <w:br/>
+      </w:r>
+      <w:r>
+        <w:rPr>
+          <w:rStyle w:val="NormalTok"/>
+        </w:rPr>
+        <w:t xml:space="preserve">b3 </w:t>
+      </w:r>
+      <w:r>
+        <w:rPr>
+          <w:rStyle w:val="OtherTok"/>
+        </w:rPr>
+        <w:t xml:space="preserve">&lt;-</w:t>
+      </w:r>
+      <w:r>
+        <w:rPr>
+          <w:rStyle w:val="NormalTok"/>
+        </w:rPr>
+        <w:t xml:space="preserve"> </w:t>
+      </w:r>
+      <w:r>
+        <w:rPr>
+          <w:rStyle w:val="SpecialCharTok"/>
+        </w:rPr>
+        <w:t xml:space="preserve">-</w:t>
+      </w:r>
+      <w:r>
+        <w:rPr>
+          <w:rStyle w:val="DecValTok"/>
+        </w:rPr>
+        <w:t xml:space="preserve">1</w:t>
+      </w:r>
+      <w:r>
+        <w:br/>
+      </w:r>
+      <w:r>
+        <w:rPr>
+          <w:rStyle w:val="NormalTok"/>
+        </w:rPr>
+        <w:t xml:space="preserve">point_plane </w:t>
+      </w:r>
+      <w:r>
+        <w:rPr>
+          <w:rStyle w:val="OtherTok"/>
+        </w:rPr>
+        <w:t xml:space="preserve">&lt;-</w:t>
+      </w:r>
+      <w:r>
+        <w:rPr>
+          <w:rStyle w:val="NormalTok"/>
+        </w:rPr>
+        <w:t xml:space="preserve"> </w:t>
+      </w:r>
+      <w:r>
+        <w:rPr>
+          <w:rStyle w:val="SpecialCharTok"/>
+        </w:rPr>
+        <w:t xml:space="preserve">-</w:t>
+      </w:r>
+      <w:r>
+        <w:rPr>
+          <w:rStyle w:val="NormalTok"/>
+        </w:rPr>
+        <w:t xml:space="preserve">b3 </w:t>
+      </w:r>
+      <w:r>
+        <w:rPr>
+          <w:rStyle w:val="SpecialCharTok"/>
+        </w:rPr>
+        <w:t xml:space="preserve">/</w:t>
+      </w:r>
+      <w:r>
+        <w:rPr>
+          <w:rStyle w:val="NormalTok"/>
+        </w:rPr>
+        <w:t xml:space="preserve"> </w:t>
+      </w:r>
+      <w:r>
+        <w:rPr>
+          <w:rStyle w:val="FunctionTok"/>
+        </w:rPr>
+        <w:t xml:space="preserve">sum</w:t>
+      </w:r>
+      <w:r>
+        <w:rPr>
+          <w:rStyle w:val="NormalTok"/>
+        </w:rPr>
+        <w:t xml:space="preserve">(w3 </w:t>
+      </w:r>
+      <w:r>
+        <w:rPr>
+          <w:rStyle w:val="SpecialCharTok"/>
+        </w:rPr>
+        <w:t xml:space="preserve">*</w:t>
+      </w:r>
+      <w:r>
+        <w:rPr>
+          <w:rStyle w:val="NormalTok"/>
+        </w:rPr>
+        <w:t xml:space="preserve"> w3) </w:t>
+      </w:r>
+      <w:r>
+        <w:rPr>
+          <w:rStyle w:val="SpecialCharTok"/>
+        </w:rPr>
+        <w:t xml:space="preserve">*</w:t>
+      </w:r>
+      <w:r>
+        <w:rPr>
+          <w:rStyle w:val="NormalTok"/>
+        </w:rPr>
+        <w:t xml:space="preserve"> w3</w:t>
+      </w:r>
+      <w:r>
+        <w:br/>
+      </w:r>
+      <w:r>
+        <w:rPr>
+          <w:rStyle w:val="NormalTok"/>
+        </w:rPr>
+        <w:t xml:space="preserve">v1 </w:t>
+      </w:r>
+      <w:r>
+        <w:rPr>
+          <w:rStyle w:val="OtherTok"/>
+        </w:rPr>
+        <w:t xml:space="preserve">&lt;-</w:t>
+      </w:r>
+      <w:r>
+        <w:rPr>
+          <w:rStyle w:val="NormalTok"/>
+        </w:rPr>
+        <w:t xml:space="preserve"> </w:t>
+      </w:r>
+      <w:r>
+        <w:rPr>
+          <w:rStyle w:val="FunctionTok"/>
+        </w:rPr>
+        <w:t xml:space="preserve">c</w:t>
+      </w:r>
+      <w:r>
+        <w:rPr>
+          <w:rStyle w:val="NormalTok"/>
+        </w:rPr>
+        <w:t xml:space="preserve">(</w:t>
+      </w:r>
+      <w:r>
+        <w:rPr>
+          <w:rStyle w:val="DecValTok"/>
+        </w:rPr>
+        <w:t xml:space="preserve">1</w:t>
+      </w:r>
+      <w:r>
+        <w:rPr>
+          <w:rStyle w:val="NormalTok"/>
+        </w:rPr>
+        <w:t xml:space="preserve">, </w:t>
+      </w:r>
+      <w:r>
+        <w:rPr>
+          <w:rStyle w:val="SpecialCharTok"/>
+        </w:rPr>
+        <w:t xml:space="preserve">-</w:t>
+      </w:r>
+      <w:r>
+        <w:rPr>
+          <w:rStyle w:val="DecValTok"/>
+        </w:rPr>
+        <w:t xml:space="preserve">1</w:t>
+      </w:r>
+      <w:r>
+        <w:rPr>
+          <w:rStyle w:val="NormalTok"/>
+        </w:rPr>
+        <w:t xml:space="preserve">, </w:t>
+      </w:r>
+      <w:r>
+        <w:rPr>
+          <w:rStyle w:val="DecValTok"/>
+        </w:rPr>
+        <w:t xml:space="preserve">0</w:t>
+      </w:r>
+      <w:r>
+        <w:rPr>
+          <w:rStyle w:val="NormalTok"/>
+        </w:rPr>
+        <w:t xml:space="preserve">)</w:t>
+      </w:r>
+      <w:r>
+        <w:br/>
+      </w:r>
+      <w:r>
+        <w:rPr>
+          <w:rStyle w:val="NormalTok"/>
+        </w:rPr>
+        <w:t xml:space="preserve">v2 </w:t>
+      </w:r>
+      <w:r>
+        <w:rPr>
+          <w:rStyle w:val="OtherTok"/>
+        </w:rPr>
+        <w:t xml:space="preserve">&lt;-</w:t>
+      </w:r>
+      <w:r>
+        <w:rPr>
+          <w:rStyle w:val="NormalTok"/>
+        </w:rPr>
+        <w:t xml:space="preserve"> </w:t>
+      </w:r>
+      <w:r>
+        <w:rPr>
+          <w:rStyle w:val="FunctionTok"/>
+        </w:rPr>
+        <w:t xml:space="preserve">c</w:t>
+      </w:r>
+      <w:r>
+        <w:rPr>
+          <w:rStyle w:val="NormalTok"/>
+        </w:rPr>
+        <w:t xml:space="preserve">(</w:t>
+      </w:r>
+      <w:r>
+        <w:rPr>
+          <w:rStyle w:val="DecValTok"/>
+        </w:rPr>
+        <w:t xml:space="preserve">0</w:t>
+      </w:r>
+      <w:r>
+        <w:rPr>
+          <w:rStyle w:val="NormalTok"/>
+        </w:rPr>
+        <w:t xml:space="preserve">, </w:t>
+      </w:r>
+      <w:r>
+        <w:rPr>
+          <w:rStyle w:val="DecValTok"/>
+        </w:rPr>
+        <w:t xml:space="preserve">1</w:t>
+      </w:r>
+      <w:r>
+        <w:rPr>
+          <w:rStyle w:val="NormalTok"/>
+        </w:rPr>
+        <w:t xml:space="preserve">, </w:t>
+      </w:r>
+      <w:r>
+        <w:rPr>
+          <w:rStyle w:val="SpecialCharTok"/>
+        </w:rPr>
+        <w:t xml:space="preserve">-</w:t>
+      </w:r>
+      <w:r>
+        <w:rPr>
+          <w:rStyle w:val="DecValTok"/>
+        </w:rPr>
+        <w:t xml:space="preserve">1</w:t>
+      </w:r>
+      <w:r>
+        <w:rPr>
+          <w:rStyle w:val="NormalTok"/>
+        </w:rPr>
+        <w:t xml:space="preserve">)</w:t>
+      </w:r>
+      <w:r>
+        <w:br/>
+      </w:r>
+      <w:r>
+        <w:rPr>
+          <w:rStyle w:val="NormalTok"/>
+        </w:rPr>
+        <w:t xml:space="preserve">grid </w:t>
+      </w:r>
+      <w:r>
+        <w:rPr>
+          <w:rStyle w:val="OtherTok"/>
+        </w:rPr>
+        <w:t xml:space="preserve">&lt;-</w:t>
+      </w:r>
+      <w:r>
+        <w:rPr>
+          <w:rStyle w:val="NormalTok"/>
+        </w:rPr>
+        <w:t xml:space="preserve"> </w:t>
+      </w:r>
+      <w:r>
+        <w:rPr>
+          <w:rStyle w:val="FunctionTok"/>
+        </w:rPr>
+        <w:t xml:space="preserve">expand.grid</w:t>
+      </w:r>
+      <w:r>
+        <w:rPr>
+          <w:rStyle w:val="NormalTok"/>
+        </w:rPr>
+        <w:t xml:space="preserve">(</w:t>
+      </w:r>
+      <w:r>
+        <w:rPr>
+          <w:rStyle w:val="AttributeTok"/>
+        </w:rPr>
+        <w:t xml:space="preserve">s =</w:t>
+      </w:r>
+      <w:r>
+        <w:rPr>
+          <w:rStyle w:val="NormalTok"/>
+        </w:rPr>
+        <w:t xml:space="preserve"> </w:t>
+      </w:r>
+      <w:r>
+        <w:rPr>
+          <w:rStyle w:val="SpecialCharTok"/>
+        </w:rPr>
+        <w:t xml:space="preserve">-</w:t>
+      </w:r>
+      <w:r>
+        <w:rPr>
+          <w:rStyle w:val="DecValTok"/>
+        </w:rPr>
+        <w:t xml:space="preserve">2</w:t>
+      </w:r>
+      <w:r>
+        <w:rPr>
+          <w:rStyle w:val="SpecialCharTok"/>
+        </w:rPr>
+        <w:t xml:space="preserve">:</w:t>
+      </w:r>
+      <w:r>
+        <w:rPr>
+          <w:rStyle w:val="DecValTok"/>
+        </w:rPr>
+        <w:t xml:space="preserve">2</w:t>
+      </w:r>
+      <w:r>
+        <w:rPr>
+          <w:rStyle w:val="NormalTok"/>
+        </w:rPr>
+        <w:t xml:space="preserve">, </w:t>
+      </w:r>
+      <w:r>
+        <w:rPr>
+          <w:rStyle w:val="AttributeTok"/>
+        </w:rPr>
+        <w:t xml:space="preserve">t =</w:t>
+      </w:r>
+      <w:r>
+        <w:rPr>
+          <w:rStyle w:val="NormalTok"/>
+        </w:rPr>
+        <w:t xml:space="preserve"> </w:t>
+      </w:r>
+      <w:r>
+        <w:rPr>
+          <w:rStyle w:val="SpecialCharTok"/>
+        </w:rPr>
+        <w:t xml:space="preserve">-</w:t>
+      </w:r>
+      <w:r>
+        <w:rPr>
+          <w:rStyle w:val="DecValTok"/>
+        </w:rPr>
+        <w:t xml:space="preserve">2</w:t>
+      </w:r>
+      <w:r>
+        <w:rPr>
+          <w:rStyle w:val="SpecialCharTok"/>
+        </w:rPr>
+        <w:t xml:space="preserve">:</w:t>
+      </w:r>
+      <w:r>
+        <w:rPr>
+          <w:rStyle w:val="DecValTok"/>
+        </w:rPr>
+        <w:t xml:space="preserve">2</w:t>
+      </w:r>
+      <w:r>
+        <w:rPr>
+          <w:rStyle w:val="NormalTok"/>
+        </w:rPr>
+        <w:t xml:space="preserve">)</w:t>
+      </w:r>
+      <w:r>
+        <w:br/>
+      </w:r>
+      <w:r>
+        <w:rPr>
+          <w:rStyle w:val="NormalTok"/>
+        </w:rPr>
+        <w:t xml:space="preserve">plane_levels </w:t>
+      </w:r>
+      <w:r>
+        <w:rPr>
+          <w:rStyle w:val="OtherTok"/>
+        </w:rPr>
+        <w:t xml:space="preserve">&lt;-</w:t>
+      </w:r>
+      <w:r>
+        <w:rPr>
+          <w:rStyle w:val="NormalTok"/>
+        </w:rPr>
+        <w:t xml:space="preserve"> </w:t>
+      </w:r>
+      <w:r>
+        <w:rPr>
+          <w:rStyle w:val="FunctionTok"/>
+        </w:rPr>
+        <w:t xml:space="preserve">mapply</w:t>
+      </w:r>
+      <w:r>
+        <w:rPr>
+          <w:rStyle w:val="NormalTok"/>
+        </w:rPr>
+        <w:t xml:space="preserve">(</w:t>
+      </w:r>
+      <w:r>
+        <w:br/>
+      </w:r>
+      <w:r>
+        <w:rPr>
+          <w:rStyle w:val="NormalTok"/>
+        </w:rPr>
+        <w:t xml:space="preserve">  </w:t>
+      </w:r>
+      <w:r>
+        <w:rPr>
+          <w:rStyle w:val="ControlFlowTok"/>
+        </w:rPr>
+        <w:t xml:space="preserve">function</w:t>
+      </w:r>
+      <w:r>
+        <w:rPr>
+          <w:rStyle w:val="NormalTok"/>
+        </w:rPr>
+        <w:t xml:space="preserve">(s, t) </w:t>
+      </w:r>
+      <w:r>
+        <w:rPr>
+          <w:rStyle w:val="FunctionTok"/>
+        </w:rPr>
+        <w:t xml:space="preserve">level</w:t>
+      </w:r>
+      <w:r>
+        <w:rPr>
+          <w:rStyle w:val="NormalTok"/>
+        </w:rPr>
+        <w:t xml:space="preserve">(w3, b3, point_plane </w:t>
+      </w:r>
+      <w:r>
+        <w:rPr>
+          <w:rStyle w:val="SpecialCharTok"/>
+        </w:rPr>
+        <w:t xml:space="preserve">+</w:t>
+      </w:r>
+      <w:r>
+        <w:rPr>
+          <w:rStyle w:val="NormalTok"/>
+        </w:rPr>
+        <w:t xml:space="preserve"> s </w:t>
+      </w:r>
+      <w:r>
+        <w:rPr>
+          <w:rStyle w:val="SpecialCharTok"/>
+        </w:rPr>
+        <w:t xml:space="preserve">*</w:t>
+      </w:r>
+      <w:r>
+        <w:rPr>
+          <w:rStyle w:val="NormalTok"/>
+        </w:rPr>
+        <w:t xml:space="preserve"> v1 </w:t>
+      </w:r>
+      <w:r>
+        <w:rPr>
+          <w:rStyle w:val="SpecialCharTok"/>
+        </w:rPr>
+        <w:t xml:space="preserve">+</w:t>
+      </w:r>
+      <w:r>
+        <w:rPr>
+          <w:rStyle w:val="NormalTok"/>
+        </w:rPr>
+        <w:t xml:space="preserve"> t </w:t>
+      </w:r>
+      <w:r>
+        <w:rPr>
+          <w:rStyle w:val="SpecialCharTok"/>
+        </w:rPr>
+        <w:t xml:space="preserve">*</w:t>
+      </w:r>
+      <w:r>
+        <w:rPr>
+          <w:rStyle w:val="NormalTok"/>
+        </w:rPr>
+        <w:t xml:space="preserve"> v2),</w:t>
+      </w:r>
+      <w:r>
+        <w:br/>
+      </w:r>
+      <w:r>
+        <w:rPr>
+          <w:rStyle w:val="NormalTok"/>
+        </w:rPr>
+        <w:t xml:space="preserve">  grid</w:t>
+      </w:r>
+      <w:r>
+        <w:rPr>
+          <w:rStyle w:val="SpecialCharTok"/>
+        </w:rPr>
+        <w:t xml:space="preserve">$</w:t>
+      </w:r>
+      <w:r>
+        <w:rPr>
+          <w:rStyle w:val="NormalTok"/>
+        </w:rPr>
+        <w:t xml:space="preserve">s, grid</w:t>
+      </w:r>
+      <w:r>
+        <w:rPr>
+          <w:rStyle w:val="SpecialCharTok"/>
+        </w:rPr>
+        <w:t xml:space="preserve">$</w:t>
+      </w:r>
+      <w:r>
+        <w:rPr>
+          <w:rStyle w:val="NormalTok"/>
+        </w:rPr>
+        <w:t xml:space="preserve">t</w:t>
+      </w:r>
+      <w:r>
+        <w:br/>
+      </w:r>
+      <w:r>
+        <w:rPr>
+          <w:rStyle w:val="NormalTok"/>
+        </w:rPr>
+        <w:t xml:space="preserve">)</w:t>
+      </w:r>
+      <w:r>
+        <w:br/>
+      </w:r>
+      <w:r>
+        <w:br/>
+      </w:r>
+      <w:r>
+        <w:rPr>
+          <w:rStyle w:val="FunctionTok"/>
+        </w:rPr>
+        <w:t xml:space="preserve">c</w:t>
+      </w:r>
+      <w:r>
+        <w:rPr>
+          <w:rStyle w:val="NormalTok"/>
+        </w:rPr>
+        <w:t xml:space="preserve">(</w:t>
+      </w:r>
+      <w:r>
+        <w:br/>
+      </w:r>
+      <w:r>
+        <w:rPr>
+          <w:rStyle w:val="NormalTok"/>
+        </w:rPr>
+        <w:t xml:space="preserve">  </w:t>
+      </w:r>
+      <w:r>
+        <w:rPr>
+          <w:rStyle w:val="AttributeTok"/>
+        </w:rPr>
+        <w:t xml:space="preserve">origin_in_R2 =</w:t>
+      </w:r>
+      <w:r>
+        <w:rPr>
+          <w:rStyle w:val="NormalTok"/>
+        </w:rPr>
+        <w:t xml:space="preserve"> </w:t>
+      </w:r>
+      <w:r>
+        <w:rPr>
+          <w:rStyle w:val="FunctionTok"/>
+        </w:rPr>
+        <w:t xml:space="preserve">level</w:t>
+      </w:r>
+      <w:r>
+        <w:rPr>
+          <w:rStyle w:val="NormalTok"/>
+        </w:rPr>
+        <w:t xml:space="preserve">(w2, b2, </w:t>
+      </w:r>
+      <w:r>
+        <w:rPr>
+          <w:rStyle w:val="FunctionTok"/>
+        </w:rPr>
+        <w:t xml:space="preserve">c</w:t>
+      </w:r>
+      <w:r>
+        <w:rPr>
+          <w:rStyle w:val="NormalTok"/>
+        </w:rPr>
+        <w:t xml:space="preserve">(</w:t>
+      </w:r>
+      <w:r>
+        <w:rPr>
+          <w:rStyle w:val="DecValTok"/>
+        </w:rPr>
+        <w:t xml:space="preserve">0</w:t>
+      </w:r>
+      <w:r>
+        <w:rPr>
+          <w:rStyle w:val="NormalTok"/>
+        </w:rPr>
+        <w:t xml:space="preserve">, </w:t>
+      </w:r>
+      <w:r>
+        <w:rPr>
+          <w:rStyle w:val="DecValTok"/>
+        </w:rPr>
+        <w:t xml:space="preserve">0</w:t>
+      </w:r>
+      <w:r>
+        <w:rPr>
+          <w:rStyle w:val="NormalTok"/>
+        </w:rPr>
+        <w:t xml:space="preserve">)),</w:t>
+      </w:r>
+      <w:r>
+        <w:br/>
+      </w:r>
+      <w:r>
+        <w:rPr>
+          <w:rStyle w:val="NormalTok"/>
+        </w:rPr>
+        <w:t xml:space="preserve">  </w:t>
+      </w:r>
+      <w:r>
+        <w:rPr>
+          <w:rStyle w:val="AttributeTok"/>
+        </w:rPr>
+        <w:t xml:space="preserve">origin_in_R3 =</w:t>
+      </w:r>
+      <w:r>
+        <w:rPr>
+          <w:rStyle w:val="NormalTok"/>
+        </w:rPr>
+        <w:t xml:space="preserve"> </w:t>
+      </w:r>
+      <w:r>
+        <w:rPr>
+          <w:rStyle w:val="FunctionTok"/>
+        </w:rPr>
+        <w:t xml:space="preserve">level</w:t>
+      </w:r>
+      <w:r>
+        <w:rPr>
+          <w:rStyle w:val="NormalTok"/>
+        </w:rPr>
+        <w:t xml:space="preserve">(w3, b3, </w:t>
+      </w:r>
+      <w:r>
+        <w:rPr>
+          <w:rStyle w:val="FunctionTok"/>
+        </w:rPr>
+        <w:t xml:space="preserve">c</w:t>
+      </w:r>
+      <w:r>
+        <w:rPr>
+          <w:rStyle w:val="NormalTok"/>
+        </w:rPr>
+        <w:t xml:space="preserve">(</w:t>
+      </w:r>
+      <w:r>
+        <w:rPr>
+          <w:rStyle w:val="DecValTok"/>
+        </w:rPr>
+        <w:t xml:space="preserve">0</w:t>
+      </w:r>
+      <w:r>
+        <w:rPr>
+          <w:rStyle w:val="NormalTok"/>
+        </w:rPr>
+        <w:t xml:space="preserve">, </w:t>
+      </w:r>
+      <w:r>
+        <w:rPr>
+          <w:rStyle w:val="DecValTok"/>
+        </w:rPr>
+        <w:t xml:space="preserve">0</w:t>
+      </w:r>
+      <w:r>
+        <w:rPr>
+          <w:rStyle w:val="NormalTok"/>
+        </w:rPr>
+        <w:t xml:space="preserve">, </w:t>
+      </w:r>
+      <w:r>
+        <w:rPr>
+          <w:rStyle w:val="DecValTok"/>
+        </w:rPr>
+        <w:t xml:space="preserve">0</w:t>
+      </w:r>
+      <w:r>
+        <w:rPr>
+          <w:rStyle w:val="NormalTok"/>
+        </w:rPr>
+        <w:t xml:space="preserve">)),</w:t>
+      </w:r>
+      <w:r>
+        <w:br/>
+      </w:r>
+      <w:r>
+        <w:rPr>
+          <w:rStyle w:val="NormalTok"/>
+        </w:rPr>
+        <w:t xml:space="preserve">  </w:t>
+      </w:r>
+      <w:r>
+        <w:rPr>
+          <w:rStyle w:val="AttributeTok"/>
+        </w:rPr>
+        <w:t xml:space="preserve">origin_with_b0 =</w:t>
+      </w:r>
+      <w:r>
+        <w:rPr>
+          <w:rStyle w:val="NormalTok"/>
+        </w:rPr>
+        <w:t xml:space="preserve"> </w:t>
+      </w:r>
+      <w:r>
+        <w:rPr>
+          <w:rStyle w:val="FunctionTok"/>
+        </w:rPr>
+        <w:t xml:space="preserve">level</w:t>
+      </w:r>
+      <w:r>
+        <w:rPr>
+          <w:rStyle w:val="NormalTok"/>
+        </w:rPr>
+        <w:t xml:space="preserve">(w3, </w:t>
+      </w:r>
+      <w:r>
+        <w:rPr>
+          <w:rStyle w:val="DecValTok"/>
+        </w:rPr>
+        <w:t xml:space="preserve">0</w:t>
+      </w:r>
+      <w:r>
+        <w:rPr>
+          <w:rStyle w:val="NormalTok"/>
+        </w:rPr>
+        <w:t xml:space="preserve">, </w:t>
+      </w:r>
+      <w:r>
+        <w:rPr>
+          <w:rStyle w:val="FunctionTok"/>
+        </w:rPr>
+        <w:t xml:space="preserve">c</w:t>
+      </w:r>
+      <w:r>
+        <w:rPr>
+          <w:rStyle w:val="NormalTok"/>
+        </w:rPr>
+        <w:t xml:space="preserve">(</w:t>
+      </w:r>
+      <w:r>
+        <w:rPr>
+          <w:rStyle w:val="DecValTok"/>
+        </w:rPr>
+        <w:t xml:space="preserve">0</w:t>
+      </w:r>
+      <w:r>
+        <w:rPr>
+          <w:rStyle w:val="NormalTok"/>
+        </w:rPr>
+        <w:t xml:space="preserve">, </w:t>
+      </w:r>
+      <w:r>
+        <w:rPr>
+          <w:rStyle w:val="DecValTok"/>
+        </w:rPr>
+        <w:t xml:space="preserve">0</w:t>
+      </w:r>
+      <w:r>
+        <w:rPr>
+          <w:rStyle w:val="NormalTok"/>
+        </w:rPr>
+        <w:t xml:space="preserve">, </w:t>
+      </w:r>
+      <w:r>
+        <w:rPr>
+          <w:rStyle w:val="DecValTok"/>
+        </w:rPr>
+        <w:t xml:space="preserve">0</w:t>
+      </w:r>
+      <w:r>
+        <w:rPr>
+          <w:rStyle w:val="NormalTok"/>
+        </w:rPr>
+        <w:t xml:space="preserve">))</w:t>
+      </w:r>
+      <w:r>
+        <w:br/>
+      </w:r>
+      <w:r>
+        <w:rPr>
+          <w:rStyle w:val="NormalTok"/>
+        </w:rPr>
+        <w:t xml:space="preserve">)</w:t>
+      </w:r>
+      <w:r>
+        <w:br/>
+      </w:r>
+      <w:r>
+        <w:rPr>
+          <w:rStyle w:val="CommentTok"/>
+        </w:rPr>
+        <w:t xml:space="preserve">#&gt;   origin_in_R2   origin_in_R3 origin_with_b0 </w:t>
+      </w:r>
+      <w:r>
+        <w:br/>
+      </w:r>
+      <w:r>
+        <w:rPr>
+          <w:rStyle w:val="CommentTok"/>
+        </w:rPr>
+        <w:t xml:space="preserve">#&gt;             -1             -1              0</w:t>
+      </w:r>
+    </w:p>
+    <w:p>
+      <w:pPr>
+        <w:pStyle w:val="FirstParagraph"/>
+      </w:pPr>
+      <w:r>
+        <w:t xml:space="preserve">At the origin the left side equals the offset,</w:t>
+      </w:r>
+      <w:r>
+        <w:t xml:space="preserve"> </w:t>
+      </w:r>
+      <w:r>
+        <w:t xml:space="preserve">so the origin is on the line only if</w:t>
+      </w:r>
+      <w:r>
+        <w:t xml:space="preserve"> </w:t>
+      </w:r>
+      <m:oMath>
+        <m:r>
+          <m:t>b</m:t>
+        </m:r>
+      </m:oMath>
+      <w:r>
+        <w:t xml:space="preserve"> </w:t>
+      </w:r>
+      <w:r>
+        <w:t xml:space="preserve">is</w:t>
+      </w:r>
+      <w:r>
+        <w:t xml:space="preserve"> </w:t>
+      </w:r>
+      <m:oMath>
+        <m:r>
+          <m:t>0</m:t>
+        </m:r>
+      </m:oMath>
+      <w:r>
+        <w:t xml:space="preserve">:</w:t>
+      </w:r>
+      <w:r>
+        <w:t xml:space="preserve"> </w:t>
+      </w:r>
+      <w:r>
+        <w:t xml:space="preserve">it gives -1 for the line and -1 for the plane,</w:t>
+      </w:r>
+      <w:r>
+        <w:t xml:space="preserve"> </w:t>
+      </w:r>
+      <w:r>
+        <w:t xml:space="preserve">and 0 once the offset is changed to</w:t>
+      </w:r>
+      <w:r>
+        <w:t xml:space="preserve"> </w:t>
+      </w:r>
+      <m:oMath>
+        <m:r>
+          <m:t>0</m:t>
+        </m:r>
+      </m:oMath>
+      <w:r>
+        <w:t xml:space="preserve">.</w:t>
+      </w:r>
+      <w:r>
+        <w:t xml:space="preserve"> </w:t>
+      </w:r>
+      <w:r>
+        <w:t xml:space="preserve">All 5 points</w:t>
+      </w:r>
+      <w:r>
+        <w:t xml:space="preserve"> </w:t>
+      </w:r>
+      <w:r>
+        <w:t xml:space="preserve">$\mathord{\smash[b]{\underset{\raise.3ex\hbox{$\scriptstyle\sim$}}{x}}\vphantom{x}}_0 + t\,\mathord{\smash[b]{\underset{\raise.3ex\hbox{$\scriptstyle\sim$}}{v}}\vphantom{v}}$</w:t>
+      </w:r>
+      <w:r>
+        <w:t xml:space="preserve"> </w:t>
+      </w:r>
+      <w:r>
+        <w:t xml:space="preserve">on the line</w:t>
+      </w:r>
+      <w:r>
+        <w:t xml:space="preserve"> </w:t>
+      </w:r>
+      <w:r>
+        <w:t xml:space="preserve">and all 25 points</w:t>
+      </w:r>
+      <w:r>
+        <w:t xml:space="preserve"> </w:t>
+      </w:r>
+      <w:r>
+        <w:t xml:space="preserve">$\mathord{\smash[b]{\underset{\raise.3ex\hbox{$\scriptstyle\sim$}}{x}}\vphantom{x}}_0 + s\,\mathord{\smash[b]{\underset{\raise.3ex\hbox{$\scriptstyle\sim$}}{v}}\vphantom{v}}_1 + t\,\mathord{\smash[b]{\underset{\raise.3ex\hbox{$\scriptstyle\sim$}}{v}}\vphantom{v}}_2$</w:t>
+      </w:r>
+      <w:r>
+        <w:t xml:space="preserve"> </w:t>
+      </w:r>
+      <w:r>
+        <w:t xml:space="preserve">on the plane</w:t>
+      </w:r>
+      <w:r>
+        <w:t xml:space="preserve"> </w:t>
+      </w:r>
+      <w:r>
+        <w:t xml:space="preserve">satisfy the equation up to rounding error:</w:t>
+      </w:r>
+      <w:r>
+        <w:t xml:space="preserve"> </w:t>
+      </w:r>
+      <w:r>
+        <w:t xml:space="preserve">30 of the</w:t>
+      </w:r>
+      <w:r>
+        <w:t xml:space="preserve"> </w:t>
+      </w:r>
+      <w:r>
+        <w:t xml:space="preserve">30 points have</w:t>
+      </w:r>
+      <w:r>
+        <w:t xml:space="preserve"> </w:t>
+      </w:r>
+      <w:r>
+        <w:t xml:space="preserve">$\mathopen{}\left|\mathord{\smash[b]{\underset{\raise.3ex\hbox{$\scriptstyle\sim$}}{w}}\vphantom{w}} \cdot \mathord{\smash[b]{\underset{\raise.3ex\hbox{$\scriptstyle\sim$}}{x}}\vphantom{x}} + b\right|\mathclose{} &lt; 10^{-10}$</w:t>
+      </w:r>
+      <w:r>
+        <w:t xml:space="preserve">.</w:t>
+      </w:r>
+    </w:p>
+    <w:bookmarkEnd w:id="89"/>
+    <w:bookmarkStart w:id="91" w:name="def-half-space"/>
+    <w:p>
+      <w:pPr>
+        <w:pStyle w:val="BodyText"/>
+      </w:pPr>
+      <w:r>
+        <w:rPr>
+          <w:b/>
+          <w:bCs/>
+        </w:rPr>
+        <w:t xml:space="preserve">Definition 9 (Open half-space)</w:t>
+      </w:r>
+      <w:r>
+        <w:t xml:space="preserve"> </w:t>
+      </w:r>
+      <w:r>
+        <w:t xml:space="preserve">Let</w:t>
+      </w:r>
+      <w:r>
+        <w:t xml:space="preserve"> </w:t>
+      </w:r>
+      <w:r>
+        <w:t xml:space="preserve">$\mathcal{H} = \mathopen{}\left\{\mathord{\smash[b]{\underset{\raise.3ex\hbox{$\scriptstyle\sim$}}{x}}\vphantom{x}}\in \mathbb{R}^p : \mathord{\smash[b]{\underset{\raise.3ex\hbox{$\scriptstyle\sim$}}{w}}\vphantom{w}} \cdot \mathord{\smash[b]{\underset{\raise.3ex\hbox{$\scriptstyle\sim$}}{x}}\vphantom{x}} + b = 0\right\}\mathclose{}$</w:t>
+      </w:r>
+      <w:r>
+        <w:t xml:space="preserve"> </w:t>
+      </w:r>
+      <w:r>
+        <w:t xml:space="preserve">be a hyperplane (</w:t>
+      </w:r>
+      <w:hyperlink r:id="rId81">
+        <w:r>
+          <w:rPr>
+            <w:rStyle w:val="Hyperlink"/>
+          </w:rPr>
+          <w:t xml:space="preserve">Definition 22 in Matrices</w:t>
+        </w:r>
+      </w:hyperlink>
+      <w:r>
+        <w:t xml:space="preserve">).</w:t>
+      </w:r>
+      <w:r>
+        <w:t xml:space="preserve"> </w:t>
+      </w:r>
+      <w:r>
+        <w:t xml:space="preserve">The two</w:t>
+      </w:r>
+      <w:r>
+        <w:t xml:space="preserve"> </w:t>
+      </w:r>
+      <w:r>
+        <w:rPr>
+          <w:b/>
+          <w:bCs/>
+        </w:rPr>
+        <w:t xml:space="preserve">open half-spaces</w:t>
+      </w:r>
+      <w:r>
+        <w:t xml:space="preserve"> </w:t>
+      </w:r>
+      <w:r>
+        <w:t xml:space="preserve">[6]</w:t>
+      </w:r>
+      <w:r>
+        <w:t xml:space="preserve"> </w:t>
+      </w:r>
+      <w:r>
+        <w:t xml:space="preserve">of</w:t>
+      </w:r>
+      <w:r>
+        <w:t xml:space="preserve"> </w:t>
+      </w:r>
+      <m:oMath>
+        <m:r>
+          <m:rPr>
+            <m:scr m:val="script"/>
+            <m:sty m:val="p"/>
+          </m:rPr>
+          <m:t>H</m:t>
+        </m:r>
+      </m:oMath>
+      <w:r>
+        <w:t xml:space="preserve"> </w:t>
+      </w:r>
+      <w:r>
+        <w:t xml:space="preserve">are</w:t>
+      </w:r>
+    </w:p>
+    <w:p>
+      <w:pPr>
+        <w:pStyle w:val="BodyText"/>
+      </w:pPr>
+      <w:bookmarkStart w:id="90" w:name="eq-half-space"/>
+      <w:r>
+        <w:t xml:space="preserve">$$
+    \mathcal{H}^+ \stackrel{\text{def}}{=}\mathopen{}\left\{\mathord{\smash[b]{\underset{\raise.3ex\hbox{$\scriptstyle\sim$}}{x}}\vphantom{x}}\in \mathbb{R}^p : \mathord{\smash[b]{\underset{\raise.3ex\hbox{$\scriptstyle\sim$}}{w}}\vphantom{w}} \cdot \mathord{\smash[b]{\underset{\raise.3ex\hbox{$\scriptstyle\sim$}}{x}}\vphantom{x}} + b &gt; 0\right\}\mathclose{}
+    \quad \text{and} \quad
+    \mathcal{H}^- \stackrel{\text{def}}{=}\mathopen{}\left\{\mathord{\smash[b]{\underset{\raise.3ex\hbox{$\scriptstyle\sim$}}{x}}\vphantom{x}}\in \mathbb{R}^p : \mathord{\smash[b]{\underset{\raise.3ex\hbox{$\scriptstyle\sim$}}{w}}\vphantom{w}} \cdot \mathord{\smash[b]{\underset{\raise.3ex\hbox{$\scriptstyle\sim$}}{x}}\vphantom{x}} + b &lt; 0\right\}\mathclose{}.
+     \qquad(1)$$</w:t>
+      </w:r>
+      <w:bookmarkEnd w:id="90"/>
+    </w:p>
+    <w:bookmarkEnd w:id="91"/>
+    <w:bookmarkStart w:id="92" w:name="def-closed-half-space"/>
+    <w:p>
+      <w:pPr>
+        <w:pStyle w:val="FirstParagraph"/>
+      </w:pPr>
+      <w:r>
+        <w:rPr>
+          <w:b/>
+          <w:bCs/>
+        </w:rPr>
+        <w:t xml:space="preserve">Definition 10 (Closed half-space)</w:t>
+      </w:r>
+      <w:r>
+        <w:t xml:space="preserve"> </w:t>
+      </w:r>
+      <w:r>
+        <w:t xml:space="preserve">The</w:t>
+      </w:r>
+      <w:r>
+        <w:t xml:space="preserve"> </w:t>
+      </w:r>
+      <w:r>
+        <w:rPr>
+          <w:b/>
+          <w:bCs/>
+        </w:rPr>
+        <w:t xml:space="preserve">closed half-spaces</w:t>
+      </w:r>
+      <w:r>
+        <w:t xml:space="preserve"> </w:t>
+      </w:r>
+      <w:r>
+        <w:t xml:space="preserve">of the hyperplane</w:t>
+      </w:r>
+      <w:r>
+        <w:t xml:space="preserve"> </w:t>
+      </w:r>
+      <m:oMath>
+        <m:r>
+          <m:rPr>
+            <m:scr m:val="script"/>
+            <m:sty m:val="p"/>
+          </m:rPr>
+          <m:t>H</m:t>
+        </m:r>
+      </m:oMath>
+      <w:r>
+        <w:t xml:space="preserve"> </w:t>
+      </w:r>
+      <w:r>
+        <w:t xml:space="preserve">of</w:t>
+      </w:r>
+      <w:r>
+        <w:t xml:space="preserve"> </w:t>
+      </w:r>
+      <w:hyperlink w:anchor="def-half-space">
+        <w:r>
+          <w:rPr>
+            <w:rStyle w:val="Hyperlink"/>
+          </w:rPr>
+          <w:t xml:space="preserve">Definition 9</w:t>
+        </w:r>
+      </w:hyperlink>
+      <w:r>
+        <w:t xml:space="preserve"> </w:t>
+      </w:r>
+      <w:r>
+        <w:t xml:space="preserve">also include</w:t>
+      </w:r>
+      <w:r>
+        <w:t xml:space="preserve"> </w:t>
+      </w:r>
+      <m:oMath>
+        <m:r>
+          <m:rPr>
+            <m:scr m:val="script"/>
+            <m:sty m:val="p"/>
+          </m:rPr>
+          <m:t>H</m:t>
+        </m:r>
+      </m:oMath>
+      <w:r>
+        <w:t xml:space="preserve"> </w:t>
+      </w:r>
+      <w:r>
+        <w:t xml:space="preserve">itself:</w:t>
+      </w:r>
+      <w:r>
+        <w:t xml:space="preserve"> </w:t>
+      </w:r>
+      <m:oMath>
+        <m:sSup>
+          <m:e>
+            <m:r>
+              <m:rPr>
+                <m:scr m:val="script"/>
+                <m:sty m:val="p"/>
+              </m:rPr>
+              <m:t>H</m:t>
+            </m:r>
+          </m:e>
+          <m:sup>
+            <m:r>
+              <m:rPr>
+                <m:sty m:val="p"/>
+              </m:rPr>
+              <m:t>+</m:t>
+            </m:r>
+          </m:sup>
+        </m:sSup>
+        <m:r>
+          <m:rPr>
+            <m:sty m:val="p"/>
+          </m:rPr>
+          <m:t>∪</m:t>
+        </m:r>
+        <m:r>
+          <m:rPr>
+            <m:scr m:val="script"/>
+            <m:sty m:val="p"/>
+          </m:rPr>
+          <m:t>H</m:t>
+        </m:r>
+      </m:oMath>
+      <w:r>
+        <w:t xml:space="preserve"> </w:t>
+      </w:r>
+      <w:r>
+        <w:t xml:space="preserve">and</w:t>
+      </w:r>
+      <w:r>
+        <w:t xml:space="preserve"> </w:t>
+      </w:r>
+      <m:oMath>
+        <m:sSup>
+          <m:e>
+            <m:r>
+              <m:rPr>
+                <m:scr m:val="script"/>
+                <m:sty m:val="p"/>
+              </m:rPr>
+              <m:t>H</m:t>
+            </m:r>
+          </m:e>
+          <m:sup>
+            <m:r>
+              <m:rPr>
+                <m:sty m:val="p"/>
+              </m:rPr>
+              <m:t>−</m:t>
+            </m:r>
+          </m:sup>
+        </m:sSup>
+        <m:r>
+          <m:rPr>
+            <m:sty m:val="p"/>
+          </m:rPr>
+          <m:t>∪</m:t>
+        </m:r>
+        <m:r>
+          <m:rPr>
+            <m:scr m:val="script"/>
+            <m:sty m:val="p"/>
+          </m:rPr>
+          <m:t>H</m:t>
+        </m:r>
+      </m:oMath>
+      <w:r>
+        <w:t xml:space="preserve">.</w:t>
+      </w:r>
+    </w:p>
+    <w:bookmarkEnd w:id="92"/>
+    <w:p>
+      <w:pPr>
+        <w:pStyle w:val="BodyText"/>
+      </w:pPr>
+      <w:r>
+        <w:rPr>
+          <w:i/>
+          <w:iCs/>
+        </w:rPr>
+        <w:t xml:space="preserve">Remark</w:t>
+      </w:r>
+      <w:r>
+        <w:t xml:space="preserve">. </w:t>
+      </w:r>
+      <w:r>
+        <w:t xml:space="preserve">Replacing</w:t>
+      </w:r>
+      <w:r>
+        <w:t xml:space="preserve"> </w:t>
+      </w:r>
+      <w:r>
+        <w:t xml:space="preserve">$(\mathord{\smash[b]{\underset{\raise.3ex\hbox{$\scriptstyle\sim$}}{w}}\vphantom{w}}, b)$</w:t>
+      </w:r>
+      <w:r>
+        <w:t xml:space="preserve"> </w:t>
+      </w:r>
+      <w:r>
+        <w:t xml:space="preserve">by</w:t>
+      </w:r>
+      <w:r>
+        <w:t xml:space="preserve"> </w:t>
+      </w:r>
+      <w:r>
+        <w:t xml:space="preserve">$(-\mathord{\smash[b]{\underset{\raise.3ex\hbox{$\scriptstyle\sim$}}{w}}\vphantom{w}}, -b)$</w:t>
+      </w:r>
+      <w:r>
+        <w:t xml:space="preserve"> </w:t>
+      </w:r>
+      <w:r>
+        <w:t xml:space="preserve">describes the same hyperplane</w:t>
+      </w:r>
+      <w:r>
+        <w:t xml:space="preserve"> </w:t>
+      </w:r>
+      <w:r>
+        <w:t xml:space="preserve">but swaps the names</w:t>
+      </w:r>
+      <w:r>
+        <w:t xml:space="preserve"> </w:t>
+      </w:r>
+      <m:oMath>
+        <m:sSup>
+          <m:e>
+            <m:r>
+              <m:rPr>
+                <m:scr m:val="script"/>
+                <m:sty m:val="p"/>
+              </m:rPr>
+              <m:t>H</m:t>
+            </m:r>
+          </m:e>
+          <m:sup>
+            <m:r>
+              <m:rPr>
+                <m:sty m:val="p"/>
+              </m:rPr>
+              <m:t>+</m:t>
+            </m:r>
+          </m:sup>
+        </m:sSup>
+      </m:oMath>
+      <w:r>
+        <w:t xml:space="preserve"> </w:t>
+      </w:r>
+      <w:r>
+        <w:t xml:space="preserve">and</w:t>
+      </w:r>
+      <w:r>
+        <w:t xml:space="preserve"> </w:t>
+      </w:r>
+      <m:oMath>
+        <m:sSup>
+          <m:e>
+            <m:r>
+              <m:rPr>
+                <m:scr m:val="script"/>
+                <m:sty m:val="p"/>
+              </m:rPr>
+              <m:t>H</m:t>
+            </m:r>
+          </m:e>
+          <m:sup>
+            <m:r>
+              <m:rPr>
+                <m:sty m:val="p"/>
+              </m:rPr>
+              <m:t>−</m:t>
+            </m:r>
+          </m:sup>
+        </m:sSup>
+      </m:oMath>
+      <w:r>
+        <w:t xml:space="preserve">.</w:t>
+      </w:r>
+      <w:r>
+        <w:t xml:space="preserve"> </w:t>
+      </w:r>
+      <w:r>
+        <w:t xml:space="preserve">The sign of</w:t>
+      </w:r>
+      <w:r>
+        <w:t xml:space="preserve"> </w:t>
+      </w:r>
+      <w:r>
+        <w:t xml:space="preserve">$\mathord{\smash[b]{\underset{\raise.3ex\hbox{$\scriptstyle\sim$}}{w}}\vphantom{w}} \cdot \mathord{\smash[b]{\underset{\raise.3ex\hbox{$\scriptstyle\sim$}}{x}}\vphantom{x}} + b$</w:t>
+      </w:r>
+      <w:r>
+        <w:t xml:space="preserve"> </w:t>
+      </w:r>
+      <w:r>
+        <w:t xml:space="preserve">tells you which side of the hyperplane</w:t>
+      </w:r>
+      <w:r>
+        <w:t xml:space="preserve"> </w:t>
+      </w:r>
+      <w:r>
+        <w:t xml:space="preserve">$\mathord{\smash[b]{\underset{\raise.3ex\hbox{$\scriptstyle\sim$}}{x}}\vphantom{x}}$</w:t>
+      </w:r>
+      <w:r>
+        <w:t xml:space="preserve"> </w:t>
+      </w:r>
+      <w:r>
+        <w:t xml:space="preserve">is on.</w:t>
+      </w:r>
+      <w:r>
+        <w:t xml:space="preserve"> </w:t>
+      </w:r>
+      <w:r>
+        <w:t xml:space="preserve">A linear classifier uses this sign to assign one of two labels.</w:t>
+      </w:r>
+    </w:p>
+    <w:bookmarkStart w:id="93" w:name="exm-half-space-plane"/>
+    <w:p>
+      <w:pPr>
+        <w:pStyle w:val="BodyText"/>
+      </w:pPr>
+      <w:r>
+        <w:rPr>
+          <w:b/>
+          <w:bCs/>
+        </w:rPr>
+        <w:t xml:space="preserve">Example 22 (Half-spaces of a line in the plane)</w:t>
+      </w:r>
+      <w:r>
+        <w:t xml:space="preserve"> </w:t>
+      </w:r>
+      <w:r>
+        <w:t xml:space="preserve">Let</w:t>
+      </w:r>
+      <w:r>
+        <w:t xml:space="preserve"> </w:t>
+      </w:r>
+      <m:oMath>
+        <m:r>
+          <m:rPr>
+            <m:scr m:val="script"/>
+            <m:sty m:val="p"/>
+          </m:rPr>
+          <m:t>H</m:t>
+        </m:r>
+      </m:oMath>
+      <w:r>
+        <w:t xml:space="preserve"> </w:t>
+      </w:r>
+      <w:r>
+        <w:t xml:space="preserve">be the line in</w:t>
+      </w:r>
+      <w:r>
+        <w:t xml:space="preserve"> </w:t>
+      </w:r>
+      <m:oMath>
+        <m:sSup>
+          <m:e>
+            <m:r>
+              <m:rPr>
+                <m:scr m:val="double-struck"/>
+                <m:sty m:val="p"/>
+              </m:rPr>
+              <m:t>R</m:t>
+            </m:r>
+          </m:e>
+          <m:sup>
+            <m:r>
+              <m:t>2</m:t>
+            </m:r>
+          </m:sup>
+        </m:sSup>
+      </m:oMath>
+      <w:r>
+        <w:t xml:space="preserve"> </w:t>
+      </w:r>
+      <w:r>
+        <w:t xml:space="preserve">with</w:t>
+      </w:r>
+      <w:r>
+        <w:t xml:space="preserve"> </w:t>
+      </w:r>
+      <w:r>
+        <w:t xml:space="preserve">$\mathord{\smash[b]{\underset{\raise.3ex\hbox{$\scriptstyle\sim$}}{w}}\vphantom{w}} = (1, 2)$</w:t>
+      </w:r>
+      <w:r>
+        <w:t xml:space="preserve"> </w:t>
+      </w:r>
+      <w:r>
+        <w:t xml:space="preserve">and</w:t>
+      </w:r>
+      <w:r>
+        <w:t xml:space="preserve"> </w:t>
+      </w:r>
+      <m:oMath>
+        <m:r>
+          <m:t>b</m:t>
+        </m:r>
+        <m:r>
+          <m:rPr>
+            <m:sty m:val="p"/>
+          </m:rPr>
+          <m:t>=</m:t>
+        </m:r>
+        <m:r>
+          <m:rPr>
+            <m:sty m:val="p"/>
+          </m:rPr>
+          <m:t>−</m:t>
+        </m:r>
+        <m:r>
+          <m:t>2</m:t>
+        </m:r>
+      </m:oMath>
+      <w:r>
+        <w:t xml:space="preserve"> </w:t>
+      </w:r>
+      <w:r>
+        <w:t xml:space="preserve">(</w:t>
+      </w:r>
+      <w:hyperlink r:id="rId81">
+        <w:r>
+          <w:rPr>
+            <w:rStyle w:val="Hyperlink"/>
+          </w:rPr>
+          <w:t xml:space="preserve">Definition 22 in Matrices</w:t>
+        </w:r>
+      </w:hyperlink>
+      <w:r>
+        <w:t xml:space="preserve">),</w:t>
+      </w:r>
+      <w:r>
+        <w:t xml:space="preserve"> </w:t>
+      </w:r>
+      <w:r>
+        <w:t xml:space="preserve">so</w:t>
+      </w:r>
+      <w:r>
+        <w:t xml:space="preserve"> </w:t>
+      </w:r>
+      <w:r>
+        <w:t xml:space="preserve">$\mathcal{H} = \mathopen{}\left\{\mathord{\smash[b]{\underset{\raise.3ex\hbox{$\scriptstyle\sim$}}{x}}\vphantom{x}}: x_1 + 2 x_2 - 2 = 0\right\}\mathclose{}$</w:t>
+      </w:r>
+      <w:r>
+        <w:t xml:space="preserve">.</w:t>
+      </w:r>
+      <w:r>
+        <w:t xml:space="preserve"> </w:t>
+      </w:r>
+      <w:r>
+        <w:t xml:space="preserve">Evaluate</w:t>
+      </w:r>
+      <w:r>
+        <w:t xml:space="preserve"> </w:t>
+      </w:r>
+      <w:r>
+        <w:t xml:space="preserve">$\mathord{\smash[b]{\underset{\raise.3ex\hbox{$\scriptstyle\sim$}}{w}}\vphantom{w}} \cdot \mathord{\smash[b]{\underset{\raise.3ex\hbox{$\scriptstyle\sim$}}{x}}\vphantom{x}} + b$</w:t>
+      </w:r>
+      <w:r>
+        <w:t xml:space="preserve"> </w:t>
+      </w:r>
+      <w:r>
+        <w:t xml:space="preserve">at three points (</w:t>
+      </w:r>
+      <w:hyperlink w:anchor="def-half-space">
+        <w:r>
+          <w:rPr>
+            <w:rStyle w:val="Hyperlink"/>
+          </w:rPr>
+          <w:t xml:space="preserve">Definition 9</w:t>
+        </w:r>
+      </w:hyperlink>
+      <w:r>
+        <w:t xml:space="preserve">):</w:t>
+      </w:r>
+    </w:p>
+    <w:p>
+      <w:pPr>
+        <w:pStyle w:val="Compact"/>
+        <w:numPr>
+          <w:ilvl w:val="0"/>
+          <w:numId w:val="1006"/>
+        </w:numPr>
+      </w:pPr>
+      <w:r>
+        <w:t xml:space="preserve">At</w:t>
+      </w:r>
+      <w:r>
+        <w:t xml:space="preserve"> </w:t>
+      </w:r>
+      <m:oMath>
+        <m:r>
+          <m:rPr>
+            <m:sty m:val="p"/>
+          </m:rPr>
+          <m:t>(</m:t>
+        </m:r>
+        <m:r>
+          <m:t>0</m:t>
+        </m:r>
+        <m:r>
+          <m:rPr>
+            <m:sty m:val="p"/>
+          </m:rPr>
+          <m:t>,</m:t>
+        </m:r>
+        <m:r>
+          <m:t>0</m:t>
+        </m:r>
+        <m:r>
+          <m:rPr>
+            <m:sty m:val="p"/>
+          </m:rPr>
+          <m:t>)</m:t>
+        </m:r>
+      </m:oMath>
+      <w:r>
+        <w:t xml:space="preserve"> </w:t>
+      </w:r>
+      <w:r>
+        <w:t xml:space="preserve">it equals</w:t>
+      </w:r>
+      <w:r>
+        <w:t xml:space="preserve"> </w:t>
+      </w:r>
+      <m:oMath>
+        <m:r>
+          <m:t>0</m:t>
+        </m:r>
+        <m:r>
+          <m:rPr>
+            <m:sty m:val="p"/>
+          </m:rPr>
+          <m:t>+</m:t>
+        </m:r>
+        <m:r>
+          <m:t>0</m:t>
+        </m:r>
+        <m:r>
+          <m:rPr>
+            <m:sty m:val="p"/>
+          </m:rPr>
+          <m:t>−</m:t>
+        </m:r>
+        <m:r>
+          <m:t>2</m:t>
+        </m:r>
+        <m:r>
+          <m:rPr>
+            <m:sty m:val="p"/>
+          </m:rPr>
+          <m:t>=</m:t>
+        </m:r>
+        <m:r>
+          <m:rPr>
+            <m:sty m:val="p"/>
+          </m:rPr>
+          <m:t>−</m:t>
+        </m:r>
+        <m:r>
+          <m:t>2</m:t>
+        </m:r>
+        <m:r>
+          <m:rPr>
+            <m:sty m:val="p"/>
+          </m:rPr>
+          <m:t>&lt;</m:t>
+        </m:r>
+        <m:r>
+          <m:t>0</m:t>
+        </m:r>
+      </m:oMath>
+      <w:r>
+        <w:t xml:space="preserve">, so</w:t>
+      </w:r>
+      <w:r>
+        <w:t xml:space="preserve"> </w:t>
+      </w:r>
+      <m:oMath>
+        <m:r>
+          <m:rPr>
+            <m:sty m:val="p"/>
+          </m:rPr>
+          <m:t>(</m:t>
+        </m:r>
+        <m:r>
+          <m:t>0</m:t>
+        </m:r>
+        <m:r>
+          <m:rPr>
+            <m:sty m:val="p"/>
+          </m:rPr>
+          <m:t>,</m:t>
+        </m:r>
+        <m:r>
+          <m:t>0</m:t>
+        </m:r>
+        <m:r>
+          <m:rPr>
+            <m:sty m:val="p"/>
+          </m:rPr>
+          <m:t>)</m:t>
+        </m:r>
+        <m:r>
+          <m:rPr>
+            <m:sty m:val="p"/>
+          </m:rPr>
+          <m:t>∈</m:t>
+        </m:r>
+        <m:sSup>
+          <m:e>
+            <m:r>
+              <m:rPr>
+                <m:scr m:val="script"/>
+                <m:sty m:val="p"/>
+              </m:rPr>
+              <m:t>H</m:t>
+            </m:r>
+          </m:e>
+          <m:sup>
+            <m:r>
+              <m:rPr>
+                <m:sty m:val="p"/>
+              </m:rPr>
+              <m:t>−</m:t>
+            </m:r>
+          </m:sup>
+        </m:sSup>
+      </m:oMath>
+      <w:r>
+        <w:t xml:space="preserve">.</w:t>
+      </w:r>
+    </w:p>
+    <w:p>
+      <w:pPr>
+        <w:pStyle w:val="Compact"/>
+        <w:numPr>
+          <w:ilvl w:val="0"/>
+          <w:numId w:val="1006"/>
+        </w:numPr>
+      </w:pPr>
+      <w:r>
+        <w:t xml:space="preserve">At</w:t>
+      </w:r>
+      <w:r>
+        <w:t xml:space="preserve"> </w:t>
+      </w:r>
+      <m:oMath>
+        <m:r>
+          <m:rPr>
+            <m:sty m:val="p"/>
+          </m:rPr>
+          <m:t>(</m:t>
+        </m:r>
+        <m:r>
+          <m:t>2</m:t>
+        </m:r>
+        <m:r>
+          <m:rPr>
+            <m:sty m:val="p"/>
+          </m:rPr>
+          <m:t>,</m:t>
+        </m:r>
+        <m:r>
+          <m:t>0</m:t>
+        </m:r>
+        <m:r>
+          <m:rPr>
+            <m:sty m:val="p"/>
+          </m:rPr>
+          <m:t>)</m:t>
+        </m:r>
+      </m:oMath>
+      <w:r>
+        <w:t xml:space="preserve"> </w:t>
+      </w:r>
+      <w:r>
+        <w:t xml:space="preserve">it equals</w:t>
+      </w:r>
+      <w:r>
+        <w:t xml:space="preserve"> </w:t>
+      </w:r>
+      <m:oMath>
+        <m:r>
+          <m:t>2</m:t>
+        </m:r>
+        <m:r>
+          <m:rPr>
+            <m:sty m:val="p"/>
+          </m:rPr>
+          <m:t>+</m:t>
+        </m:r>
+        <m:r>
+          <m:t>0</m:t>
+        </m:r>
+        <m:r>
+          <m:rPr>
+            <m:sty m:val="p"/>
+          </m:rPr>
+          <m:t>−</m:t>
+        </m:r>
+        <m:r>
+          <m:t>2</m:t>
+        </m:r>
+        <m:r>
+          <m:rPr>
+            <m:sty m:val="p"/>
+          </m:rPr>
+          <m:t>=</m:t>
+        </m:r>
+        <m:r>
+          <m:t>0</m:t>
+        </m:r>
+      </m:oMath>
+      <w:r>
+        <w:t xml:space="preserve">, so</w:t>
+      </w:r>
+      <w:r>
+        <w:t xml:space="preserve"> </w:t>
+      </w:r>
+      <m:oMath>
+        <m:r>
+          <m:rPr>
+            <m:sty m:val="p"/>
+          </m:rPr>
+          <m:t>(</m:t>
+        </m:r>
+        <m:r>
+          <m:t>2</m:t>
+        </m:r>
+        <m:r>
+          <m:rPr>
+            <m:sty m:val="p"/>
+          </m:rPr>
+          <m:t>,</m:t>
+        </m:r>
+        <m:r>
+          <m:t>0</m:t>
+        </m:r>
+        <m:r>
+          <m:rPr>
+            <m:sty m:val="p"/>
+          </m:rPr>
+          <m:t>)</m:t>
+        </m:r>
+        <m:r>
+          <m:rPr>
+            <m:sty m:val="p"/>
+          </m:rPr>
+          <m:t>∈</m:t>
+        </m:r>
+        <m:r>
+          <m:rPr>
+            <m:scr m:val="script"/>
+            <m:sty m:val="p"/>
+          </m:rPr>
+          <m:t>H</m:t>
+        </m:r>
+      </m:oMath>
+      <w:r>
+        <w:t xml:space="preserve">.</w:t>
+      </w:r>
+    </w:p>
+    <w:p>
+      <w:pPr>
+        <w:pStyle w:val="Compact"/>
+        <w:numPr>
+          <w:ilvl w:val="0"/>
+          <w:numId w:val="1006"/>
+        </w:numPr>
+      </w:pPr>
+      <w:r>
+        <w:t xml:space="preserve">At</w:t>
+      </w:r>
+      <w:r>
+        <w:t xml:space="preserve"> </w:t>
+      </w:r>
+      <m:oMath>
+        <m:r>
+          <m:rPr>
+            <m:sty m:val="p"/>
+          </m:rPr>
+          <m:t>(</m:t>
+        </m:r>
+        <m:r>
+          <m:t>2</m:t>
+        </m:r>
+        <m:r>
+          <m:rPr>
+            <m:sty m:val="p"/>
+          </m:rPr>
+          <m:t>,</m:t>
+        </m:r>
+        <m:r>
+          <m:t>1</m:t>
+        </m:r>
+        <m:r>
+          <m:rPr>
+            <m:sty m:val="p"/>
+          </m:rPr>
+          <m:t>)</m:t>
+        </m:r>
+      </m:oMath>
+      <w:r>
+        <w:t xml:space="preserve"> </w:t>
+      </w:r>
+      <w:r>
+        <w:t xml:space="preserve">it equals</w:t>
+      </w:r>
+      <w:r>
+        <w:t xml:space="preserve"> </w:t>
+      </w:r>
+      <m:oMath>
+        <m:r>
+          <m:t>2</m:t>
+        </m:r>
+        <m:r>
+          <m:rPr>
+            <m:sty m:val="p"/>
+          </m:rPr>
+          <m:t>+</m:t>
+        </m:r>
+        <m:r>
+          <m:t>2</m:t>
+        </m:r>
+        <m:r>
+          <m:rPr>
+            <m:sty m:val="p"/>
+          </m:rPr>
+          <m:t>−</m:t>
+        </m:r>
+        <m:r>
+          <m:t>2</m:t>
+        </m:r>
+        <m:r>
+          <m:rPr>
+            <m:sty m:val="p"/>
+          </m:rPr>
+          <m:t>=</m:t>
+        </m:r>
+        <m:r>
+          <m:t>2</m:t>
+        </m:r>
+        <m:r>
+          <m:rPr>
+            <m:sty m:val="p"/>
+          </m:rPr>
+          <m:t>&gt;</m:t>
+        </m:r>
+        <m:r>
+          <m:t>0</m:t>
+        </m:r>
+      </m:oMath>
+      <w:r>
+        <w:t xml:space="preserve">, so</w:t>
+      </w:r>
+      <w:r>
+        <w:t xml:space="preserve"> </w:t>
+      </w:r>
+      <m:oMath>
+        <m:r>
+          <m:rPr>
+            <m:sty m:val="p"/>
+          </m:rPr>
+          <m:t>(</m:t>
+        </m:r>
+        <m:r>
+          <m:t>2</m:t>
+        </m:r>
+        <m:r>
+          <m:rPr>
+            <m:sty m:val="p"/>
+          </m:rPr>
+          <m:t>,</m:t>
+        </m:r>
+        <m:r>
+          <m:t>1</m:t>
+        </m:r>
+        <m:r>
+          <m:rPr>
+            <m:sty m:val="p"/>
+          </m:rPr>
+          <m:t>)</m:t>
+        </m:r>
+        <m:r>
+          <m:rPr>
+            <m:sty m:val="p"/>
+          </m:rPr>
+          <m:t>∈</m:t>
+        </m:r>
+        <m:sSup>
+          <m:e>
+            <m:r>
+              <m:rPr>
+                <m:scr m:val="script"/>
+                <m:sty m:val="p"/>
+              </m:rPr>
+              <m:t>H</m:t>
+            </m:r>
+          </m:e>
+          <m:sup>
+            <m:r>
+              <m:rPr>
+                <m:sty m:val="p"/>
+              </m:rPr>
+              <m:t>+</m:t>
+            </m:r>
+          </m:sup>
+        </m:sSup>
+      </m:oMath>
+      <w:r>
+        <w:t xml:space="preserve">.</w:t>
+      </w:r>
+    </w:p>
+    <w:p>
+      <w:pPr>
+        <w:pStyle w:val="FirstParagraph"/>
+      </w:pPr>
+      <w:r>
+        <w:t xml:space="preserve">Moving from</w:t>
+      </w:r>
+      <w:r>
+        <w:t xml:space="preserve"> </w:t>
+      </w:r>
+      <m:oMath>
+        <m:r>
+          <m:rPr>
+            <m:sty m:val="p"/>
+          </m:rPr>
+          <m:t>(</m:t>
+        </m:r>
+        <m:r>
+          <m:t>2</m:t>
+        </m:r>
+        <m:r>
+          <m:rPr>
+            <m:sty m:val="p"/>
+          </m:rPr>
+          <m:t>,</m:t>
+        </m:r>
+        <m:r>
+          <m:t>0</m:t>
+        </m:r>
+        <m:r>
+          <m:rPr>
+            <m:sty m:val="p"/>
+          </m:rPr>
+          <m:t>)</m:t>
+        </m:r>
+      </m:oMath>
+      <w:r>
+        <w:t xml:space="preserve"> </w:t>
+      </w:r>
+      <w:r>
+        <w:t xml:space="preserve">in the direction</w:t>
+      </w:r>
+      <w:r>
+        <w:t xml:space="preserve"> </w:t>
+      </w:r>
+      <w:r>
+        <w:t xml:space="preserve">$\mathord{\smash[b]{\underset{\raise.3ex\hbox{$\scriptstyle\sim$}}{w}}\vphantom{w}} = (1, 2)$</w:t>
+      </w:r>
+      <w:r>
+        <w:t xml:space="preserve"> </w:t>
+      </w:r>
+      <w:r>
+        <w:t xml:space="preserve">gives</w:t>
+      </w:r>
+      <w:r>
+        <w:t xml:space="preserve"> </w:t>
+      </w:r>
+      <m:oMath>
+        <m:r>
+          <m:rPr>
+            <m:sty m:val="p"/>
+          </m:rPr>
+          <m:t>(</m:t>
+        </m:r>
+        <m:r>
+          <m:t>3</m:t>
+        </m:r>
+        <m:r>
+          <m:rPr>
+            <m:sty m:val="p"/>
+          </m:rPr>
+          <m:t>,</m:t>
+        </m:r>
+        <m:r>
+          <m:t>2</m:t>
+        </m:r>
+        <m:r>
+          <m:rPr>
+            <m:sty m:val="p"/>
+          </m:rPr>
+          <m:t>)</m:t>
+        </m:r>
+      </m:oMath>
+      <w:r>
+        <w:t xml:space="preserve">,</w:t>
+      </w:r>
+      <w:r>
+        <w:t xml:space="preserve"> </w:t>
+      </w:r>
+      <w:r>
+        <w:t xml:space="preserve">where the value is</w:t>
+      </w:r>
+      <w:r>
+        <w:t xml:space="preserve"> </w:t>
+      </w:r>
+      <m:oMath>
+        <m:r>
+          <m:t>3</m:t>
+        </m:r>
+        <m:r>
+          <m:rPr>
+            <m:sty m:val="p"/>
+          </m:rPr>
+          <m:t>+</m:t>
+        </m:r>
+        <m:r>
+          <m:t>4</m:t>
+        </m:r>
+        <m:r>
+          <m:rPr>
+            <m:sty m:val="p"/>
+          </m:rPr>
+          <m:t>−</m:t>
+        </m:r>
+        <m:r>
+          <m:t>2</m:t>
+        </m:r>
+        <m:r>
+          <m:rPr>
+            <m:sty m:val="p"/>
+          </m:rPr>
+          <m:t>=</m:t>
+        </m:r>
+        <m:r>
+          <m:t>5</m:t>
+        </m:r>
+        <m:r>
+          <m:rPr>
+            <m:sty m:val="p"/>
+          </m:rPr>
+          <m:t>&gt;</m:t>
+        </m:r>
+        <m:r>
+          <m:t>0</m:t>
+        </m:r>
+      </m:oMath>
+      <w:r>
+        <w:t xml:space="preserve">.</w:t>
+      </w:r>
+      <w:r>
+        <w:t xml:space="preserve"> </w:t>
+      </w:r>
+      <w:r>
+        <w:t xml:space="preserve">So the direction</w:t>
+      </w:r>
+      <w:r>
+        <w:t xml:space="preserve"> </w:t>
+      </w:r>
+      <w:r>
+        <w:t xml:space="preserve">$\mathord{\smash[b]{\underset{\raise.3ex\hbox{$\scriptstyle\sim$}}{w}}\vphantom{w}}$</w:t>
+      </w:r>
+      <w:r>
+        <w:t xml:space="preserve"> </w:t>
+      </w:r>
+      <w:r>
+        <w:t xml:space="preserve">leads into</w:t>
+      </w:r>
+      <w:r>
+        <w:t xml:space="preserve"> </w:t>
+      </w:r>
+      <m:oMath>
+        <m:sSup>
+          <m:e>
+            <m:r>
+              <m:rPr>
+                <m:scr m:val="script"/>
+                <m:sty m:val="p"/>
+              </m:rPr>
+              <m:t>H</m:t>
+            </m:r>
+          </m:e>
+          <m:sup>
+            <m:r>
+              <m:rPr>
+                <m:sty m:val="p"/>
+              </m:rPr>
+              <m:t>+</m:t>
+            </m:r>
+          </m:sup>
+        </m:sSup>
+      </m:oMath>
+      <w:r>
+        <w:t xml:space="preserve">.</w:t>
+      </w:r>
+    </w:p>
+    <w:bookmarkEnd w:id="93"/>
+    <w:bookmarkStart w:id="94" w:name="rem-half-space-sides"/>
+    <w:p>
+      <w:pPr>
+        <w:pStyle w:val="BodyText"/>
+      </w:pPr>
+      <w:r>
+        <w:rPr>
+          <w:i/>
+          <w:iCs/>
+        </w:rPr>
+        <w:t xml:space="preserve">Remark 1</w:t>
+      </w:r>
+      <w:r>
+        <w:t xml:space="preserve"> (The two sides of a hyperplane). </w:t>
+      </w:r>
+      <w:r>
+        <w:t xml:space="preserve">Every point of</w:t>
+      </w:r>
+      <w:r>
+        <w:t xml:space="preserve"> </w:t>
+      </w:r>
+      <m:oMath>
+        <m:sSup>
+          <m:e>
+            <m:r>
+              <m:rPr>
+                <m:scr m:val="double-struck"/>
+                <m:sty m:val="p"/>
+              </m:rPr>
+              <m:t>R</m:t>
+            </m:r>
+          </m:e>
+          <m:sup>
+            <m:r>
+              <m:t>p</m:t>
+            </m:r>
+          </m:sup>
+        </m:sSup>
+      </m:oMath>
+      <w:r>
+        <w:t xml:space="preserve"> </w:t>
+      </w:r>
+      <w:r>
+        <w:t xml:space="preserve">is in exactly one of</w:t>
+      </w:r>
+      <w:r>
+        <w:t xml:space="preserve"> </w:t>
+      </w:r>
+      <m:oMath>
+        <m:sSup>
+          <m:e>
+            <m:r>
+              <m:rPr>
+                <m:scr m:val="script"/>
+                <m:sty m:val="p"/>
+              </m:rPr>
+              <m:t>H</m:t>
+            </m:r>
+          </m:e>
+          <m:sup>
+            <m:r>
+              <m:rPr>
+                <m:sty m:val="p"/>
+              </m:rPr>
+              <m:t>+</m:t>
+            </m:r>
+          </m:sup>
+        </m:sSup>
+      </m:oMath>
+      <w:r>
+        <w:t xml:space="preserve">,</w:t>
+      </w:r>
+      <w:r>
+        <w:t xml:space="preserve"> </w:t>
+      </w:r>
+      <m:oMath>
+        <m:r>
+          <m:rPr>
+            <m:scr m:val="script"/>
+            <m:sty m:val="p"/>
+          </m:rPr>
+          <m:t>H</m:t>
+        </m:r>
+      </m:oMath>
+      <w:r>
+        <w:t xml:space="preserve"> </w:t>
+      </w:r>
+      <w:r>
+        <w:t xml:space="preserve">and</w:t>
+      </w:r>
+      <w:r>
+        <w:t xml:space="preserve"> </w:t>
+      </w:r>
+      <m:oMath>
+        <m:sSup>
+          <m:e>
+            <m:r>
+              <m:rPr>
+                <m:scr m:val="script"/>
+                <m:sty m:val="p"/>
+              </m:rPr>
+              <m:t>H</m:t>
+            </m:r>
+          </m:e>
+          <m:sup>
+            <m:r>
+              <m:rPr>
+                <m:sty m:val="p"/>
+              </m:rPr>
+              <m:t>−</m:t>
+            </m:r>
+          </m:sup>
+        </m:sSup>
+      </m:oMath>
+      <w:r>
+        <w:t xml:space="preserve">,</w:t>
+      </w:r>
+      <w:r>
+        <w:t xml:space="preserve"> </w:t>
+      </w:r>
+      <w:r>
+        <w:t xml:space="preserve">because the number</w:t>
+      </w:r>
+      <w:r>
+        <w:t xml:space="preserve"> </w:t>
+      </w:r>
+      <w:r>
+        <w:t xml:space="preserve">$\mathord{\smash[b]{\underset{\raise.3ex\hbox{$\scriptstyle\sim$}}{w}}\vphantom{w}} \cdot \mathord{\smash[b]{\underset{\raise.3ex\hbox{$\scriptstyle\sim$}}{x}}\vphantom{x}} + b$</w:t>
+      </w:r>
+      <w:r>
+        <w:t xml:space="preserve"> </w:t>
+      </w:r>
+      <w:r>
+        <w:t xml:space="preserve">is positive, zero or negative.</w:t>
+      </w:r>
+      <w:r>
+        <w:t xml:space="preserve"> </w:t>
+      </w:r>
+      <w:r>
+        <w:t xml:space="preserve">The vector</w:t>
+      </w:r>
+      <w:r>
+        <w:t xml:space="preserve"> </w:t>
+      </w:r>
+      <w:r>
+        <w:t xml:space="preserve">$\mathord{\smash[b]{\underset{\raise.3ex\hbox{$\scriptstyle\sim$}}{w}}\vphantom{w}}$</w:t>
+      </w:r>
+      <w:r>
+        <w:t xml:space="preserve"> </w:t>
+      </w:r>
+      <w:r>
+        <w:t xml:space="preserve">points into</w:t>
+      </w:r>
+      <w:r>
+        <w:t xml:space="preserve"> </w:t>
+      </w:r>
+      <m:oMath>
+        <m:sSup>
+          <m:e>
+            <m:r>
+              <m:rPr>
+                <m:scr m:val="script"/>
+                <m:sty m:val="p"/>
+              </m:rPr>
+              <m:t>H</m:t>
+            </m:r>
+          </m:e>
+          <m:sup>
+            <m:r>
+              <m:rPr>
+                <m:sty m:val="p"/>
+              </m:rPr>
+              <m:t>+</m:t>
+            </m:r>
+          </m:sup>
+        </m:sSup>
+      </m:oMath>
+      <w:r>
+        <w:t xml:space="preserve">:</w:t>
+      </w:r>
+      <w:r>
+        <w:t xml:space="preserve"> </w:t>
+      </w:r>
+      <w:r>
+        <w:t xml:space="preserve">the number</w:t>
+      </w:r>
+      <w:r>
+        <w:t xml:space="preserve"> </w:t>
+      </w:r>
+      <w:r>
+        <w:t xml:space="preserve">$\mathord{\smash[b]{\underset{\raise.3ex\hbox{$\scriptstyle\sim$}}{w}}\vphantom{w}} \cdot \mathord{\smash[b]{\underset{\raise.3ex\hbox{$\scriptstyle\sim$}}{x}}\vphantom{x}} + b$</w:t>
+      </w:r>
+      <w:r>
+        <w:t xml:space="preserve"> </w:t>
+      </w:r>
+      <w:r>
+        <w:t xml:space="preserve">goes up when</w:t>
+      </w:r>
+      <w:r>
+        <w:t xml:space="preserve"> </w:t>
+      </w:r>
+      <w:r>
+        <w:t xml:space="preserve">$\mathord{\smash[b]{\underset{\raise.3ex\hbox{$\scriptstyle\sim$}}{x}}\vphantom{x}}$</w:t>
+      </w:r>
+      <w:r>
+        <w:t xml:space="preserve"> </w:t>
+      </w:r>
+      <w:r>
+        <w:t xml:space="preserve">moves in the direction</w:t>
+      </w:r>
+      <w:r>
+        <w:t xml:space="preserve"> </w:t>
+      </w:r>
+      <w:r>
+        <w:t xml:space="preserve">$\mathord{\smash[b]{\underset{\raise.3ex\hbox{$\scriptstyle\sim$}}{w}}\vphantom{w}}$</w:t>
+      </w:r>
+      <w:r>
+        <w:t xml:space="preserve">.</w:t>
+      </w:r>
+    </w:p>
+    <w:bookmarkEnd w:id="94"/>
+    <w:bookmarkStart w:id="95" w:name="thm-half-space-dimension"/>
+    <w:p>
+      <w:pPr>
+        <w:pStyle w:val="BodyText"/>
+      </w:pPr>
+      <w:r>
+        <w:rPr>
+          <w:b/>
+          <w:bCs/>
+        </w:rPr>
+        <w:t xml:space="preserve">Theorem 14 (Differences of points in a hyperplane and in a half-space)</w:t>
+      </w:r>
+      <w:r>
+        <w:t xml:space="preserve"> </w:t>
+      </w:r>
+      <w:r>
+        <w:t xml:space="preserve">Let</w:t>
+      </w:r>
+      <w:r>
+        <w:t xml:space="preserve"> </w:t>
+      </w:r>
+      <w:r>
+        <w:t xml:space="preserve">$\mathord{\smash[b]{\underset{\raise.3ex\hbox{$\scriptstyle\sim$}}{w}}\vphantom{w}} \in \mathbb{R}^p$</w:t>
+      </w:r>
+      <w:r>
+        <w:t xml:space="preserve"> </w:t>
+      </w:r>
+      <w:r>
+        <w:t xml:space="preserve">be nonzero, let</w:t>
+      </w:r>
+      <w:r>
+        <w:t xml:space="preserve"> </w:t>
+      </w:r>
+      <m:oMath>
+        <m:r>
+          <m:t>b</m:t>
+        </m:r>
+        <m:r>
+          <m:rPr>
+            <m:sty m:val="p"/>
+          </m:rPr>
+          <m:t>∈</m:t>
+        </m:r>
+        <m:r>
+          <m:rPr>
+            <m:scr m:val="double-struck"/>
+            <m:sty m:val="p"/>
+          </m:rPr>
+          <m:t>R</m:t>
+        </m:r>
+      </m:oMath>
+      <w:r>
+        <w:t xml:space="preserve">,</w:t>
+      </w:r>
+      <w:r>
+        <w:t xml:space="preserve"> </w:t>
+      </w:r>
+      <w:r>
+        <w:t xml:space="preserve">and let</w:t>
+      </w:r>
+      <w:r>
+        <w:t xml:space="preserve"> </w:t>
+      </w:r>
+      <m:oMath>
+        <m:r>
+          <m:rPr>
+            <m:scr m:val="script"/>
+            <m:sty m:val="p"/>
+          </m:rPr>
+          <m:t>H</m:t>
+        </m:r>
+      </m:oMath>
+      <w:r>
+        <w:t xml:space="preserve">,</w:t>
+      </w:r>
+      <w:r>
+        <w:t xml:space="preserve"> </w:t>
+      </w:r>
+      <m:oMath>
+        <m:sSup>
+          <m:e>
+            <m:r>
+              <m:rPr>
+                <m:scr m:val="script"/>
+                <m:sty m:val="p"/>
+              </m:rPr>
+              <m:t>H</m:t>
+            </m:r>
+          </m:e>
+          <m:sup>
+            <m:r>
+              <m:rPr>
+                <m:sty m:val="p"/>
+              </m:rPr>
+              <m:t>+</m:t>
+            </m:r>
+          </m:sup>
+        </m:sSup>
+      </m:oMath>
+      <w:r>
+        <w:t xml:space="preserve"> </w:t>
+      </w:r>
+      <w:r>
+        <w:t xml:space="preserve">be the hyperplane and open half-space of</w:t>
+      </w:r>
+      <w:r>
+        <w:t xml:space="preserve"> </w:t>
+      </w:r>
+      <w:hyperlink w:anchor="def-half-space">
+        <w:r>
+          <w:rPr>
+            <w:rStyle w:val="Hyperlink"/>
+          </w:rPr>
+          <w:t xml:space="preserve">Definition 9</w:t>
+        </w:r>
+      </w:hyperlink>
+      <w:r>
+        <w:t xml:space="preserve">.</w:t>
+      </w:r>
+      <w:r>
+        <w:t xml:space="preserve"> </w:t>
+      </w:r>
+      <w:r>
+        <w:t xml:space="preserve">For a set</w:t>
+      </w:r>
+      <w:r>
+        <w:t xml:space="preserve"> </w:t>
+      </w:r>
+      <m:oMath>
+        <m:r>
+          <m:t>S</m:t>
+        </m:r>
+        <m:r>
+          <m:rPr>
+            <m:sty m:val="p"/>
+          </m:rPr>
+          <m:t>⊆</m:t>
+        </m:r>
+        <m:sSup>
+          <m:e>
+            <m:r>
+              <m:rPr>
+                <m:scr m:val="double-struck"/>
+                <m:sty m:val="p"/>
+              </m:rPr>
+              <m:t>R</m:t>
+            </m:r>
+          </m:e>
+          <m:sup>
+            <m:r>
+              <m:t>p</m:t>
+            </m:r>
+          </m:sup>
+        </m:sSup>
+      </m:oMath>
+      <w:r>
+        <w:t xml:space="preserve">, let</w:t>
+      </w:r>
+      <w:r>
+        <w:t xml:space="preserve"> </w:t>
+      </w:r>
+      <w:r>
+        <w:t xml:space="preserve">$D(S) \stackrel{\text{def}}{=}\mathopen{}\left\{\mathord{\smash[b]{\underset{\raise.3ex\hbox{$\scriptstyle\sim$}}{y}}\vphantom{y}}- \mathord{\smash[b]{\underset{\raise.3ex\hbox{$\scriptstyle\sim$}}{x}}\vphantom{x}}: \mathord{\smash[b]{\underset{\raise.3ex\hbox{$\scriptstyle\sim$}}{x}}\vphantom{x}}, \mathord{\smash[b]{\underset{\raise.3ex\hbox{$\scriptstyle\sim$}}{y}}\vphantom{y}}\in S\right\}\mathclose{}$</w:t>
+      </w:r>
+      <w:r>
+        <w:t xml:space="preserve"> </w:t>
+      </w:r>
+      <w:r>
+        <w:t xml:space="preserve">be the set of differences of its points.</w:t>
+      </w:r>
+    </w:p>
+    <w:p>
+      <w:pPr>
+        <w:pStyle w:val="Compact"/>
+        <w:numPr>
+          <w:ilvl w:val="0"/>
+          <w:numId w:val="1007"/>
+        </w:numPr>
+      </w:pPr>
+      <w:r>
+        <w:t xml:space="preserve">$D(\mathcal{H}) = \mathopen{}\left\{\mathord{\smash[b]{\underset{\raise.3ex\hbox{$\scriptstyle\sim$}}{s}}\vphantom{s}} : \mathord{\smash[b]{\underset{\raise.3ex\hbox{$\scriptstyle\sim$}}{w}}\vphantom{w}} \cdot \mathord{\smash[b]{\underset{\raise.3ex\hbox{$\scriptstyle\sim$}}{s}}\vphantom{s}} = 0\right\}\mathclose{}$</w:t>
+      </w:r>
+      <w:r>
+        <w:t xml:space="preserve">,</w:t>
+      </w:r>
+      <w:r>
+        <w:t xml:space="preserve"> </w:t>
+      </w:r>
+      <w:r>
+        <w:t xml:space="preserve">a subspace of dimension</w:t>
+      </w:r>
+      <w:r>
+        <w:t xml:space="preserve"> </w:t>
+      </w:r>
+      <m:oMath>
+        <m:r>
+          <m:t>p</m:t>
+        </m:r>
+        <m:r>
+          <m:rPr>
+            <m:sty m:val="p"/>
+          </m:rPr>
+          <m:t>−</m:t>
+        </m:r>
+        <m:r>
+          <m:t>1</m:t>
+        </m:r>
+      </m:oMath>
+      <w:r>
+        <w:t xml:space="preserve">.</w:t>
+      </w:r>
+    </w:p>
+    <w:p>
+      <w:pPr>
+        <w:pStyle w:val="Compact"/>
+        <w:numPr>
+          <w:ilvl w:val="0"/>
+          <w:numId w:val="1007"/>
+        </w:numPr>
+      </w:pPr>
+      <m:oMath>
+        <m:r>
+          <m:t>D</m:t>
+        </m:r>
+        <m:r>
+          <m:rPr>
+            <m:sty m:val="p"/>
+          </m:rPr>
+          <m:t>(</m:t>
+        </m:r>
+        <m:sSup>
+          <m:e>
+            <m:r>
+              <m:rPr>
+                <m:scr m:val="script"/>
+                <m:sty m:val="p"/>
+              </m:rPr>
+              <m:t>H</m:t>
+            </m:r>
+          </m:e>
+          <m:sup>
+            <m:r>
+              <m:rPr>
+                <m:sty m:val="p"/>
+              </m:rPr>
+              <m:t>+</m:t>
+            </m:r>
+          </m:sup>
+        </m:sSup>
+        <m:r>
+          <m:rPr>
+            <m:sty m:val="p"/>
+          </m:rPr>
+          <m:t>)</m:t>
+        </m:r>
+        <m:r>
+          <m:rPr>
+            <m:sty m:val="p"/>
+          </m:rPr>
+          <m:t>=</m:t>
+        </m:r>
+        <m:sSup>
+          <m:e>
+            <m:r>
+              <m:rPr>
+                <m:scr m:val="double-struck"/>
+                <m:sty m:val="p"/>
+              </m:rPr>
+              <m:t>R</m:t>
+            </m:r>
+          </m:e>
+          <m:sup>
+            <m:r>
+              <m:t>p</m:t>
+            </m:r>
+          </m:sup>
+        </m:sSup>
+      </m:oMath>
+      <w:r>
+        <w:t xml:space="preserve">, a subspace of dimension</w:t>
+      </w:r>
+      <w:r>
+        <w:t xml:space="preserve"> </w:t>
+      </w:r>
+      <m:oMath>
+        <m:r>
+          <m:t>p</m:t>
+        </m:r>
+      </m:oMath>
+      <w:r>
+        <w:t xml:space="preserve">.</w:t>
+      </w:r>
+    </w:p>
+    <w:p>
+      <w:pPr>
+        <w:pStyle w:val="FirstParagraph"/>
+      </w:pPr>
+      <w:r>
+        <w:t xml:space="preserve">The same holds for</w:t>
+      </w:r>
+      <w:r>
+        <w:t xml:space="preserve"> </w:t>
+      </w:r>
+      <m:oMath>
+        <m:sSup>
+          <m:e>
+            <m:r>
+              <m:rPr>
+                <m:scr m:val="script"/>
+                <m:sty m:val="p"/>
+              </m:rPr>
+              <m:t>H</m:t>
+            </m:r>
+          </m:e>
+          <m:sup>
+            <m:r>
+              <m:rPr>
+                <m:sty m:val="p"/>
+              </m:rPr>
+              <m:t>−</m:t>
+            </m:r>
+          </m:sup>
+        </m:sSup>
+      </m:oMath>
+      <w:r>
+        <w:t xml:space="preserve">.</w:t>
+      </w:r>
+    </w:p>
+    <w:bookmarkEnd w:id="95"/>
+    <w:p>
+      <w:pPr>
+        <w:pStyle w:val="BodyText"/>
+      </w:pPr>
+      <w:del w:id="3" w:author="PR Preview" w:date="2026-01-01T00:00:00Z">
+        <w:r>
+          <w:rPr>
+            <w:i/>
+            <w:iCs/>
+          </w:rPr>
+          <w:delText xml:space="preserve">Proof</w:delText>
+        </w:r>
+      </w:del>
+      <w:del w:id="4" w:author="PR Preview" w:date="2026-01-01T00:00:00Z">
+        <w:r>
+          <w:delText xml:space="preserve">. </w:delText>
+        </w:r>
+      </w:del>
+      <w:del w:id="5" w:author="PR Preview" w:date="2026-01-01T00:00:00Z">
         <w:r>
           <w:rPr>
             <w:b/>
             <w:bCs/>
           </w:rPr>
-          <w:delText xml:space="preserve">Example 21 (A line in</w:delText>
+          <w:delText xml:space="preserve">Part 1.</w:delText>
+        </w:r>
+      </w:del>
+      <w:del w:id="6" w:author="PR Preview" w:date="2026-01-01T00:00:00Z">
+        <w:r>
+          <w:delText xml:space="preserve"> </w:delText>
+        </w:r>
+      </w:del>
+      <w:del w:id="7" w:author="PR Preview" w:date="2026-01-01T00:00:00Z">
+        <w:r>
+          <w:delText xml:space="preserve">Let</w:delText>
+        </w:r>
+      </w:del>
+      <w:del w:id="8" w:author="PR Preview" w:date="2026-01-01T00:00:00Z">
+        <w:r>
+          <w:delText xml:space="preserve"> </w:delText>
+        </w:r>
+      </w:del>
+      <w:del w:id="9" w:author="PR Preview" w:date="2026-01-01T00:00:00Z">
+        <w:r>
+          <w:delText xml:space="preserve">$\mathord{\smash[b]{\underset{\raise.3ex\hbox{$\scriptstyle\sim$}}{x}}\vphantom{x}}, \mathord{\smash[b]{\underset{\raise.3ex\hbox{$\scriptstyle\sim$}}{y}}\vphantom{y}}\in \mathcal{H}$</w:delText>
+        </w:r>
+      </w:del>
+      <w:del w:id="10" w:author="PR Preview" w:date="2026-01-01T00:00:00Z">
+        <w:r>
+          <w:delText xml:space="preserve">.</w:delText>
+        </w:r>
+      </w:del>
+      <w:del w:id="11" w:author="PR Preview" w:date="2026-01-01T00:00:00Z">
+        <w:r>
+          <w:delText xml:space="preserve"> </w:delText>
         </w:r>
       </w:del>
       <w:del w:id="12" w:author="PR Preview" w:date="2026-01-01T00:00:00Z">
         <w:r>
-          <w:rPr>
-            <w:b/>
-            <w:bCs/>
-          </w:rPr>
+          <w:delText xml:space="preserve">By</w:delText>
+        </w:r>
+      </w:del>
+      <w:del w:id="13" w:author="PR Preview" w:date="2026-01-01T00:00:00Z">
+        <w:r>
           <w:delText xml:space="preserve"> </w:delText>
         </w:r>
       </w:del>
-      <m:oMath>
-        <m:sSup>
-          <m:e>
-            <m:r>
-              <m:rPr>
-                <m:scr m:val="double-struck"/>
-                <m:sty m:val="p"/>
-              </m:rPr>
-              <m:t>R</m:t>
-            </m:r>
-          </m:e>
-          <m:sup>
-            <m:r>
-              <m:t>2</m:t>
-            </m:r>
-          </m:sup>
-        </m:sSup>
-      </m:oMath>
-      <w:del w:id="13" w:author="PR Preview" w:date="2026-01-01T00:00:00Z">
+      <w:hyperlink w:anchor="thm-hyperplane-subspace">
+        <w:del w:id="14" w:author="PR Preview" w:date="2026-01-01T00:00:00Z">
+          <w:r>
+            <w:rPr>
+              <w:rStyle w:val="Hyperlink"/>
+            </w:rPr>
+            <w:delText xml:space="preserve">Theorem 12</w:delText>
+          </w:r>
+        </w:del>
+      </w:hyperlink>
+      <w:del w:id="15" w:author="PR Preview" w:date="2026-01-01T00:00:00Z">
         <w:r>
-          <w:rPr>
-            <w:b/>
-            <w:bCs/>
-          </w:rPr>
           <w:delText xml:space="preserve"> </w:delText>
         </w:r>
       </w:del>
-      <w:del w:id="14" w:author="PR Preview" w:date="2026-01-01T00:00:00Z">
-        <w:r>
-          <w:rPr>
-            <w:b/>
-            <w:bCs/>
-          </w:rPr>
-          <w:delText xml:space="preserve">and a plane in</w:delText>
-        </w:r>
-      </w:del>
-      <w:del w:id="15" w:author="PR Preview" w:date="2026-01-01T00:00:00Z">
-        <w:r>
-          <w:rPr>
-            <w:b/>
-            <w:bCs/>
-          </w:rPr>
-          <w:delText xml:space="preserve"> </w:delText>
-        </w:r>
-      </w:del>
-      <m:oMath>
-        <m:sSup>
-          <m:e>
-            <m:r>
-              <m:rPr>
-                <m:scr m:val="double-struck"/>
-                <m:sty m:val="p"/>
-              </m:rPr>
-              <m:t>R</m:t>
-            </m:r>
-          </m:e>
-          <m:sup>
-            <m:r>
-              <m:t>3</m:t>
-            </m:r>
-          </m:sup>
-        </m:sSup>
-      </m:oMath>
       <w:del w:id="16" w:author="PR Preview" w:date="2026-01-01T00:00:00Z">
         <w:r>
-          <w:rPr>
-            <w:b/>
-            <w:bCs/>
-          </w:rPr>
-          <w:delText xml:space="preserve">, checked on a grid of points)</w:delText>
+          <w:delText xml:space="preserve">part 3,</w:delText>
         </w:r>
       </w:del>
       <w:del w:id="17" w:author="PR Preview" w:date="2026-01-01T00:00:00Z">
@@ -23986,55 +27498,37 @@
       </w:del>
       <w:del w:id="18" w:author="PR Preview" w:date="2026-01-01T00:00:00Z">
         <w:r>
-          <w:delText xml:space="preserve">In</w:delText>
+          <w:delText xml:space="preserve">$\mathord{\smash[b]{\underset{\raise.3ex\hbox{$\scriptstyle\sim$}}{w}}\vphantom{w}} \cdot (\mathord{\smash[b]{\underset{\raise.3ex\hbox{$\scriptstyle\sim$}}{y}}\vphantom{y}}- \mathord{\smash[b]{\underset{\raise.3ex\hbox{$\scriptstyle\sim$}}{x}}\vphantom{x}}) = 0$</w:delText>
         </w:r>
       </w:del>
       <w:del w:id="19" w:author="PR Preview" w:date="2026-01-01T00:00:00Z">
         <w:r>
-          <w:delText xml:space="preserve"> </w:delText>
+          <w:delText xml:space="preserve">,</w:delText>
         </w:r>
       </w:del>
-      <m:oMath>
-        <m:sSup>
-          <m:e>
-            <m:r>
-              <m:rPr>
-                <m:scr m:val="double-struck"/>
-                <m:sty m:val="p"/>
-              </m:rPr>
-              <m:t>R</m:t>
-            </m:r>
-          </m:e>
-          <m:sup>
-            <m:r>
-              <m:t>2</m:t>
-            </m:r>
-          </m:sup>
-        </m:sSup>
-      </m:oMath>
       <w:del w:id="20" w:author="PR Preview" w:date="2026-01-01T00:00:00Z">
         <w:r>
-          <w:delText xml:space="preserve">, take</w:delText>
+          <w:delText xml:space="preserve"> </w:delText>
         </w:r>
       </w:del>
       <w:del w:id="21" w:author="PR Preview" w:date="2026-01-01T00:00:00Z">
         <w:r>
-          <w:delText xml:space="preserve"> </w:delText>
+          <w:delText xml:space="preserve">so</w:delText>
         </w:r>
       </w:del>
       <w:del w:id="22" w:author="PR Preview" w:date="2026-01-01T00:00:00Z">
         <w:r>
-          <w:delText xml:space="preserve">$\mathord{\smash[b]{\underset{\raise.3ex\hbox{$\scriptstyle\sim$}}{w}}\vphantom{w}} = (1, 1)$</w:delText>
+          <w:delText xml:space="preserve"> </w:delText>
         </w:r>
       </w:del>
       <w:del w:id="23" w:author="PR Preview" w:date="2026-01-01T00:00:00Z">
         <w:r>
-          <w:delText xml:space="preserve"> </w:delText>
+          <w:delText xml:space="preserve">$\mathord{\smash[b]{\underset{\raise.3ex\hbox{$\scriptstyle\sim$}}{y}}\vphantom{y}}- \mathord{\smash[b]{\underset{\raise.3ex\hbox{$\scriptstyle\sim$}}{x}}\vphantom{x}}\in \mathcal{H}_0 = \mathopen{}\left\{\mathord{\smash[b]{\underset{\raise.3ex\hbox{$\scriptstyle\sim$}}{s}}\vphantom{s}} : \mathord{\smash[b]{\underset{\raise.3ex\hbox{$\scriptstyle\sim$}}{w}}\vphantom{w}} \cdot \mathord{\smash[b]{\underset{\raise.3ex\hbox{$\scriptstyle\sim$}}{s}}\vphantom{s}} = 0\right\}\mathclose{}$</w:delText>
         </w:r>
       </w:del>
       <w:del w:id="24" w:author="PR Preview" w:date="2026-01-01T00:00:00Z">
         <w:r>
-          <w:delText xml:space="preserve">and</w:delText>
+          <w:delText xml:space="preserve">.</w:delText>
         </w:r>
       </w:del>
       <w:del w:id="25" w:author="PR Preview" w:date="2026-01-01T00:00:00Z">
@@ -24042,29 +27536,9 @@
           <w:delText xml:space="preserve"> </w:delText>
         </w:r>
       </w:del>
-      <m:oMath>
-        <m:r>
-          <m:t>b</m:t>
-        </m:r>
-        <m:r>
-          <m:rPr>
-            <m:sty m:val="p"/>
-          </m:rPr>
-          <m:t>=</m:t>
-        </m:r>
-        <m:r>
-          <m:rPr>
-            <m:sty m:val="p"/>
-          </m:rPr>
-          <m:t>−</m:t>
-        </m:r>
-        <m:r>
-          <m:t>1</m:t>
-        </m:r>
-      </m:oMath>
       <w:del w:id="26" w:author="PR Preview" w:date="2026-01-01T00:00:00Z">
         <w:r>
-          <w:delText xml:space="preserve">, the line of</w:delText>
+          <w:delText xml:space="preserve">Conversely, fix any</w:delText>
         </w:r>
       </w:del>
       <w:del w:id="27" w:author="PR Preview" w:date="2026-01-01T00:00:00Z">
@@ -24072,69 +27546,69 @@
           <w:delText xml:space="preserve"> </w:delText>
         </w:r>
       </w:del>
-      <w:hyperlink r:id="rId88">
-        <w:del w:id="28" w:author="PR Preview" w:date="2026-01-01T00:00:00Z">
+      <w:del w:id="28" w:author="PR Preview" w:date="2026-01-01T00:00:00Z">
+        <w:r>
+          <w:delText xml:space="preserve">$\mathord{\smash[b]{\underset{\raise.3ex\hbox{$\scriptstyle\sim$}}{x}}\vphantom{x}}_0 \in \mathcal{H}$</w:delText>
+        </w:r>
+      </w:del>
+      <w:del w:id="29" w:author="PR Preview" w:date="2026-01-01T00:00:00Z">
+        <w:r>
+          <w:delText xml:space="preserve"> </w:delText>
+        </w:r>
+      </w:del>
+      <w:del w:id="30" w:author="PR Preview" w:date="2026-01-01T00:00:00Z">
+        <w:r>
+          <w:delText xml:space="preserve">(it exists by</w:delText>
+        </w:r>
+      </w:del>
+      <w:del w:id="31" w:author="PR Preview" w:date="2026-01-01T00:00:00Z">
+        <w:r>
+          <w:delText xml:space="preserve"> </w:delText>
+        </w:r>
+      </w:del>
+      <w:hyperlink w:anchor="thm-hyperplane-subspace">
+        <w:del w:id="32" w:author="PR Preview" w:date="2026-01-01T00:00:00Z">
           <w:r>
             <w:rPr>
               <w:rStyle w:val="Hyperlink"/>
             </w:rPr>
-            <w:delText xml:space="preserve">Example 20 in Matrices</w:delText>
+            <w:delText xml:space="preserve">Theorem 12</w:delText>
           </w:r>
         </w:del>
       </w:hyperlink>
-      <w:del w:id="29" w:author="PR Preview" w:date="2026-01-01T00:00:00Z">
-        <w:r>
-          <w:delText xml:space="preserve">.</w:delText>
-        </w:r>
-      </w:del>
-      <w:del w:id="30" w:author="PR Preview" w:date="2026-01-01T00:00:00Z">
+      <w:del w:id="33" w:author="PR Preview" w:date="2026-01-01T00:00:00Z">
         <w:r>
           <w:delText xml:space="preserve"> </w:delText>
         </w:r>
       </w:del>
-      <w:del w:id="31" w:author="PR Preview" w:date="2026-01-01T00:00:00Z">
+      <w:del w:id="34" w:author="PR Preview" w:date="2026-01-01T00:00:00Z">
         <w:r>
-          <w:delText xml:space="preserve">The point</w:delText>
+          <w:delText xml:space="preserve">part 2).</w:delText>
         </w:r>
       </w:del>
-      <w:del w:id="32" w:author="PR Preview" w:date="2026-01-01T00:00:00Z">
+      <w:del w:id="35" w:author="PR Preview" w:date="2026-01-01T00:00:00Z">
         <w:r>
           <w:delText xml:space="preserve"> </w:delText>
         </w:r>
       </w:del>
-      <w:del w:id="33" w:author="PR Preview" w:date="2026-01-01T00:00:00Z">
+      <w:del w:id="36" w:author="PR Preview" w:date="2026-01-01T00:00:00Z">
         <w:r>
-          <w:delText xml:space="preserve">$\mathord{\smash[b]{\underset{\raise.3ex\hbox{$\scriptstyle\sim$}}{x}}\vphantom{x}}_0 = -\frac{b}{\mathord{\smash[b]{\underset{\raise.3ex\hbox{$\scriptstyle\sim$}}{w}}\vphantom{w}} \cdot \mathord{\smash[b]{\underset{\raise.3ex\hbox{$\scriptstyle\sim$}}{w}}\vphantom{w}}}\,\mathord{\smash[b]{\underset{\raise.3ex\hbox{$\scriptstyle\sim$}}{w}}\vphantom{w}}$</w:delText>
+          <w:delText xml:space="preserve">For any</w:delText>
         </w:r>
       </w:del>
-      <w:del w:id="34" w:author="PR Preview" w:date="2026-01-01T00:00:00Z">
+      <w:del w:id="37" w:author="PR Preview" w:date="2026-01-01T00:00:00Z">
         <w:r>
           <w:delText xml:space="preserve"> </w:delText>
         </w:r>
       </w:del>
-      <w:del w:id="35" w:author="PR Preview" w:date="2026-01-01T00:00:00Z">
-        <w:r>
-          <w:delText xml:space="preserve">is on it,</w:delText>
-        </w:r>
-      </w:del>
-      <w:del w:id="36" w:author="PR Preview" w:date="2026-01-01T00:00:00Z">
-        <w:r>
-          <w:delText xml:space="preserve"> </w:delText>
-        </w:r>
-      </w:del>
-      <w:del w:id="37" w:author="PR Preview" w:date="2026-01-01T00:00:00Z">
-        <w:r>
-          <w:delText xml:space="preserve">and the vector</w:delText>
-        </w:r>
-      </w:del>
       <w:del w:id="38" w:author="PR Preview" w:date="2026-01-01T00:00:00Z">
         <w:r>
-          <w:delText xml:space="preserve"> </w:delText>
+          <w:delText xml:space="preserve">$\mathord{\smash[b]{\underset{\raise.3ex\hbox{$\scriptstyle\sim$}}{s}}\vphantom{s}} \in \mathcal{H}_0$</w:delText>
         </w:r>
       </w:del>
       <w:del w:id="39" w:author="PR Preview" w:date="2026-01-01T00:00:00Z">
         <w:r>
-          <w:delText xml:space="preserve">$\mathord{\smash[b]{\underset{\raise.3ex\hbox{$\scriptstyle\sim$}}{v}}\vphantom{v}} = (-w_2, w_1)$</w:delText>
+          <w:delText xml:space="preserve">, the point</w:delText>
         </w:r>
       </w:del>
       <w:del w:id="40" w:author="PR Preview" w:date="2026-01-01T00:00:00Z">
@@ -24144,7 +27618,7 @@
       </w:del>
       <w:del w:id="41" w:author="PR Preview" w:date="2026-01-01T00:00:00Z">
         <w:r>
-          <w:delText xml:space="preserve">is nonzero with</w:delText>
+          <w:delText xml:space="preserve">$\mathord{\smash[b]{\underset{\raise.3ex\hbox{$\scriptstyle\sim$}}{x}}\vphantom{x}}_0 + \mathord{\smash[b]{\underset{\raise.3ex\hbox{$\scriptstyle\sim$}}{s}}\vphantom{s}}$</w:delText>
         </w:r>
       </w:del>
       <w:del w:id="42" w:author="PR Preview" w:date="2026-01-01T00:00:00Z">
@@ -24154,14 +27628,23 @@
       </w:del>
       <w:del w:id="43" w:author="PR Preview" w:date="2026-01-01T00:00:00Z">
         <w:r>
-          <w:delText xml:space="preserve">$\mathord{\smash[b]{\underset{\raise.3ex\hbox{$\scriptstyle\sim$}}{w}}\vphantom{w}} \cdot \mathord{\smash[b]{\underset{\raise.3ex\hbox{$\scriptstyle\sim$}}{v}}\vphantom{v}} = 0$</w:delText>
+          <w:delText xml:space="preserve">is in</w:delText>
         </w:r>
       </w:del>
       <w:del w:id="44" w:author="PR Preview" w:date="2026-01-01T00:00:00Z">
         <w:r>
-          <w:delText xml:space="preserve">,</w:delText>
+          <w:delText xml:space="preserve"> </w:delText>
         </w:r>
       </w:del>
+      <m:oMath>
+        <m:r>
+          <m:rPr>
+            <m:scr m:val="script"/>
+            <m:sty m:val="p"/>
+          </m:rPr>
+          <m:t>H</m:t>
+        </m:r>
+      </m:oMath>
       <w:del w:id="45" w:author="PR Preview" w:date="2026-01-01T00:00:00Z">
         <w:r>
           <w:delText xml:space="preserve"> </w:delText>
@@ -24169,7 +27652,7 @@
       </w:del>
       <w:del w:id="46" w:author="PR Preview" w:date="2026-01-01T00:00:00Z">
         <w:r>
-          <w:delText xml:space="preserve">so it spans the subspace</w:delText>
+          <w:delText xml:space="preserve">by the same part,</w:delText>
         </w:r>
       </w:del>
       <w:del w:id="47" w:author="PR Preview" w:date="2026-01-01T00:00:00Z">
@@ -24177,7 +27660,70 @@
           <w:delText xml:space="preserve"> </w:delText>
         </w:r>
       </w:del>
-      <m:oMath>
+      <w:del w:id="48" w:author="PR Preview" w:date="2026-01-01T00:00:00Z">
+        <w:r>
+          <w:delText xml:space="preserve">and</w:delText>
+        </w:r>
+      </w:del>
+      <w:del w:id="49" w:author="PR Preview" w:date="2026-01-01T00:00:00Z">
+        <w:r>
+          <w:delText xml:space="preserve"> </w:delText>
+        </w:r>
+      </w:del>
+      <w:del w:id="50" w:author="PR Preview" w:date="2026-01-01T00:00:00Z">
+        <w:r>
+          <w:delText xml:space="preserve">$(\mathord{\smash[b]{\underset{\raise.3ex\hbox{$\scriptstyle\sim$}}{x}}\vphantom{x}}_0 + \mathord{\smash[b]{\underset{\raise.3ex\hbox{$\scriptstyle\sim$}}{s}}\vphantom{s}}) - \mathord{\smash[b]{\underset{\raise.3ex\hbox{$\scriptstyle\sim$}}{x}}\vphantom{x}}_0 = \mathord{\smash[b]{\underset{\raise.3ex\hbox{$\scriptstyle\sim$}}{s}}\vphantom{s}}$</w:delText>
+        </w:r>
+      </w:del>
+      <w:del w:id="51" w:author="PR Preview" w:date="2026-01-01T00:00:00Z">
+        <w:r>
+          <w:delText xml:space="preserve">.</w:delText>
+        </w:r>
+      </w:del>
+      <w:del w:id="52" w:author="PR Preview" w:date="2026-01-01T00:00:00Z">
+        <w:r>
+          <w:delText xml:space="preserve"> </w:delText>
+        </w:r>
+      </w:del>
+      <w:del w:id="53" w:author="PR Preview" w:date="2026-01-01T00:00:00Z">
+        <w:r>
+          <w:delText xml:space="preserve">So</w:delText>
+        </w:r>
+      </w:del>
+      <w:del w:id="54" w:author="PR Preview" w:date="2026-01-01T00:00:00Z">
+        <w:r>
+          <w:delText xml:space="preserve"> </w:delText>
+        </w:r>
+      </w:del>
+      <m:oMath>
+        <m:r>
+          <m:t>D</m:t>
+        </m:r>
+        <m:r>
+          <m:rPr>
+            <m:sty m:val="p"/>
+          </m:rPr>
+          <m:t>(</m:t>
+        </m:r>
+        <m:r>
+          <m:rPr>
+            <m:scr m:val="script"/>
+            <m:sty m:val="p"/>
+          </m:rPr>
+          <m:t>H</m:t>
+        </m:r>
+        <m:r>
+          <m:rPr>
+            <m:sty m:val="p"/>
+          </m:rPr>
+          <m:t>)</m:t>
+        </m:r>
+        <m:r>
+          <m:rPr>
+            <m:sty m:val="p"/>
+          </m:rPr>
+          <m:t>=</m:t>
+        </m:r>
         <m:sSub>
           <m:e>
             <m:r>
@@ -24195,23 +27741,47 @@
           </m:sub>
         </m:sSub>
       </m:oMath>
-      <w:del w:id="48" w:author="PR Preview" w:date="2026-01-01T00:00:00Z">
+      <w:del w:id="55" w:author="PR Preview" w:date="2026-01-01T00:00:00Z">
+        <w:r>
+          <w:delText xml:space="preserve">, which has dimension</w:delText>
+        </w:r>
+      </w:del>
+      <w:del w:id="56" w:author="PR Preview" w:date="2026-01-01T00:00:00Z">
         <w:r>
           <w:delText xml:space="preserve"> </w:delText>
         </w:r>
       </w:del>
-      <w:del w:id="49" w:author="PR Preview" w:date="2026-01-01T00:00:00Z">
+      <m:oMath>
+        <m:r>
+          <m:t>p</m:t>
+        </m:r>
+        <m:r>
+          <m:rPr>
+            <m:sty m:val="p"/>
+          </m:rPr>
+          <m:t>−</m:t>
+        </m:r>
+        <m:r>
+          <m:t>1</m:t>
+        </m:r>
+      </m:oMath>
+      <w:del w:id="57" w:author="PR Preview" w:date="2026-01-01T00:00:00Z">
         <w:r>
-          <w:delText xml:space="preserve">of</w:delText>
+          <w:delText xml:space="preserve"> </w:delText>
         </w:r>
       </w:del>
-      <w:del w:id="50" w:author="PR Preview" w:date="2026-01-01T00:00:00Z">
+      <w:del w:id="58" w:author="PR Preview" w:date="2026-01-01T00:00:00Z">
+        <w:r>
+          <w:delText xml:space="preserve">by</w:delText>
+        </w:r>
+      </w:del>
+      <w:del w:id="59" w:author="PR Preview" w:date="2026-01-01T00:00:00Z">
         <w:r>
           <w:delText xml:space="preserve"> </w:delText>
         </w:r>
       </w:del>
       <w:hyperlink w:anchor="thm-hyperplane-subspace">
-        <w:del w:id="51" w:author="PR Preview" w:date="2026-01-01T00:00:00Z">
+        <w:del w:id="60" w:author="PR Preview" w:date="2026-01-01T00:00:00Z">
           <w:r>
             <w:rPr>
               <w:rStyle w:val="Hyperlink"/>
@@ -24220,117 +27790,38 @@
           </w:r>
         </w:del>
       </w:hyperlink>
-      <w:del w:id="52" w:author="PR Preview" w:date="2026-01-01T00:00:00Z">
-        <w:r>
-          <w:delText xml:space="preserve">.</w:delText>
-        </w:r>
-      </w:del>
-      <w:del w:id="53" w:author="PR Preview" w:date="2026-01-01T00:00:00Z">
-        <w:r>
-          <w:delText xml:space="preserve"> </w:delText>
-        </w:r>
-      </w:del>
-      <w:del w:id="54" w:author="PR Preview" w:date="2026-01-01T00:00:00Z">
-        <w:r>
-          <w:delText xml:space="preserve">In</w:delText>
-        </w:r>
-      </w:del>
-      <w:del w:id="55" w:author="PR Preview" w:date="2026-01-01T00:00:00Z">
-        <w:r>
-          <w:delText xml:space="preserve"> </w:delText>
-        </w:r>
-      </w:del>
-      <m:oMath>
-        <m:sSup>
-          <m:e>
-            <m:r>
-              <m:rPr>
-                <m:scr m:val="double-struck"/>
-                <m:sty m:val="p"/>
-              </m:rPr>
-              <m:t>R</m:t>
-            </m:r>
-          </m:e>
-          <m:sup>
-            <m:r>
-              <m:t>3</m:t>
-            </m:r>
-          </m:sup>
-        </m:sSup>
-      </m:oMath>
-      <w:del w:id="56" w:author="PR Preview" w:date="2026-01-01T00:00:00Z">
-        <w:r>
-          <w:delText xml:space="preserve">, take</w:delText>
-        </w:r>
-      </w:del>
-      <w:del w:id="57" w:author="PR Preview" w:date="2026-01-01T00:00:00Z">
-        <w:r>
-          <w:delText xml:space="preserve"> </w:delText>
-        </w:r>
-      </w:del>
-      <w:del w:id="58" w:author="PR Preview" w:date="2026-01-01T00:00:00Z">
-        <w:r>
-          <w:delText xml:space="preserve">$\mathord{\smash[b]{\underset{\raise.3ex\hbox{$\scriptstyle\sim$}}{w}}\vphantom{w}} = (1, 1, 1)$</w:delText>
-        </w:r>
-      </w:del>
-      <w:del w:id="59" w:author="PR Preview" w:date="2026-01-01T00:00:00Z">
-        <w:r>
-          <w:delText xml:space="preserve"> </w:delText>
-        </w:r>
-      </w:del>
-      <w:del w:id="60" w:author="PR Preview" w:date="2026-01-01T00:00:00Z">
-        <w:r>
-          <w:delText xml:space="preserve">and</w:delText>
-        </w:r>
-      </w:del>
       <w:del w:id="61" w:author="PR Preview" w:date="2026-01-01T00:00:00Z">
         <w:r>
           <w:delText xml:space="preserve"> </w:delText>
         </w:r>
       </w:del>
-      <m:oMath>
-        <m:r>
-          <m:t>b</m:t>
-        </m:r>
-        <m:r>
-          <m:rPr>
-            <m:sty m:val="p"/>
-          </m:rPr>
-          <m:t>=</m:t>
-        </m:r>
-        <m:r>
-          <m:rPr>
-            <m:sty m:val="p"/>
-          </m:rPr>
-          <m:t>−</m:t>
-        </m:r>
-        <m:r>
-          <m:t>1</m:t>
-        </m:r>
-      </m:oMath>
       <w:del w:id="62" w:author="PR Preview" w:date="2026-01-01T00:00:00Z">
         <w:r>
-          <w:delText xml:space="preserve">, the plane of</w:delText>
+          <w:delText xml:space="preserve">part 1.</w:delText>
         </w:r>
       </w:del>
+    </w:p>
+    <w:p>
+      <w:pPr>
+        <w:pStyle w:val="BodyText"/>
+      </w:pPr>
       <w:del w:id="63" w:author="PR Preview" w:date="2026-01-01T00:00:00Z">
+        <w:r>
+          <w:rPr>
+            <w:b/>
+            <w:bCs/>
+          </w:rPr>
+          <w:delText xml:space="preserve">Part 2.</w:delText>
+        </w:r>
+      </w:del>
+      <w:del w:id="64" w:author="PR Preview" w:date="2026-01-01T00:00:00Z">
         <w:r>
           <w:delText xml:space="preserve"> </w:delText>
         </w:r>
       </w:del>
-      <w:hyperlink w:anchor="exm-hyperplane-subspace">
-        <w:del w:id="64" w:author="PR Preview" w:date="2026-01-01T00:00:00Z">
-          <w:r>
-            <w:rPr>
-              <w:rStyle w:val="Hyperlink"/>
-            </w:rPr>
-            <w:delText xml:space="preserve">Example 20</w:delText>
-          </w:r>
-        </w:del>
-      </w:hyperlink>
       <w:del w:id="65" w:author="PR Preview" w:date="2026-01-01T00:00:00Z">
         <w:r>
-          <w:delText xml:space="preserve">,</w:delText>
+          <w:delText xml:space="preserve">Every difference is in</w:delText>
         </w:r>
       </w:del>
       <w:del w:id="66" w:author="PR Preview" w:date="2026-01-01T00:00:00Z">
@@ -24338,9 +27829,27 @@
           <w:delText xml:space="preserve"> </w:delText>
         </w:r>
       </w:del>
+      <m:oMath>
+        <m:sSup>
+          <m:e>
+            <m:r>
+              <m:rPr>
+                <m:scr m:val="double-struck"/>
+                <m:sty m:val="p"/>
+              </m:rPr>
+              <m:t>R</m:t>
+            </m:r>
+          </m:e>
+          <m:sup>
+            <m:r>
+              <m:t>p</m:t>
+            </m:r>
+          </m:sup>
+        </m:sSup>
+      </m:oMath>
       <w:del w:id="67" w:author="PR Preview" w:date="2026-01-01T00:00:00Z">
         <w:r>
-          <w:delText xml:space="preserve">with the independent vectors</w:delText>
+          <w:delText xml:space="preserve">, so</w:delText>
         </w:r>
       </w:del>
       <w:del w:id="68" w:author="PR Preview" w:date="2026-01-01T00:00:00Z">
@@ -24348,9 +27857,67 @@
           <w:delText xml:space="preserve"> </w:delText>
         </w:r>
       </w:del>
+      <m:oMath>
+        <m:r>
+          <m:t>D</m:t>
+        </m:r>
+        <m:r>
+          <m:rPr>
+            <m:sty m:val="p"/>
+          </m:rPr>
+          <m:t>(</m:t>
+        </m:r>
+        <m:sSup>
+          <m:e>
+            <m:r>
+              <m:rPr>
+                <m:scr m:val="script"/>
+                <m:sty m:val="p"/>
+              </m:rPr>
+              <m:t>H</m:t>
+            </m:r>
+          </m:e>
+          <m:sup>
+            <m:r>
+              <m:rPr>
+                <m:sty m:val="p"/>
+              </m:rPr>
+              <m:t>+</m:t>
+            </m:r>
+          </m:sup>
+        </m:sSup>
+        <m:r>
+          <m:rPr>
+            <m:sty m:val="p"/>
+          </m:rPr>
+          <m:t>)</m:t>
+        </m:r>
+        <m:r>
+          <m:rPr>
+            <m:sty m:val="p"/>
+          </m:rPr>
+          <m:t>⊆</m:t>
+        </m:r>
+        <m:sSup>
+          <m:e>
+            <m:r>
+              <m:rPr>
+                <m:scr m:val="double-struck"/>
+                <m:sty m:val="p"/>
+              </m:rPr>
+              <m:t>R</m:t>
+            </m:r>
+          </m:e>
+          <m:sup>
+            <m:r>
+              <m:t>p</m:t>
+            </m:r>
+          </m:sup>
+        </m:sSup>
+      </m:oMath>
       <w:del w:id="69" w:author="PR Preview" w:date="2026-01-01T00:00:00Z">
         <w:r>
-          <w:delText xml:space="preserve">$\mathord{\smash[b]{\underset{\raise.3ex\hbox{$\scriptstyle\sim$}}{v}}\vphantom{v}}_1 = (1, -1, 0)$</w:delText>
+          <w:delText xml:space="preserve">.</w:delText>
         </w:r>
       </w:del>
       <w:del w:id="70" w:author="PR Preview" w:date="2026-01-01T00:00:00Z">
@@ -24360,7 +27927,7 @@
       </w:del>
       <w:del w:id="71" w:author="PR Preview" w:date="2026-01-01T00:00:00Z">
         <w:r>
-          <w:delText xml:space="preserve">and</w:delText>
+          <w:delText xml:space="preserve">For the other direction, fix any</w:delText>
         </w:r>
       </w:del>
       <w:del w:id="72" w:author="PR Preview" w:date="2026-01-01T00:00:00Z">
@@ -24370,7 +27937,7 @@
       </w:del>
       <w:del w:id="73" w:author="PR Preview" w:date="2026-01-01T00:00:00Z">
         <w:r>
-          <w:delText xml:space="preserve">$\mathord{\smash[b]{\underset{\raise.3ex\hbox{$\scriptstyle\sim$}}{v}}\vphantom{v}}_2 = (0, 1, -1)$</w:delText>
+          <w:delText xml:space="preserve">$\mathord{\smash[b]{\underset{\raise.3ex\hbox{$\scriptstyle\sim$}}{x}}\vphantom{x}}_0 \in \mathcal{H}$</w:delText>
         </w:r>
       </w:del>
       <w:del w:id="74" w:author="PR Preview" w:date="2026-01-01T00:00:00Z">
@@ -24380,7 +27947,7 @@
       </w:del>
       <w:del w:id="75" w:author="PR Preview" w:date="2026-01-01T00:00:00Z">
         <w:r>
-          <w:delText xml:space="preserve">in</w:delText>
+          <w:delText xml:space="preserve">and any</w:delText>
         </w:r>
       </w:del>
       <w:del w:id="76" w:author="PR Preview" w:date="2026-01-01T00:00:00Z">
@@ -24388,49 +27955,45 @@
           <w:delText xml:space="preserve"> </w:delText>
         </w:r>
       </w:del>
-      <m:oMath>
-        <m:sSub>
-          <m:e>
-            <m:r>
-              <m:rPr>
-                <m:scr m:val="script"/>
-                <m:sty m:val="p"/>
-              </m:rPr>
-              <m:t>H</m:t>
-            </m:r>
-          </m:e>
-          <m:sub>
-            <m:r>
-              <m:t>0</m:t>
-            </m:r>
-          </m:sub>
-        </m:sSub>
-      </m:oMath>
       <w:del w:id="77" w:author="PR Preview" w:date="2026-01-01T00:00:00Z">
+        <w:r>
+          <w:delText xml:space="preserve">$\mathord{\smash[b]{\underset{\raise.3ex\hbox{$\scriptstyle\sim$}}{v}}\vphantom{v}} \in \mathbb{R}^p$</w:delText>
+        </w:r>
+      </w:del>
+      <w:del w:id="78" w:author="PR Preview" w:date="2026-01-01T00:00:00Z">
         <w:r>
           <w:delText xml:space="preserve">.</w:delText>
         </w:r>
       </w:del>
-      <w:del w:id="78" w:author="PR Preview" w:date="2026-01-01T00:00:00Z">
+      <w:del w:id="79" w:author="PR Preview" w:date="2026-01-01T00:00:00Z">
         <w:r>
           <w:delText xml:space="preserve"> </w:delText>
         </w:r>
       </w:del>
-      <w:del w:id="79" w:author="PR Preview" w:date="2026-01-01T00:00:00Z">
+      <w:del w:id="80" w:author="PR Preview" w:date="2026-01-01T00:00:00Z">
         <w:r>
-          <w:delText xml:space="preserve">The code evaluates</w:delText>
+          <w:delText xml:space="preserve">For a number</w:delText>
         </w:r>
       </w:del>
-      <w:del w:id="80" w:author="PR Preview" w:date="2026-01-01T00:00:00Z">
+      <w:del w:id="81" w:author="PR Preview" w:date="2026-01-01T00:00:00Z">
         <w:r>
           <w:delText xml:space="preserve"> </w:delText>
         </w:r>
       </w:del>
-      <w:del w:id="81" w:author="PR Preview" w:date="2026-01-01T00:00:00Z">
-        <w:r>
-          <w:delText xml:space="preserve">$\mathord{\smash[b]{\underset{\raise.3ex\hbox{$\scriptstyle\sim$}}{w}}\vphantom{w}} \cdot \mathord{\smash[b]{\underset{\raise.3ex\hbox{$\scriptstyle\sim$}}{x}}\vphantom{x}} + b$</w:delText>
-        </w:r>
-      </w:del>
+      <m:oMath>
+        <m:r>
+          <m:t>t</m:t>
+        </m:r>
+        <m:r>
+          <m:rPr>
+            <m:sty m:val="p"/>
+          </m:rPr>
+          <m:t>&gt;</m:t>
+        </m:r>
+        <m:r>
+          <m:t>0</m:t>
+        </m:r>
+      </m:oMath>
       <w:del w:id="82" w:author="PR Preview" w:date="2026-01-01T00:00:00Z">
         <w:r>
           <w:delText xml:space="preserve"> </w:delText>
@@ -24438,7 +28001,7 @@
       </w:del>
       <w:del w:id="83" w:author="PR Preview" w:date="2026-01-01T00:00:00Z">
         <w:r>
-          <w:delText xml:space="preserve">at the origin</w:delText>
+          <w:delText xml:space="preserve">to be chosen, let</w:delText>
         </w:r>
       </w:del>
       <w:del w:id="84" w:author="PR Preview" w:date="2026-01-01T00:00:00Z">
@@ -24448,42 +28011,22 @@
       </w:del>
       <w:del w:id="85" w:author="PR Preview" w:date="2026-01-01T00:00:00Z">
         <w:r>
-          <w:delText xml:space="preserve">and at points</w:delText>
+          <w:delText xml:space="preserve">$\mathord{\smash[b]{\underset{\raise.3ex\hbox{$\scriptstyle\sim$}}{x}}\vphantom{x}}_t \stackrel{\text{def}}{=}\mathord{\smash[b]{\underset{\raise.3ex\hbox{$\scriptstyle\sim$}}{x}}\vphantom{x}}_0 + t\,\mathord{\smash[b]{\underset{\raise.3ex\hbox{$\scriptstyle\sim$}}{w}}\vphantom{w}}$</w:delText>
         </w:r>
       </w:del>
       <w:del w:id="86" w:author="PR Preview" w:date="2026-01-01T00:00:00Z">
         <w:r>
-          <w:delText xml:space="preserve"> </w:delText>
+          <w:delText xml:space="preserve">.</w:delText>
         </w:r>
       </w:del>
       <w:del w:id="87" w:author="PR Preview" w:date="2026-01-01T00:00:00Z">
         <w:r>
-          <w:delText xml:space="preserve">$\mathord{\smash[b]{\underset{\raise.3ex\hbox{$\scriptstyle\sim$}}{x}}\vphantom{x}}_0 + t\,\mathord{\smash[b]{\underset{\raise.3ex\hbox{$\scriptstyle\sim$}}{v}}\vphantom{v}}$</w:delText>
+          <w:delText xml:space="preserve"> </w:delText>
         </w:r>
       </w:del>
       <w:del w:id="88" w:author="PR Preview" w:date="2026-01-01T00:00:00Z">
         <w:r>
-          <w:delText xml:space="preserve"> </w:delText>
-        </w:r>
-      </w:del>
-      <w:del w:id="89" w:author="PR Preview" w:date="2026-01-01T00:00:00Z">
-        <w:r>
-          <w:delText xml:space="preserve">and</w:delText>
-        </w:r>
-      </w:del>
-      <w:del w:id="90" w:author="PR Preview" w:date="2026-01-01T00:00:00Z">
-        <w:r>
-          <w:delText xml:space="preserve"> </w:delText>
-        </w:r>
-      </w:del>
-      <w:del w:id="91" w:author="PR Preview" w:date="2026-01-01T00:00:00Z">
-        <w:r>
-          <w:delText xml:space="preserve">$\mathord{\smash[b]{\underset{\raise.3ex\hbox{$\scriptstyle\sim$}}{x}}\vphantom{x}}_0 + s\,\mathord{\smash[b]{\underset{\raise.3ex\hbox{$\scriptstyle\sim$}}{v}}\vphantom{v}}_1 + t\,\mathord{\smash[b]{\underset{\raise.3ex\hbox{$\scriptstyle\sim$}}{v}}\vphantom{v}}_2$</w:delText>
-        </w:r>
-      </w:del>
-      <w:del w:id="92" w:author="PR Preview" w:date="2026-01-01T00:00:00Z">
-        <w:r>
-          <w:delText xml:space="preserve">.</w:delText>
+          <w:delText xml:space="preserve">Then</w:delText>
         </w:r>
       </w:del>
     </w:p>
@@ -24491,94 +28034,62 @@
       <w:pPr>
         <w:pStyle w:val="BodyText"/>
       </w:pPr>
-      <w:ins w:id="93" w:author="PR Preview" w:date="2026-01-01T00:00:00Z">
+      <w:ins w:id="89" w:author="PR Preview" w:date="2026-01-01T00:00:00Z">
+        <w:r>
+          <w:rPr>
+            <w:i/>
+            <w:iCs/>
+          </w:rPr>
+          <w:t xml:space="preserve">Proof</w:t>
+        </w:r>
+      </w:ins>
+      <w:ins w:id="90" w:author="PR Preview" w:date="2026-01-01T00:00:00Z">
+        <w:r>
+          <w:t xml:space="preserve">. </w:t>
+        </w:r>
+      </w:ins>
+      <w:ins w:id="91" w:author="PR Preview" w:date="2026-01-01T00:00:00Z">
         <w:r>
           <w:rPr>
             <w:b/>
             <w:bCs/>
           </w:rPr>
-          <w:t xml:space="preserve">Example 21 (A line in</w:t>
+          <w:t xml:space="preserve">Part 1.</w:t>
+        </w:r>
+      </w:ins>
+      <w:ins w:id="92" w:author="PR Preview" w:date="2026-01-01T00:00:00Z">
+        <w:r>
+          <w:t xml:space="preserve"> </w:t>
+        </w:r>
+      </w:ins>
+      <w:ins w:id="93" w:author="PR Preview" w:date="2026-01-01T00:00:00Z">
+        <w:r>
+          <w:t xml:space="preserve">Let</w:t>
         </w:r>
       </w:ins>
       <w:ins w:id="94" w:author="PR Preview" w:date="2026-01-01T00:00:00Z">
         <w:r>
-          <w:rPr>
-            <w:b/>
-            <w:bCs/>
-          </w:rPr>
           <w:t xml:space="preserve"> </w:t>
         </w:r>
       </w:ins>
-      <m:oMath>
-        <m:sSup>
-          <m:e>
-            <m:r>
-              <m:rPr>
-                <m:scr m:val="double-struck"/>
-                <m:sty m:val="p"/>
-              </m:rPr>
-              <m:t>R</m:t>
-            </m:r>
-          </m:e>
-          <m:sup>
-            <m:r>
-              <m:t>2</m:t>
-            </m:r>
-          </m:sup>
-        </m:sSup>
-      </m:oMath>
       <w:ins w:id="95" w:author="PR Preview" w:date="2026-01-01T00:00:00Z">
         <w:r>
-          <w:rPr>
-            <w:b/>
-            <w:bCs/>
-          </w:rPr>
-          <w:t xml:space="preserve"> </w:t>
+          <w:t xml:space="preserve">$\mathord{\smash[b]{\underset{\raise.3ex\hbox{$\scriptstyle\sim$}}{x}}\vphantom{x}}, \mathord{\smash[b]{\underset{\raise.3ex\hbox{$\scriptstyle\sim$}}{y}}\vphantom{y}}\in \mathcal{H}$</w:t>
         </w:r>
       </w:ins>
       <w:ins w:id="96" w:author="PR Preview" w:date="2026-01-01T00:00:00Z">
         <w:r>
-          <w:rPr>
-            <w:b/>
-            <w:bCs/>
-          </w:rPr>
-          <w:t xml:space="preserve">and a plane in</w:t>
+          <w:t xml:space="preserve">.</w:t>
         </w:r>
       </w:ins>
       <w:ins w:id="97" w:author="PR Preview" w:date="2026-01-01T00:00:00Z">
         <w:r>
-          <w:rPr>
-            <w:b/>
-            <w:bCs/>
-          </w:rPr>
           <w:t xml:space="preserve"> </w:t>
         </w:r>
       </w:ins>
-      <m:oMath>
-        <m:sSup>
-          <m:e>
-            <m:r>
-              <m:rPr>
-                <m:scr m:val="double-struck"/>
-                <m:sty m:val="p"/>
-              </m:rPr>
-              <m:t>R</m:t>
-            </m:r>
-          </m:e>
-          <m:sup>
-            <m:r>
-              <m:t>3</m:t>
-            </m:r>
-          </m:sup>
-        </m:sSup>
-      </m:oMath>
       <w:ins w:id="98" w:author="PR Preview" w:date="2026-01-01T00:00:00Z">
         <w:r>
-          <w:rPr>
-            <w:b/>
-            <w:bCs/>
-          </w:rPr>
-          <w:t xml:space="preserve">, checked on a grid of points)</w:t>
+          <w:t xml:space="preserve">By</w:t>
         </w:r>
       </w:ins>
       <w:ins w:id="99" w:author="PR Preview" w:date="2026-01-01T00:00:00Z">
@@ -24586,37 +28097,24 @@
           <w:t xml:space="preserve"> </w:t>
         </w:r>
       </w:ins>
-      <w:ins w:id="100" w:author="PR Preview" w:date="2026-01-01T00:00:00Z">
-        <w:r>
-          <w:t xml:space="preserve">In</w:t>
-        </w:r>
-      </w:ins>
+      <w:hyperlink w:anchor="thm-hyperplane-subspace">
+        <w:ins w:id="100" w:author="PR Preview" w:date="2026-01-01T00:00:00Z">
+          <w:r>
+            <w:rPr>
+              <w:rStyle w:val="Hyperlink"/>
+            </w:rPr>
+            <w:t xml:space="preserve">Theorem 12</w:t>
+          </w:r>
+        </w:ins>
+      </w:hyperlink>
       <w:ins w:id="101" w:author="PR Preview" w:date="2026-01-01T00:00:00Z">
         <w:r>
           <w:t xml:space="preserve"> </w:t>
         </w:r>
       </w:ins>
-      <m:oMath>
-        <m:sSup>
-          <m:e>
-            <m:r>
-              <m:rPr>
-                <m:scr m:val="double-struck"/>
-                <m:sty m:val="p"/>
-              </m:rPr>
-              <m:t>R</m:t>
-            </m:r>
-          </m:e>
-          <m:sup>
-            <m:r>
-              <m:t>2</m:t>
-            </m:r>
-          </m:sup>
-        </m:sSup>
-      </m:oMath>
       <w:ins w:id="102" w:author="PR Preview" w:date="2026-01-01T00:00:00Z">
         <w:r>
-          <w:t xml:space="preserve">, take</w:t>
+          <w:t xml:space="preserve">part 3,</w:t>
         </w:r>
       </w:ins>
       <w:ins w:id="103" w:author="PR Preview" w:date="2026-01-01T00:00:00Z">
@@ -24626,99 +28124,79 @@
       </w:ins>
       <w:ins w:id="104" w:author="PR Preview" w:date="2026-01-01T00:00:00Z">
         <w:r>
-          <w:t xml:space="preserve">$\mathord{\smash[b]{\underset{\raise.3ex\hbox{$\scriptstyle\sim$}}{w}}\vphantom{w}} = (1, 1)$</w:t>
+          <w:t xml:space="preserve">$\mathord{\smash[b]{\underset{\raise.3ex\hbox{$\scriptstyle\sim$}}{w}}\vphantom{w}} \cdot (\mathord{\smash[b]{\underset{\raise.3ex\hbox{$\scriptstyle\sim$}}{y}}\vphantom{y}}- \mathord{\smash[b]{\underset{\raise.3ex\hbox{$\scriptstyle\sim$}}{x}}\vphantom{x}}) = 0$</w:t>
         </w:r>
       </w:ins>
       <w:ins w:id="105" w:author="PR Preview" w:date="2026-01-01T00:00:00Z">
         <w:r>
-          <w:t xml:space="preserve"> </w:t>
+          <w:t xml:space="preserve">,</w:t>
         </w:r>
       </w:ins>
       <w:ins w:id="106" w:author="PR Preview" w:date="2026-01-01T00:00:00Z">
         <w:r>
-          <w:t xml:space="preserve">and</w:t>
+          <w:t xml:space="preserve"> </w:t>
         </w:r>
       </w:ins>
       <w:ins w:id="107" w:author="PR Preview" w:date="2026-01-01T00:00:00Z">
         <w:r>
-          <w:t xml:space="preserve"> </w:t>
+          <w:t xml:space="preserve">so</w:t>
         </w:r>
       </w:ins>
-      <m:oMath>
-        <m:r>
-          <m:t>b</m:t>
-        </m:r>
-        <m:r>
-          <m:rPr>
-            <m:sty m:val="p"/>
-          </m:rPr>
-          <m:t>=</m:t>
-        </m:r>
-        <m:r>
-          <m:rPr>
-            <m:sty m:val="p"/>
-          </m:rPr>
-          <m:t>−</m:t>
-        </m:r>
-        <m:r>
-          <m:t>1</m:t>
-        </m:r>
-      </m:oMath>
       <w:ins w:id="108" w:author="PR Preview" w:date="2026-01-01T00:00:00Z">
         <w:r>
-          <w:t xml:space="preserve">, the line of</w:t>
+          <w:t xml:space="preserve"> </w:t>
         </w:r>
       </w:ins>
       <w:ins w:id="109" w:author="PR Preview" w:date="2026-01-01T00:00:00Z">
         <w:r>
+          <w:t xml:space="preserve">$\mathord{\smash[b]{\underset{\raise.3ex\hbox{$\scriptstyle\sim$}}{y}}\vphantom{y}}- \mathord{\smash[b]{\underset{\raise.3ex\hbox{$\scriptstyle\sim$}}{x}}\vphantom{x}}\in \mathcal{H}_0 = \mathopen{}\left\{\mathord{\smash[b]{\underset{\raise.3ex\hbox{$\scriptstyle\sim$}}{s}}\vphantom{s}} : \mathord{\smash[b]{\underset{\raise.3ex\hbox{$\scriptstyle\sim$}}{w}}\vphantom{w}} \cdot \mathord{\smash[b]{\underset{\raise.3ex\hbox{$\scriptstyle\sim$}}{s}}\vphantom{s}} = 0\right\}\mathclose{}$</w:t>
+        </w:r>
+      </w:ins>
+      <w:ins w:id="110" w:author="PR Preview" w:date="2026-01-01T00:00:00Z">
+        <w:r>
+          <w:t xml:space="preserve">.</w:t>
+        </w:r>
+      </w:ins>
+      <w:ins w:id="111" w:author="PR Preview" w:date="2026-01-01T00:00:00Z">
+        <w:r>
           <w:t xml:space="preserve"> </w:t>
         </w:r>
       </w:ins>
-      <w:hyperlink r:id="rId88">
-        <w:ins w:id="110" w:author="PR Preview" w:date="2026-01-01T00:00:00Z">
+      <w:ins w:id="112" w:author="PR Preview" w:date="2026-01-01T00:00:00Z">
+        <w:r>
+          <w:t xml:space="preserve">Conversely, take any</w:t>
+        </w:r>
+      </w:ins>
+      <w:ins w:id="113" w:author="PR Preview" w:date="2026-01-01T00:00:00Z">
+        <w:r>
+          <w:t xml:space="preserve"> </w:t>
+        </w:r>
+      </w:ins>
+      <w:ins w:id="114" w:author="PR Preview" w:date="2026-01-01T00:00:00Z">
+        <w:r>
+          <w:t xml:space="preserve">$\mathord{\smash[b]{\underset{\raise.3ex\hbox{$\scriptstyle\sim$}}{x}}\vphantom{x}}_0 \in \mathcal{H}$</w:t>
+        </w:r>
+      </w:ins>
+      <w:ins w:id="115" w:author="PR Preview" w:date="2026-01-01T00:00:00Z">
+        <w:r>
+          <w:t xml:space="preserve"> </w:t>
+        </w:r>
+      </w:ins>
+      <w:ins w:id="116" w:author="PR Preview" w:date="2026-01-01T00:00:00Z">
+        <w:r>
+          <w:t xml:space="preserve">(</w:t>
+        </w:r>
+      </w:ins>
+      <w:hyperlink w:anchor="thm-hyperplane-subspace">
+        <w:ins w:id="117" w:author="PR Preview" w:date="2026-01-01T00:00:00Z">
           <w:r>
             <w:rPr>
               <w:rStyle w:val="Hyperlink"/>
             </w:rPr>
-            <w:t xml:space="preserve">Example 19 in Matrices</w:t>
+            <w:t xml:space="preserve">Theorem 12</w:t>
           </w:r>
         </w:ins>
       </w:hyperlink>
-      <w:ins w:id="111" w:author="PR Preview" w:date="2026-01-01T00:00:00Z">
-        <w:r>
-          <w:t xml:space="preserve">.</w:t>
-        </w:r>
-      </w:ins>
-      <w:ins w:id="112" w:author="PR Preview" w:date="2026-01-01T00:00:00Z">
-        <w:r>
-          <w:t xml:space="preserve"> </w:t>
-        </w:r>
-      </w:ins>
-      <w:ins w:id="113" w:author="PR Preview" w:date="2026-01-01T00:00:00Z">
-        <w:r>
-          <w:t xml:space="preserve">The point</w:t>
-        </w:r>
-      </w:ins>
-      <w:ins w:id="114" w:author="PR Preview" w:date="2026-01-01T00:00:00Z">
-        <w:r>
-          <w:t xml:space="preserve"> </w:t>
-        </w:r>
-      </w:ins>
-      <w:ins w:id="115" w:author="PR Preview" w:date="2026-01-01T00:00:00Z">
-        <w:r>
-          <w:t xml:space="preserve">$\mathord{\smash[b]{\underset{\raise.3ex\hbox{$\scriptstyle\sim$}}{x}}\vphantom{x}}_0 = -\frac{b}{\mathord{\smash[b]{\underset{\raise.3ex\hbox{$\scriptstyle\sim$}}{w}}\vphantom{w}} \cdot \mathord{\smash[b]{\underset{\raise.3ex\hbox{$\scriptstyle\sim$}}{w}}\vphantom{w}}}\,\mathord{\smash[b]{\underset{\raise.3ex\hbox{$\scriptstyle\sim$}}{w}}\vphantom{w}}$</w:t>
-        </w:r>
-      </w:ins>
-      <w:ins w:id="116" w:author="PR Preview" w:date="2026-01-01T00:00:00Z">
-        <w:r>
-          <w:t xml:space="preserve"> </w:t>
-        </w:r>
-      </w:ins>
-      <w:ins w:id="117" w:author="PR Preview" w:date="2026-01-01T00:00:00Z">
-        <w:r>
-          <w:t xml:space="preserve">is on it,</w:t>
-        </w:r>
-      </w:ins>
       <w:ins w:id="118" w:author="PR Preview" w:date="2026-01-01T00:00:00Z">
         <w:r>
           <w:t xml:space="preserve"> </w:t>
@@ -24726,7 +28204,7 @@
       </w:ins>
       <w:ins w:id="119" w:author="PR Preview" w:date="2026-01-01T00:00:00Z">
         <w:r>
-          <w:t xml:space="preserve">and the vector</w:t>
+          <w:t xml:space="preserve">part 2 gives such a point).</w:t>
         </w:r>
       </w:ins>
       <w:ins w:id="120" w:author="PR Preview" w:date="2026-01-01T00:00:00Z">
@@ -24736,7 +28214,7 @@
       </w:ins>
       <w:ins w:id="121" w:author="PR Preview" w:date="2026-01-01T00:00:00Z">
         <w:r>
-          <w:t xml:space="preserve">$\mathord{\smash[b]{\underset{\raise.3ex\hbox{$\scriptstyle\sim$}}{v}}\vphantom{v}} = (-w_2, w_1)$</w:t>
+          <w:t xml:space="preserve">For any</w:t>
         </w:r>
       </w:ins>
       <w:ins w:id="122" w:author="PR Preview" w:date="2026-01-01T00:00:00Z">
@@ -24746,22 +28224,22 @@
       </w:ins>
       <w:ins w:id="123" w:author="PR Preview" w:date="2026-01-01T00:00:00Z">
         <w:r>
-          <w:t xml:space="preserve">is nonzero with</w:t>
+          <w:t xml:space="preserve">$\mathord{\smash[b]{\underset{\raise.3ex\hbox{$\scriptstyle\sim$}}{s}}\vphantom{s}} \in \mathcal{H}_0$</w:t>
         </w:r>
       </w:ins>
       <w:ins w:id="124" w:author="PR Preview" w:date="2026-01-01T00:00:00Z">
         <w:r>
-          <w:t xml:space="preserve"> </w:t>
+          <w:t xml:space="preserve">, the point</w:t>
         </w:r>
       </w:ins>
       <w:ins w:id="125" w:author="PR Preview" w:date="2026-01-01T00:00:00Z">
         <w:r>
-          <w:t xml:space="preserve">$\mathord{\smash[b]{\underset{\raise.3ex\hbox{$\scriptstyle\sim$}}{w}}\vphantom{w}} \cdot \mathord{\smash[b]{\underset{\raise.3ex\hbox{$\scriptstyle\sim$}}{v}}\vphantom{v}} = 0$</w:t>
+          <w:t xml:space="preserve"> </w:t>
         </w:r>
       </w:ins>
       <w:ins w:id="126" w:author="PR Preview" w:date="2026-01-01T00:00:00Z">
         <w:r>
-          <w:t xml:space="preserve">,</w:t>
+          <w:t xml:space="preserve">$\mathord{\smash[b]{\underset{\raise.3ex\hbox{$\scriptstyle\sim$}}{x}}\vphantom{x}}_0 + \mathord{\smash[b]{\underset{\raise.3ex\hbox{$\scriptstyle\sim$}}{s}}\vphantom{s}}$</w:t>
         </w:r>
       </w:ins>
       <w:ins w:id="127" w:author="PR Preview" w:date="2026-01-01T00:00:00Z">
@@ -24771,7 +28249,7 @@
       </w:ins>
       <w:ins w:id="128" w:author="PR Preview" w:date="2026-01-01T00:00:00Z">
         <w:r>
-          <w:t xml:space="preserve">so it spans the subspace</w:t>
+          <w:t xml:space="preserve">is in</w:t>
         </w:r>
       </w:ins>
       <w:ins w:id="129" w:author="PR Preview" w:date="2026-01-01T00:00:00Z">
@@ -24780,22 +28258,13 @@
         </w:r>
       </w:ins>
       <m:oMath>
-        <m:sSub>
-          <m:e>
-            <m:r>
-              <m:rPr>
-                <m:scr m:val="script"/>
-                <m:sty m:val="p"/>
-              </m:rPr>
-              <m:t>H</m:t>
-            </m:r>
-          </m:e>
-          <m:sub>
-            <m:r>
-              <m:t>0</m:t>
-            </m:r>
-          </m:sub>
-        </m:sSub>
+        <m:r>
+          <m:rPr>
+            <m:scr m:val="script"/>
+            <m:sty m:val="p"/>
+          </m:rPr>
+          <m:t>H</m:t>
+        </m:r>
       </m:oMath>
       <w:ins w:id="130" w:author="PR Preview" w:date="2026-01-01T00:00:00Z">
         <w:r>
@@ -24804,7 +28273,7 @@
       </w:ins>
       <w:ins w:id="131" w:author="PR Preview" w:date="2026-01-01T00:00:00Z">
         <w:r>
-          <w:t xml:space="preserve">of</w:t>
+          <w:t xml:space="preserve">by the same part,</w:t>
         </w:r>
       </w:ins>
       <w:ins w:id="132" w:author="PR Preview" w:date="2026-01-01T00:00:00Z">
@@ -24812,8 +28281,128 @@
           <w:t xml:space="preserve"> </w:t>
         </w:r>
       </w:ins>
+      <w:ins w:id="133" w:author="PR Preview" w:date="2026-01-01T00:00:00Z">
+        <w:r>
+          <w:t xml:space="preserve">and</w:t>
+        </w:r>
+      </w:ins>
+      <w:ins w:id="134" w:author="PR Preview" w:date="2026-01-01T00:00:00Z">
+        <w:r>
+          <w:t xml:space="preserve"> </w:t>
+        </w:r>
+      </w:ins>
+      <w:ins w:id="135" w:author="PR Preview" w:date="2026-01-01T00:00:00Z">
+        <w:r>
+          <w:t xml:space="preserve">$(\mathord{\smash[b]{\underset{\raise.3ex\hbox{$\scriptstyle\sim$}}{x}}\vphantom{x}}_0 + \mathord{\smash[b]{\underset{\raise.3ex\hbox{$\scriptstyle\sim$}}{s}}\vphantom{s}}) - \mathord{\smash[b]{\underset{\raise.3ex\hbox{$\scriptstyle\sim$}}{x}}\vphantom{x}}_0 = \mathord{\smash[b]{\underset{\raise.3ex\hbox{$\scriptstyle\sim$}}{s}}\vphantom{s}}$</w:t>
+        </w:r>
+      </w:ins>
+      <w:ins w:id="136" w:author="PR Preview" w:date="2026-01-01T00:00:00Z">
+        <w:r>
+          <w:t xml:space="preserve">.</w:t>
+        </w:r>
+      </w:ins>
+      <w:ins w:id="137" w:author="PR Preview" w:date="2026-01-01T00:00:00Z">
+        <w:r>
+          <w:t xml:space="preserve"> </w:t>
+        </w:r>
+      </w:ins>
+      <w:ins w:id="138" w:author="PR Preview" w:date="2026-01-01T00:00:00Z">
+        <w:r>
+          <w:t xml:space="preserve">So</w:t>
+        </w:r>
+      </w:ins>
+      <w:ins w:id="139" w:author="PR Preview" w:date="2026-01-01T00:00:00Z">
+        <w:r>
+          <w:t xml:space="preserve"> </w:t>
+        </w:r>
+      </w:ins>
+      <m:oMath>
+        <m:r>
+          <m:t>D</m:t>
+        </m:r>
+        <m:r>
+          <m:rPr>
+            <m:sty m:val="p"/>
+          </m:rPr>
+          <m:t>(</m:t>
+        </m:r>
+        <m:r>
+          <m:rPr>
+            <m:scr m:val="script"/>
+            <m:sty m:val="p"/>
+          </m:rPr>
+          <m:t>H</m:t>
+        </m:r>
+        <m:r>
+          <m:rPr>
+            <m:sty m:val="p"/>
+          </m:rPr>
+          <m:t>)</m:t>
+        </m:r>
+        <m:r>
+          <m:rPr>
+            <m:sty m:val="p"/>
+          </m:rPr>
+          <m:t>=</m:t>
+        </m:r>
+        <m:sSub>
+          <m:e>
+            <m:r>
+              <m:rPr>
+                <m:scr m:val="script"/>
+                <m:sty m:val="p"/>
+              </m:rPr>
+              <m:t>H</m:t>
+            </m:r>
+          </m:e>
+          <m:sub>
+            <m:r>
+              <m:t>0</m:t>
+            </m:r>
+          </m:sub>
+        </m:sSub>
+      </m:oMath>
+      <w:ins w:id="140" w:author="PR Preview" w:date="2026-01-01T00:00:00Z">
+        <w:r>
+          <w:t xml:space="preserve">, which has dimension</w:t>
+        </w:r>
+      </w:ins>
+      <w:ins w:id="141" w:author="PR Preview" w:date="2026-01-01T00:00:00Z">
+        <w:r>
+          <w:t xml:space="preserve"> </w:t>
+        </w:r>
+      </w:ins>
+      <m:oMath>
+        <m:r>
+          <m:t>p</m:t>
+        </m:r>
+        <m:r>
+          <m:rPr>
+            <m:sty m:val="p"/>
+          </m:rPr>
+          <m:t>−</m:t>
+        </m:r>
+        <m:r>
+          <m:t>1</m:t>
+        </m:r>
+      </m:oMath>
+      <w:ins w:id="142" w:author="PR Preview" w:date="2026-01-01T00:00:00Z">
+        <w:r>
+          <w:t xml:space="preserve"> </w:t>
+        </w:r>
+      </w:ins>
+      <w:ins w:id="143" w:author="PR Preview" w:date="2026-01-01T00:00:00Z">
+        <w:r>
+          <w:t xml:space="preserve">by</w:t>
+        </w:r>
+      </w:ins>
+      <w:ins w:id="144" w:author="PR Preview" w:date="2026-01-01T00:00:00Z">
+        <w:r>
+          <w:t xml:space="preserve"> </w:t>
+        </w:r>
+      </w:ins>
       <w:hyperlink w:anchor="thm-hyperplane-subspace">
-        <w:ins w:id="133" w:author="PR Preview" w:date="2026-01-01T00:00:00Z">
+        <w:ins w:id="145" w:author="PR Preview" w:date="2026-01-01T00:00:00Z">
           <w:r>
             <w:rPr>
               <w:rStyle w:val="Hyperlink"/>
@@ -24822,22 +28411,41 @@
           </w:r>
         </w:ins>
       </w:hyperlink>
-      <w:ins w:id="134" w:author="PR Preview" w:date="2026-01-01T00:00:00Z">
-        <w:r>
-          <w:t xml:space="preserve">.</w:t>
-        </w:r>
-      </w:ins>
-      <w:ins w:id="135" w:author="PR Preview" w:date="2026-01-01T00:00:00Z">
+      <w:ins w:id="146" w:author="PR Preview" w:date="2026-01-01T00:00:00Z">
         <w:r>
           <w:t xml:space="preserve"> </w:t>
         </w:r>
       </w:ins>
-      <w:ins w:id="136" w:author="PR Preview" w:date="2026-01-01T00:00:00Z">
+      <w:ins w:id="147" w:author="PR Preview" w:date="2026-01-01T00:00:00Z">
         <w:r>
-          <w:t xml:space="preserve">In</w:t>
+          <w:t xml:space="preserve">part 1.</w:t>
         </w:r>
       </w:ins>
-      <w:ins w:id="137" w:author="PR Preview" w:date="2026-01-01T00:00:00Z">
+    </w:p>
+    <w:p>
+      <w:pPr>
+        <w:pStyle w:val="BodyText"/>
+      </w:pPr>
+      <w:ins w:id="148" w:author="PR Preview" w:date="2026-01-01T00:00:00Z">
+        <w:r>
+          <w:rPr>
+            <w:b/>
+            <w:bCs/>
+          </w:rPr>
+          <w:t xml:space="preserve">Part 2.</w:t>
+        </w:r>
+      </w:ins>
+      <w:ins w:id="149" w:author="PR Preview" w:date="2026-01-01T00:00:00Z">
+        <w:r>
+          <w:t xml:space="preserve"> </w:t>
+        </w:r>
+      </w:ins>
+      <w:ins w:id="150" w:author="PR Preview" w:date="2026-01-01T00:00:00Z">
+        <w:r>
+          <w:t xml:space="preserve">Every difference is in</w:t>
+        </w:r>
+      </w:ins>
+      <w:ins w:id="151" w:author="PR Preview" w:date="2026-01-01T00:00:00Z">
         <w:r>
           <w:t xml:space="preserve"> </w:t>
         </w:r>
@@ -24855,143 +28463,32 @@
           </m:e>
           <m:sup>
             <m:r>
-              <m:t>3</m:t>
+              <m:t>p</m:t>
             </m:r>
           </m:sup>
         </m:sSup>
       </m:oMath>
-      <w:ins w:id="138" w:author="PR Preview" w:date="2026-01-01T00:00:00Z">
+      <w:ins w:id="152" w:author="PR Preview" w:date="2026-01-01T00:00:00Z">
         <w:r>
-          <w:t xml:space="preserve">, take</w:t>
+          <w:t xml:space="preserve">, so</w:t>
         </w:r>
       </w:ins>
-      <w:ins w:id="139" w:author="PR Preview" w:date="2026-01-01T00:00:00Z">
+      <w:ins w:id="153" w:author="PR Preview" w:date="2026-01-01T00:00:00Z">
         <w:r>
           <w:t xml:space="preserve"> </w:t>
         </w:r>
       </w:ins>
-      <w:ins w:id="140" w:author="PR Preview" w:date="2026-01-01T00:00:00Z">
-        <w:r>
-          <w:t xml:space="preserve">$\mathord{\smash[b]{\underset{\raise.3ex\hbox{$\scriptstyle\sim$}}{w}}\vphantom{w}} = (1, 1, 1)$</w:t>
-        </w:r>
-      </w:ins>
-      <w:ins w:id="141" w:author="PR Preview" w:date="2026-01-01T00:00:00Z">
-        <w:r>
-          <w:t xml:space="preserve"> </w:t>
-        </w:r>
-      </w:ins>
-      <w:ins w:id="142" w:author="PR Preview" w:date="2026-01-01T00:00:00Z">
-        <w:r>
-          <w:t xml:space="preserve">and</w:t>
-        </w:r>
-      </w:ins>
-      <w:ins w:id="143" w:author="PR Preview" w:date="2026-01-01T00:00:00Z">
-        <w:r>
-          <w:t xml:space="preserve"> </w:t>
-        </w:r>
-      </w:ins>
-      <m:oMath>
-        <m:r>
-          <m:t>b</m:t>
-        </m:r>
-        <m:r>
-          <m:rPr>
-            <m:sty m:val="p"/>
-          </m:rPr>
-          <m:t>=</m:t>
-        </m:r>
-        <m:r>
-          <m:rPr>
-            <m:sty m:val="p"/>
-          </m:rPr>
-          <m:t>−</m:t>
-        </m:r>
-        <m:r>
-          <m:t>1</m:t>
-        </m:r>
-      </m:oMath>
-      <w:ins w:id="144" w:author="PR Preview" w:date="2026-01-01T00:00:00Z">
-        <w:r>
-          <w:t xml:space="preserve">, the plane of</w:t>
-        </w:r>
-      </w:ins>
-      <w:ins w:id="145" w:author="PR Preview" w:date="2026-01-01T00:00:00Z">
-        <w:r>
-          <w:t xml:space="preserve"> </w:t>
-        </w:r>
-      </w:ins>
-      <w:hyperlink w:anchor="exm-hyperplane-subspace">
-        <w:ins w:id="146" w:author="PR Preview" w:date="2026-01-01T00:00:00Z">
-          <w:r>
-            <w:rPr>
-              <w:rStyle w:val="Hyperlink"/>
-            </w:rPr>
-            <w:t xml:space="preserve">Example 20</w:t>
-          </w:r>
-        </w:ins>
-      </w:hyperlink>
-      <w:ins w:id="147" w:author="PR Preview" w:date="2026-01-01T00:00:00Z">
-        <w:r>
-          <w:t xml:space="preserve">,</w:t>
-        </w:r>
-      </w:ins>
-      <w:ins w:id="148" w:author="PR Preview" w:date="2026-01-01T00:00:00Z">
-        <w:r>
-          <w:t xml:space="preserve"> </w:t>
-        </w:r>
-      </w:ins>
-      <w:ins w:id="149" w:author="PR Preview" w:date="2026-01-01T00:00:00Z">
-        <w:r>
-          <w:t xml:space="preserve">with the independent vectors</w:t>
-        </w:r>
-      </w:ins>
-      <w:ins w:id="150" w:author="PR Preview" w:date="2026-01-01T00:00:00Z">
-        <w:r>
-          <w:t xml:space="preserve"> </w:t>
-        </w:r>
-      </w:ins>
-      <w:ins w:id="151" w:author="PR Preview" w:date="2026-01-01T00:00:00Z">
-        <w:r>
-          <w:t xml:space="preserve">$\mathord{\smash[b]{\underset{\raise.3ex\hbox{$\scriptstyle\sim$}}{v}}\vphantom{v}}_1 = (1, -1, 0)$</w:t>
-        </w:r>
-      </w:ins>
-      <w:ins w:id="152" w:author="PR Preview" w:date="2026-01-01T00:00:00Z">
-        <w:r>
-          <w:t xml:space="preserve"> </w:t>
-        </w:r>
-      </w:ins>
-      <w:ins w:id="153" w:author="PR Preview" w:date="2026-01-01T00:00:00Z">
-        <w:r>
-          <w:t xml:space="preserve">and</w:t>
-        </w:r>
-      </w:ins>
-      <w:ins w:id="154" w:author="PR Preview" w:date="2026-01-01T00:00:00Z">
-        <w:r>
-          <w:t xml:space="preserve"> </w:t>
-        </w:r>
-      </w:ins>
-      <w:ins w:id="155" w:author="PR Preview" w:date="2026-01-01T00:00:00Z">
-        <w:r>
-          <w:t xml:space="preserve">$\mathord{\smash[b]{\underset{\raise.3ex\hbox{$\scriptstyle\sim$}}{v}}\vphantom{v}}_2 = (0, 1, -1)$</w:t>
-        </w:r>
-      </w:ins>
-      <w:ins w:id="156" w:author="PR Preview" w:date="2026-01-01T00:00:00Z">
-        <w:r>
-          <w:t xml:space="preserve"> </w:t>
-        </w:r>
-      </w:ins>
-      <w:ins w:id="157" w:author="PR Preview" w:date="2026-01-01T00:00:00Z">
-        <w:r>
-          <w:t xml:space="preserve">in</w:t>
-        </w:r>
-      </w:ins>
-      <w:ins w:id="158" w:author="PR Preview" w:date="2026-01-01T00:00:00Z">
-        <w:r>
-          <w:t xml:space="preserve"> </w:t>
-        </w:r>
-      </w:ins>
-      <m:oMath>
-        <m:sSub>
+      <m:oMath>
+        <m:r>
+          <m:t>D</m:t>
+        </m:r>
+        <m:r>
+          <m:rPr>
+            <m:sty m:val="p"/>
+          </m:rPr>
+          <m:t>(</m:t>
+        </m:r>
+        <m:sSup>
           <m:e>
             <m:r>
               <m:rPr>
@@ -25001,13 +28498,69 @@
               <m:t>H</m:t>
             </m:r>
           </m:e>
-          <m:sub>
-            <m:r>
-              <m:t>0</m:t>
-            </m:r>
-          </m:sub>
-        </m:sSub>
-      </m:oMath>
+          <m:sup>
+            <m:r>
+              <m:rPr>
+                <m:sty m:val="p"/>
+              </m:rPr>
+              <m:t>+</m:t>
+            </m:r>
+          </m:sup>
+        </m:sSup>
+        <m:r>
+          <m:rPr>
+            <m:sty m:val="p"/>
+          </m:rPr>
+          <m:t>)</m:t>
+        </m:r>
+        <m:r>
+          <m:rPr>
+            <m:sty m:val="p"/>
+          </m:rPr>
+          <m:t>⊆</m:t>
+        </m:r>
+        <m:sSup>
+          <m:e>
+            <m:r>
+              <m:rPr>
+                <m:scr m:val="double-struck"/>
+                <m:sty m:val="p"/>
+              </m:rPr>
+              <m:t>R</m:t>
+            </m:r>
+          </m:e>
+          <m:sup>
+            <m:r>
+              <m:t>p</m:t>
+            </m:r>
+          </m:sup>
+        </m:sSup>
+      </m:oMath>
+      <w:ins w:id="154" w:author="PR Preview" w:date="2026-01-01T00:00:00Z">
+        <w:r>
+          <w:t xml:space="preserve">.</w:t>
+        </w:r>
+      </w:ins>
+      <w:ins w:id="155" w:author="PR Preview" w:date="2026-01-01T00:00:00Z">
+        <w:r>
+          <w:t xml:space="preserve"> </w:t>
+        </w:r>
+      </w:ins>
+      <w:ins w:id="156" w:author="PR Preview" w:date="2026-01-01T00:00:00Z">
+        <w:r>
+          <w:t xml:space="preserve">For the reverse inclusion, take any</w:t>
+        </w:r>
+      </w:ins>
+      <w:ins w:id="157" w:author="PR Preview" w:date="2026-01-01T00:00:00Z">
+        <w:r>
+          <w:t xml:space="preserve"> </w:t>
+        </w:r>
+      </w:ins>
+      <w:ins w:id="158" w:author="PR Preview" w:date="2026-01-01T00:00:00Z">
+        <w:r>
+          <w:t xml:space="preserve">$\mathord{\smash[b]{\underset{\raise.3ex\hbox{$\scriptstyle\sim$}}{x}}\vphantom{x}}_0 \in \mathcal{H}$</w:t>
+        </w:r>
+      </w:ins>
       <w:ins w:id="159" w:author="PR Preview" w:date="2026-01-01T00:00:00Z">
         <w:r>
           <w:t xml:space="preserve">.</w:t>
@@ -25020,7 +28573,7 @@
       </w:ins>
       <w:ins w:id="161" w:author="PR Preview" w:date="2026-01-01T00:00:00Z">
         <w:r>
-          <w:t xml:space="preserve">The code evaluates</w:t>
+          <w:t xml:space="preserve">Take any</w:t>
         </w:r>
       </w:ins>
       <w:ins w:id="162" w:author="PR Preview" w:date="2026-01-01T00:00:00Z">
@@ -25030,29 +28583,43 @@
       </w:ins>
       <w:ins w:id="163" w:author="PR Preview" w:date="2026-01-01T00:00:00Z">
         <w:r>
-          <w:t xml:space="preserve">$\mathord{\smash[b]{\underset{\raise.3ex\hbox{$\scriptstyle\sim$}}{w}}\vphantom{w}} \cdot \mathord{\smash[b]{\underset{\raise.3ex\hbox{$\scriptstyle\sim$}}{x}}\vphantom{x}} + b$</w:t>
+          <w:t xml:space="preserve">$\mathord{\smash[b]{\underset{\raise.3ex\hbox{$\scriptstyle\sim$}}{v}}\vphantom{v}} \in \mathbb{R}^p$</w:t>
         </w:r>
       </w:ins>
       <w:ins w:id="164" w:author="PR Preview" w:date="2026-01-01T00:00:00Z">
         <w:r>
-          <w:t xml:space="preserve"> </w:t>
+          <w:t xml:space="preserve">.</w:t>
         </w:r>
       </w:ins>
       <w:ins w:id="165" w:author="PR Preview" w:date="2026-01-01T00:00:00Z">
         <w:r>
-          <w:t xml:space="preserve">at the origin</w:t>
+          <w:t xml:space="preserve"> </w:t>
         </w:r>
       </w:ins>
       <w:ins w:id="166" w:author="PR Preview" w:date="2026-01-01T00:00:00Z">
         <w:r>
-          <w:t xml:space="preserve"> </w:t>
+          <w:t xml:space="preserve">For a number</w:t>
         </w:r>
       </w:ins>
       <w:ins w:id="167" w:author="PR Preview" w:date="2026-01-01T00:00:00Z">
         <w:r>
-          <w:t xml:space="preserve">and at points</w:t>
+          <w:t xml:space="preserve"> </w:t>
         </w:r>
       </w:ins>
+      <m:oMath>
+        <m:r>
+          <m:t>t</m:t>
+        </m:r>
+        <m:r>
+          <m:rPr>
+            <m:sty m:val="p"/>
+          </m:rPr>
+          <m:t>&gt;</m:t>
+        </m:r>
+        <m:r>
+          <m:t>0</m:t>
+        </m:r>
+      </m:oMath>
       <w:ins w:id="168" w:author="PR Preview" w:date="2026-01-01T00:00:00Z">
         <w:r>
           <w:t xml:space="preserve"> </w:t>
@@ -25060,7 +28627,7 @@
       </w:ins>
       <w:ins w:id="169" w:author="PR Preview" w:date="2026-01-01T00:00:00Z">
         <w:r>
-          <w:t xml:space="preserve">$\mathord{\smash[b]{\underset{\raise.3ex\hbox{$\scriptstyle\sim$}}{x}}\vphantom{x}}_0 + t\,\mathord{\smash[b]{\underset{\raise.3ex\hbox{$\scriptstyle\sim$}}{v}}\vphantom{v}}$</w:t>
+          <w:t xml:space="preserve">to be chosen, let</w:t>
         </w:r>
       </w:ins>
       <w:ins w:id="170" w:author="PR Preview" w:date="2026-01-01T00:00:00Z">
@@ -25070,3676 +28637,24 @@
       </w:ins>
       <w:ins w:id="171" w:author="PR Preview" w:date="2026-01-01T00:00:00Z">
         <w:r>
-          <w:t xml:space="preserve">and</w:t>
+          <w:t xml:space="preserve">$\mathord{\smash[b]{\underset{\raise.3ex\hbox{$\scriptstyle\sim$}}{x}}\vphantom{x}}_t \stackrel{\text{def}}{=}\mathord{\smash[b]{\underset{\raise.3ex\hbox{$\scriptstyle\sim$}}{x}}\vphantom{x}}_0 + t\,\mathord{\smash[b]{\underset{\raise.3ex\hbox{$\scriptstyle\sim$}}{w}}\vphantom{w}}$</w:t>
         </w:r>
       </w:ins>
       <w:ins w:id="172" w:author="PR Preview" w:date="2026-01-01T00:00:00Z">
         <w:r>
-          <w:t xml:space="preserve"> </w:t>
+          <w:t xml:space="preserve">.</w:t>
         </w:r>
       </w:ins>
       <w:ins w:id="173" w:author="PR Preview" w:date="2026-01-01T00:00:00Z">
         <w:r>
-          <w:t xml:space="preserve">$\mathord{\smash[b]{\underset{\raise.3ex\hbox{$\scriptstyle\sim$}}{x}}\vphantom{x}}_0 + s\,\mathord{\smash[b]{\underset{\raise.3ex\hbox{$\scriptstyle\sim$}}{v}}\vphantom{v}}_1 + t\,\mathord{\smash[b]{\underset{\raise.3ex\hbox{$\scriptstyle\sim$}}{v}}\vphantom{v}}_2$</w:t>
+          <w:t xml:space="preserve"> </w:t>
         </w:r>
       </w:ins>
       <w:ins w:id="174" w:author="PR Preview" w:date="2026-01-01T00:00:00Z">
         <w:r>
-          <w:t xml:space="preserve">.</w:t>
+          <w:t xml:space="preserve">Then</w:t>
         </w:r>
       </w:ins>
-    </w:p>
-    <w:p>
-      <w:pPr>
-        <w:pStyle w:val="SourceCode"/>
-      </w:pPr>
-      <w:r>
-        <w:rPr>
-          <w:rStyle w:val="NormalTok"/>
-        </w:rPr>
-        <w:t xml:space="preserve">level </w:t>
-      </w:r>
-      <w:r>
-        <w:rPr>
-          <w:rStyle w:val="OtherTok"/>
-        </w:rPr>
-        <w:t xml:space="preserve">&lt;-</w:t>
-      </w:r>
-      <w:r>
-        <w:rPr>
-          <w:rStyle w:val="NormalTok"/>
-        </w:rPr>
-        <w:t xml:space="preserve"> </w:t>
-      </w:r>
-      <w:r>
-        <w:rPr>
-          <w:rStyle w:val="ControlFlowTok"/>
-        </w:rPr>
-        <w:t xml:space="preserve">function</w:t>
-      </w:r>
-      <w:r>
-        <w:rPr>
-          <w:rStyle w:val="NormalTok"/>
-        </w:rPr>
-        <w:t xml:space="preserve">(w, b, x) </w:t>
-      </w:r>
-      <w:r>
-        <w:rPr>
-          <w:rStyle w:val="FunctionTok"/>
-        </w:rPr>
-        <w:t xml:space="preserve">sum</w:t>
-      </w:r>
-      <w:r>
-        <w:rPr>
-          <w:rStyle w:val="NormalTok"/>
-        </w:rPr>
-        <w:t xml:space="preserve">(w </w:t>
-      </w:r>
-      <w:r>
-        <w:rPr>
-          <w:rStyle w:val="SpecialCharTok"/>
-        </w:rPr>
-        <w:t xml:space="preserve">*</w:t>
-      </w:r>
-      <w:r>
-        <w:rPr>
-          <w:rStyle w:val="NormalTok"/>
-        </w:rPr>
-        <w:t xml:space="preserve"> x) </w:t>
-      </w:r>
-      <w:r>
-        <w:rPr>
-          <w:rStyle w:val="SpecialCharTok"/>
-        </w:rPr>
-        <w:t xml:space="preserve">+</w:t>
-      </w:r>
-      <w:r>
-        <w:rPr>
-          <w:rStyle w:val="NormalTok"/>
-        </w:rPr>
-        <w:t xml:space="preserve"> b</w:t>
-      </w:r>
-      <w:r>
-        <w:br/>
-      </w:r>
-      <w:r>
-        <w:br/>
-      </w:r>
-      <w:r>
-        <w:rPr>
-          <w:rStyle w:val="NormalTok"/>
-        </w:rPr>
-        <w:t xml:space="preserve">w2 </w:t>
-      </w:r>
-      <w:r>
-        <w:rPr>
-          <w:rStyle w:val="OtherTok"/>
-        </w:rPr>
-        <w:t xml:space="preserve">&lt;-</w:t>
-      </w:r>
-      <w:r>
-        <w:rPr>
-          <w:rStyle w:val="NormalTok"/>
-        </w:rPr>
-        <w:t xml:space="preserve"> </w:t>
-      </w:r>
-      <w:r>
-        <w:rPr>
-          <w:rStyle w:val="FunctionTok"/>
-        </w:rPr>
-        <w:t xml:space="preserve">c</w:t>
-      </w:r>
-      <w:r>
-        <w:rPr>
-          <w:rStyle w:val="NormalTok"/>
-        </w:rPr>
-        <w:t xml:space="preserve">(</w:t>
-      </w:r>
-      <w:r>
-        <w:rPr>
-          <w:rStyle w:val="DecValTok"/>
-        </w:rPr>
-        <w:t xml:space="preserve">1</w:t>
-      </w:r>
-      <w:r>
-        <w:rPr>
-          <w:rStyle w:val="NormalTok"/>
-        </w:rPr>
-        <w:t xml:space="preserve">, </w:t>
-      </w:r>
-      <w:r>
-        <w:rPr>
-          <w:rStyle w:val="DecValTok"/>
-        </w:rPr>
-        <w:t xml:space="preserve">1</w:t>
-      </w:r>
-      <w:r>
-        <w:rPr>
-          <w:rStyle w:val="NormalTok"/>
-        </w:rPr>
-        <w:t xml:space="preserve">)</w:t>
-      </w:r>
-      <w:r>
-        <w:br/>
-      </w:r>
-      <w:r>
-        <w:rPr>
-          <w:rStyle w:val="NormalTok"/>
-        </w:rPr>
-        <w:t xml:space="preserve">b2 </w:t>
-      </w:r>
-      <w:r>
-        <w:rPr>
-          <w:rStyle w:val="OtherTok"/>
-        </w:rPr>
-        <w:t xml:space="preserve">&lt;-</w:t>
-      </w:r>
-      <w:r>
-        <w:rPr>
-          <w:rStyle w:val="NormalTok"/>
-        </w:rPr>
-        <w:t xml:space="preserve"> </w:t>
-      </w:r>
-      <w:r>
-        <w:rPr>
-          <w:rStyle w:val="SpecialCharTok"/>
-        </w:rPr>
-        <w:t xml:space="preserve">-</w:t>
-      </w:r>
-      <w:r>
-        <w:rPr>
-          <w:rStyle w:val="DecValTok"/>
-        </w:rPr>
-        <w:t xml:space="preserve">1</w:t>
-      </w:r>
-      <w:r>
-        <w:br/>
-      </w:r>
-      <w:r>
-        <w:rPr>
-          <w:rStyle w:val="NormalTok"/>
-        </w:rPr>
-        <w:t xml:space="preserve">point_line </w:t>
-      </w:r>
-      <w:r>
-        <w:rPr>
-          <w:rStyle w:val="OtherTok"/>
-        </w:rPr>
-        <w:t xml:space="preserve">&lt;-</w:t>
-      </w:r>
-      <w:r>
-        <w:rPr>
-          <w:rStyle w:val="NormalTok"/>
-        </w:rPr>
-        <w:t xml:space="preserve"> </w:t>
-      </w:r>
-      <w:r>
-        <w:rPr>
-          <w:rStyle w:val="SpecialCharTok"/>
-        </w:rPr>
-        <w:t xml:space="preserve">-</w:t>
-      </w:r>
-      <w:r>
-        <w:rPr>
-          <w:rStyle w:val="NormalTok"/>
-        </w:rPr>
-        <w:t xml:space="preserve">b2 </w:t>
-      </w:r>
-      <w:r>
-        <w:rPr>
-          <w:rStyle w:val="SpecialCharTok"/>
-        </w:rPr>
-        <w:t xml:space="preserve">/</w:t>
-      </w:r>
-      <w:r>
-        <w:rPr>
-          <w:rStyle w:val="NormalTok"/>
-        </w:rPr>
-        <w:t xml:space="preserve"> </w:t>
-      </w:r>
-      <w:r>
-        <w:rPr>
-          <w:rStyle w:val="FunctionTok"/>
-        </w:rPr>
-        <w:t xml:space="preserve">sum</w:t>
-      </w:r>
-      <w:r>
-        <w:rPr>
-          <w:rStyle w:val="NormalTok"/>
-        </w:rPr>
-        <w:t xml:space="preserve">(w2 </w:t>
-      </w:r>
-      <w:r>
-        <w:rPr>
-          <w:rStyle w:val="SpecialCharTok"/>
-        </w:rPr>
-        <w:t xml:space="preserve">*</w:t>
-      </w:r>
-      <w:r>
-        <w:rPr>
-          <w:rStyle w:val="NormalTok"/>
-        </w:rPr>
-        <w:t xml:space="preserve"> w2) </w:t>
-      </w:r>
-      <w:r>
-        <w:rPr>
-          <w:rStyle w:val="SpecialCharTok"/>
-        </w:rPr>
-        <w:t xml:space="preserve">*</w:t>
-      </w:r>
-      <w:r>
-        <w:rPr>
-          <w:rStyle w:val="NormalTok"/>
-        </w:rPr>
-        <w:t xml:space="preserve"> w2</w:t>
-      </w:r>
-      <w:r>
-        <w:br/>
-      </w:r>
-      <w:r>
-        <w:rPr>
-          <w:rStyle w:val="NormalTok"/>
-        </w:rPr>
-        <w:t xml:space="preserve">v </w:t>
-      </w:r>
-      <w:r>
-        <w:rPr>
-          <w:rStyle w:val="OtherTok"/>
-        </w:rPr>
-        <w:t xml:space="preserve">&lt;-</w:t>
-      </w:r>
-      <w:r>
-        <w:rPr>
-          <w:rStyle w:val="NormalTok"/>
-        </w:rPr>
-        <w:t xml:space="preserve"> </w:t>
-      </w:r>
-      <w:r>
-        <w:rPr>
-          <w:rStyle w:val="FunctionTok"/>
-        </w:rPr>
-        <w:t xml:space="preserve">c</w:t>
-      </w:r>
-      <w:r>
-        <w:rPr>
-          <w:rStyle w:val="NormalTok"/>
-        </w:rPr>
-        <w:t xml:space="preserve">(</w:t>
-      </w:r>
-      <w:r>
-        <w:rPr>
-          <w:rStyle w:val="SpecialCharTok"/>
-        </w:rPr>
-        <w:t xml:space="preserve">-</w:t>
-      </w:r>
-      <w:r>
-        <w:rPr>
-          <w:rStyle w:val="NormalTok"/>
-        </w:rPr>
-        <w:t xml:space="preserve">w2[</w:t>
-      </w:r>
-      <w:r>
-        <w:rPr>
-          <w:rStyle w:val="DecValTok"/>
-        </w:rPr>
-        <w:t xml:space="preserve">2</w:t>
-      </w:r>
-      <w:r>
-        <w:rPr>
-          <w:rStyle w:val="NormalTok"/>
-        </w:rPr>
-        <w:t xml:space="preserve">], w2[</w:t>
-      </w:r>
-      <w:r>
-        <w:rPr>
-          <w:rStyle w:val="DecValTok"/>
-        </w:rPr>
-        <w:t xml:space="preserve">1</w:t>
-      </w:r>
-      <w:r>
-        <w:rPr>
-          <w:rStyle w:val="NormalTok"/>
-        </w:rPr>
-        <w:t xml:space="preserve">])</w:t>
-      </w:r>
-      <w:r>
-        <w:br/>
-      </w:r>
-      <w:r>
-        <w:rPr>
-          <w:rStyle w:val="NormalTok"/>
-        </w:rPr>
-        <w:t xml:space="preserve">line_levels </w:t>
-      </w:r>
-      <w:r>
-        <w:rPr>
-          <w:rStyle w:val="OtherTok"/>
-        </w:rPr>
-        <w:t xml:space="preserve">&lt;-</w:t>
-      </w:r>
-      <w:r>
-        <w:rPr>
-          <w:rStyle w:val="NormalTok"/>
-        </w:rPr>
-        <w:t xml:space="preserve"> </w:t>
-      </w:r>
-      <w:r>
-        <w:rPr>
-          <w:rStyle w:val="FunctionTok"/>
-        </w:rPr>
-        <w:t xml:space="preserve">sapply</w:t>
-      </w:r>
-      <w:r>
-        <w:rPr>
-          <w:rStyle w:val="NormalTok"/>
-        </w:rPr>
-        <w:t xml:space="preserve">(</w:t>
-      </w:r>
-      <w:r>
-        <w:rPr>
-          <w:rStyle w:val="SpecialCharTok"/>
-        </w:rPr>
-        <w:t xml:space="preserve">-</w:t>
-      </w:r>
-      <w:r>
-        <w:rPr>
-          <w:rStyle w:val="DecValTok"/>
-        </w:rPr>
-        <w:t xml:space="preserve">2</w:t>
-      </w:r>
-      <w:r>
-        <w:rPr>
-          <w:rStyle w:val="SpecialCharTok"/>
-        </w:rPr>
-        <w:t xml:space="preserve">:</w:t>
-      </w:r>
-      <w:r>
-        <w:rPr>
-          <w:rStyle w:val="DecValTok"/>
-        </w:rPr>
-        <w:t xml:space="preserve">2</w:t>
-      </w:r>
-      <w:r>
-        <w:rPr>
-          <w:rStyle w:val="NormalTok"/>
-        </w:rPr>
-        <w:t xml:space="preserve">, </w:t>
-      </w:r>
-      <w:r>
-        <w:rPr>
-          <w:rStyle w:val="ControlFlowTok"/>
-        </w:rPr>
-        <w:t xml:space="preserve">function</w:t>
-      </w:r>
-      <w:r>
-        <w:rPr>
-          <w:rStyle w:val="NormalTok"/>
-        </w:rPr>
-        <w:t xml:space="preserve">(t) </w:t>
-      </w:r>
-      <w:r>
-        <w:rPr>
-          <w:rStyle w:val="FunctionTok"/>
-        </w:rPr>
-        <w:t xml:space="preserve">level</w:t>
-      </w:r>
-      <w:r>
-        <w:rPr>
-          <w:rStyle w:val="NormalTok"/>
-        </w:rPr>
-        <w:t xml:space="preserve">(w2, b2, point_line </w:t>
-      </w:r>
-      <w:r>
-        <w:rPr>
-          <w:rStyle w:val="SpecialCharTok"/>
-        </w:rPr>
-        <w:t xml:space="preserve">+</w:t>
-      </w:r>
-      <w:r>
-        <w:rPr>
-          <w:rStyle w:val="NormalTok"/>
-        </w:rPr>
-        <w:t xml:space="preserve"> t </w:t>
-      </w:r>
-      <w:r>
-        <w:rPr>
-          <w:rStyle w:val="SpecialCharTok"/>
-        </w:rPr>
-        <w:t xml:space="preserve">*</w:t>
-      </w:r>
-      <w:r>
-        <w:rPr>
-          <w:rStyle w:val="NormalTok"/>
-        </w:rPr>
-        <w:t xml:space="preserve"> v))</w:t>
-      </w:r>
-      <w:r>
-        <w:br/>
-      </w:r>
-      <w:r>
-        <w:br/>
-      </w:r>
-      <w:r>
-        <w:rPr>
-          <w:rStyle w:val="NormalTok"/>
-        </w:rPr>
-        <w:t xml:space="preserve">w3 </w:t>
-      </w:r>
-      <w:r>
-        <w:rPr>
-          <w:rStyle w:val="OtherTok"/>
-        </w:rPr>
-        <w:t xml:space="preserve">&lt;-</w:t>
-      </w:r>
-      <w:r>
-        <w:rPr>
-          <w:rStyle w:val="NormalTok"/>
-        </w:rPr>
-        <w:t xml:space="preserve"> </w:t>
-      </w:r>
-      <w:r>
-        <w:rPr>
-          <w:rStyle w:val="FunctionTok"/>
-        </w:rPr>
-        <w:t xml:space="preserve">c</w:t>
-      </w:r>
-      <w:r>
-        <w:rPr>
-          <w:rStyle w:val="NormalTok"/>
-        </w:rPr>
-        <w:t xml:space="preserve">(</w:t>
-      </w:r>
-      <w:r>
-        <w:rPr>
-          <w:rStyle w:val="DecValTok"/>
-        </w:rPr>
-        <w:t xml:space="preserve">1</w:t>
-      </w:r>
-      <w:r>
-        <w:rPr>
-          <w:rStyle w:val="NormalTok"/>
-        </w:rPr>
-        <w:t xml:space="preserve">, </w:t>
-      </w:r>
-      <w:r>
-        <w:rPr>
-          <w:rStyle w:val="DecValTok"/>
-        </w:rPr>
-        <w:t xml:space="preserve">1</w:t>
-      </w:r>
-      <w:r>
-        <w:rPr>
-          <w:rStyle w:val="NormalTok"/>
-        </w:rPr>
-        <w:t xml:space="preserve">, </w:t>
-      </w:r>
-      <w:r>
-        <w:rPr>
-          <w:rStyle w:val="DecValTok"/>
-        </w:rPr>
-        <w:t xml:space="preserve">1</w:t>
-      </w:r>
-      <w:r>
-        <w:rPr>
-          <w:rStyle w:val="NormalTok"/>
-        </w:rPr>
-        <w:t xml:space="preserve">)</w:t>
-      </w:r>
-      <w:r>
-        <w:br/>
-      </w:r>
-      <w:r>
-        <w:rPr>
-          <w:rStyle w:val="NormalTok"/>
-        </w:rPr>
-        <w:t xml:space="preserve">b3 </w:t>
-      </w:r>
-      <w:r>
-        <w:rPr>
-          <w:rStyle w:val="OtherTok"/>
-        </w:rPr>
-        <w:t xml:space="preserve">&lt;-</w:t>
-      </w:r>
-      <w:r>
-        <w:rPr>
-          <w:rStyle w:val="NormalTok"/>
-        </w:rPr>
-        <w:t xml:space="preserve"> </w:t>
-      </w:r>
-      <w:r>
-        <w:rPr>
-          <w:rStyle w:val="SpecialCharTok"/>
-        </w:rPr>
-        <w:t xml:space="preserve">-</w:t>
-      </w:r>
-      <w:r>
-        <w:rPr>
-          <w:rStyle w:val="DecValTok"/>
-        </w:rPr>
-        <w:t xml:space="preserve">1</w:t>
-      </w:r>
-      <w:r>
-        <w:br/>
-      </w:r>
-      <w:r>
-        <w:rPr>
-          <w:rStyle w:val="NormalTok"/>
-        </w:rPr>
-        <w:t xml:space="preserve">point_plane </w:t>
-      </w:r>
-      <w:r>
-        <w:rPr>
-          <w:rStyle w:val="OtherTok"/>
-        </w:rPr>
-        <w:t xml:space="preserve">&lt;-</w:t>
-      </w:r>
-      <w:r>
-        <w:rPr>
-          <w:rStyle w:val="NormalTok"/>
-        </w:rPr>
-        <w:t xml:space="preserve"> </w:t>
-      </w:r>
-      <w:r>
-        <w:rPr>
-          <w:rStyle w:val="SpecialCharTok"/>
-        </w:rPr>
-        <w:t xml:space="preserve">-</w:t>
-      </w:r>
-      <w:r>
-        <w:rPr>
-          <w:rStyle w:val="NormalTok"/>
-        </w:rPr>
-        <w:t xml:space="preserve">b3 </w:t>
-      </w:r>
-      <w:r>
-        <w:rPr>
-          <w:rStyle w:val="SpecialCharTok"/>
-        </w:rPr>
-        <w:t xml:space="preserve">/</w:t>
-      </w:r>
-      <w:r>
-        <w:rPr>
-          <w:rStyle w:val="NormalTok"/>
-        </w:rPr>
-        <w:t xml:space="preserve"> </w:t>
-      </w:r>
-      <w:r>
-        <w:rPr>
-          <w:rStyle w:val="FunctionTok"/>
-        </w:rPr>
-        <w:t xml:space="preserve">sum</w:t>
-      </w:r>
-      <w:r>
-        <w:rPr>
-          <w:rStyle w:val="NormalTok"/>
-        </w:rPr>
-        <w:t xml:space="preserve">(w3 </w:t>
-      </w:r>
-      <w:r>
-        <w:rPr>
-          <w:rStyle w:val="SpecialCharTok"/>
-        </w:rPr>
-        <w:t xml:space="preserve">*</w:t>
-      </w:r>
-      <w:r>
-        <w:rPr>
-          <w:rStyle w:val="NormalTok"/>
-        </w:rPr>
-        <w:t xml:space="preserve"> w3) </w:t>
-      </w:r>
-      <w:r>
-        <w:rPr>
-          <w:rStyle w:val="SpecialCharTok"/>
-        </w:rPr>
-        <w:t xml:space="preserve">*</w:t>
-      </w:r>
-      <w:r>
-        <w:rPr>
-          <w:rStyle w:val="NormalTok"/>
-        </w:rPr>
-        <w:t xml:space="preserve"> w3</w:t>
-      </w:r>
-      <w:r>
-        <w:br/>
-      </w:r>
-      <w:r>
-        <w:rPr>
-          <w:rStyle w:val="NormalTok"/>
-        </w:rPr>
-        <w:t xml:space="preserve">v1 </w:t>
-      </w:r>
-      <w:r>
-        <w:rPr>
-          <w:rStyle w:val="OtherTok"/>
-        </w:rPr>
-        <w:t xml:space="preserve">&lt;-</w:t>
-      </w:r>
-      <w:r>
-        <w:rPr>
-          <w:rStyle w:val="NormalTok"/>
-        </w:rPr>
-        <w:t xml:space="preserve"> </w:t>
-      </w:r>
-      <w:r>
-        <w:rPr>
-          <w:rStyle w:val="FunctionTok"/>
-        </w:rPr>
-        <w:t xml:space="preserve">c</w:t>
-      </w:r>
-      <w:r>
-        <w:rPr>
-          <w:rStyle w:val="NormalTok"/>
-        </w:rPr>
-        <w:t xml:space="preserve">(</w:t>
-      </w:r>
-      <w:r>
-        <w:rPr>
-          <w:rStyle w:val="DecValTok"/>
-        </w:rPr>
-        <w:t xml:space="preserve">1</w:t>
-      </w:r>
-      <w:r>
-        <w:rPr>
-          <w:rStyle w:val="NormalTok"/>
-        </w:rPr>
-        <w:t xml:space="preserve">, </w:t>
-      </w:r>
-      <w:r>
-        <w:rPr>
-          <w:rStyle w:val="SpecialCharTok"/>
-        </w:rPr>
-        <w:t xml:space="preserve">-</w:t>
-      </w:r>
-      <w:r>
-        <w:rPr>
-          <w:rStyle w:val="DecValTok"/>
-        </w:rPr>
-        <w:t xml:space="preserve">1</w:t>
-      </w:r>
-      <w:r>
-        <w:rPr>
-          <w:rStyle w:val="NormalTok"/>
-        </w:rPr>
-        <w:t xml:space="preserve">, </w:t>
-      </w:r>
-      <w:r>
-        <w:rPr>
-          <w:rStyle w:val="DecValTok"/>
-        </w:rPr>
-        <w:t xml:space="preserve">0</w:t>
-      </w:r>
-      <w:r>
-        <w:rPr>
-          <w:rStyle w:val="NormalTok"/>
-        </w:rPr>
-        <w:t xml:space="preserve">)</w:t>
-      </w:r>
-      <w:r>
-        <w:br/>
-      </w:r>
-      <w:r>
-        <w:rPr>
-          <w:rStyle w:val="NormalTok"/>
-        </w:rPr>
-        <w:t xml:space="preserve">v2 </w:t>
-      </w:r>
-      <w:r>
-        <w:rPr>
-          <w:rStyle w:val="OtherTok"/>
-        </w:rPr>
-        <w:t xml:space="preserve">&lt;-</w:t>
-      </w:r>
-      <w:r>
-        <w:rPr>
-          <w:rStyle w:val="NormalTok"/>
-        </w:rPr>
-        <w:t xml:space="preserve"> </w:t>
-      </w:r>
-      <w:r>
-        <w:rPr>
-          <w:rStyle w:val="FunctionTok"/>
-        </w:rPr>
-        <w:t xml:space="preserve">c</w:t>
-      </w:r>
-      <w:r>
-        <w:rPr>
-          <w:rStyle w:val="NormalTok"/>
-        </w:rPr>
-        <w:t xml:space="preserve">(</w:t>
-      </w:r>
-      <w:r>
-        <w:rPr>
-          <w:rStyle w:val="DecValTok"/>
-        </w:rPr>
-        <w:t xml:space="preserve">0</w:t>
-      </w:r>
-      <w:r>
-        <w:rPr>
-          <w:rStyle w:val="NormalTok"/>
-        </w:rPr>
-        <w:t xml:space="preserve">, </w:t>
-      </w:r>
-      <w:r>
-        <w:rPr>
-          <w:rStyle w:val="DecValTok"/>
-        </w:rPr>
-        <w:t xml:space="preserve">1</w:t>
-      </w:r>
-      <w:r>
-        <w:rPr>
-          <w:rStyle w:val="NormalTok"/>
-        </w:rPr>
-        <w:t xml:space="preserve">, </w:t>
-      </w:r>
-      <w:r>
-        <w:rPr>
-          <w:rStyle w:val="SpecialCharTok"/>
-        </w:rPr>
-        <w:t xml:space="preserve">-</w:t>
-      </w:r>
-      <w:r>
-        <w:rPr>
-          <w:rStyle w:val="DecValTok"/>
-        </w:rPr>
-        <w:t xml:space="preserve">1</w:t>
-      </w:r>
-      <w:r>
-        <w:rPr>
-          <w:rStyle w:val="NormalTok"/>
-        </w:rPr>
-        <w:t xml:space="preserve">)</w:t>
-      </w:r>
-      <w:r>
-        <w:br/>
-      </w:r>
-      <w:r>
-        <w:rPr>
-          <w:rStyle w:val="NormalTok"/>
-        </w:rPr>
-        <w:t xml:space="preserve">grid </w:t>
-      </w:r>
-      <w:r>
-        <w:rPr>
-          <w:rStyle w:val="OtherTok"/>
-        </w:rPr>
-        <w:t xml:space="preserve">&lt;-</w:t>
-      </w:r>
-      <w:r>
-        <w:rPr>
-          <w:rStyle w:val="NormalTok"/>
-        </w:rPr>
-        <w:t xml:space="preserve"> </w:t>
-      </w:r>
-      <w:r>
-        <w:rPr>
-          <w:rStyle w:val="FunctionTok"/>
-        </w:rPr>
-        <w:t xml:space="preserve">expand.grid</w:t>
-      </w:r>
-      <w:r>
-        <w:rPr>
-          <w:rStyle w:val="NormalTok"/>
-        </w:rPr>
-        <w:t xml:space="preserve">(</w:t>
-      </w:r>
-      <w:r>
-        <w:rPr>
-          <w:rStyle w:val="AttributeTok"/>
-        </w:rPr>
-        <w:t xml:space="preserve">s =</w:t>
-      </w:r>
-      <w:r>
-        <w:rPr>
-          <w:rStyle w:val="NormalTok"/>
-        </w:rPr>
-        <w:t xml:space="preserve"> </w:t>
-      </w:r>
-      <w:r>
-        <w:rPr>
-          <w:rStyle w:val="SpecialCharTok"/>
-        </w:rPr>
-        <w:t xml:space="preserve">-</w:t>
-      </w:r>
-      <w:r>
-        <w:rPr>
-          <w:rStyle w:val="DecValTok"/>
-        </w:rPr>
-        <w:t xml:space="preserve">2</w:t>
-      </w:r>
-      <w:r>
-        <w:rPr>
-          <w:rStyle w:val="SpecialCharTok"/>
-        </w:rPr>
-        <w:t xml:space="preserve">:</w:t>
-      </w:r>
-      <w:r>
-        <w:rPr>
-          <w:rStyle w:val="DecValTok"/>
-        </w:rPr>
-        <w:t xml:space="preserve">2</w:t>
-      </w:r>
-      <w:r>
-        <w:rPr>
-          <w:rStyle w:val="NormalTok"/>
-        </w:rPr>
-        <w:t xml:space="preserve">, </w:t>
-      </w:r>
-      <w:r>
-        <w:rPr>
-          <w:rStyle w:val="AttributeTok"/>
-        </w:rPr>
-        <w:t xml:space="preserve">t =</w:t>
-      </w:r>
-      <w:r>
-        <w:rPr>
-          <w:rStyle w:val="NormalTok"/>
-        </w:rPr>
-        <w:t xml:space="preserve"> </w:t>
-      </w:r>
-      <w:r>
-        <w:rPr>
-          <w:rStyle w:val="SpecialCharTok"/>
-        </w:rPr>
-        <w:t xml:space="preserve">-</w:t>
-      </w:r>
-      <w:r>
-        <w:rPr>
-          <w:rStyle w:val="DecValTok"/>
-        </w:rPr>
-        <w:t xml:space="preserve">2</w:t>
-      </w:r>
-      <w:r>
-        <w:rPr>
-          <w:rStyle w:val="SpecialCharTok"/>
-        </w:rPr>
-        <w:t xml:space="preserve">:</w:t>
-      </w:r>
-      <w:r>
-        <w:rPr>
-          <w:rStyle w:val="DecValTok"/>
-        </w:rPr>
-        <w:t xml:space="preserve">2</w:t>
-      </w:r>
-      <w:r>
-        <w:rPr>
-          <w:rStyle w:val="NormalTok"/>
-        </w:rPr>
-        <w:t xml:space="preserve">)</w:t>
-      </w:r>
-      <w:r>
-        <w:br/>
-      </w:r>
-      <w:r>
-        <w:rPr>
-          <w:rStyle w:val="NormalTok"/>
-        </w:rPr>
-        <w:t xml:space="preserve">plane_levels </w:t>
-      </w:r>
-      <w:r>
-        <w:rPr>
-          <w:rStyle w:val="OtherTok"/>
-        </w:rPr>
-        <w:t xml:space="preserve">&lt;-</w:t>
-      </w:r>
-      <w:r>
-        <w:rPr>
-          <w:rStyle w:val="NormalTok"/>
-        </w:rPr>
-        <w:t xml:space="preserve"> </w:t>
-      </w:r>
-      <w:r>
-        <w:rPr>
-          <w:rStyle w:val="FunctionTok"/>
-        </w:rPr>
-        <w:t xml:space="preserve">mapply</w:t>
-      </w:r>
-      <w:r>
-        <w:rPr>
-          <w:rStyle w:val="NormalTok"/>
-        </w:rPr>
-        <w:t xml:space="preserve">(</w:t>
-      </w:r>
-      <w:r>
-        <w:br/>
-      </w:r>
-      <w:r>
-        <w:rPr>
-          <w:rStyle w:val="NormalTok"/>
-        </w:rPr>
-        <w:t xml:space="preserve">  </w:t>
-      </w:r>
-      <w:r>
-        <w:rPr>
-          <w:rStyle w:val="ControlFlowTok"/>
-        </w:rPr>
-        <w:t xml:space="preserve">function</w:t>
-      </w:r>
-      <w:r>
-        <w:rPr>
-          <w:rStyle w:val="NormalTok"/>
-        </w:rPr>
-        <w:t xml:space="preserve">(s, t) </w:t>
-      </w:r>
-      <w:r>
-        <w:rPr>
-          <w:rStyle w:val="FunctionTok"/>
-        </w:rPr>
-        <w:t xml:space="preserve">level</w:t>
-      </w:r>
-      <w:r>
-        <w:rPr>
-          <w:rStyle w:val="NormalTok"/>
-        </w:rPr>
-        <w:t xml:space="preserve">(w3, b3, point_plane </w:t>
-      </w:r>
-      <w:r>
-        <w:rPr>
-          <w:rStyle w:val="SpecialCharTok"/>
-        </w:rPr>
-        <w:t xml:space="preserve">+</w:t>
-      </w:r>
-      <w:r>
-        <w:rPr>
-          <w:rStyle w:val="NormalTok"/>
-        </w:rPr>
-        <w:t xml:space="preserve"> s </w:t>
-      </w:r>
-      <w:r>
-        <w:rPr>
-          <w:rStyle w:val="SpecialCharTok"/>
-        </w:rPr>
-        <w:t xml:space="preserve">*</w:t>
-      </w:r>
-      <w:r>
-        <w:rPr>
-          <w:rStyle w:val="NormalTok"/>
-        </w:rPr>
-        <w:t xml:space="preserve"> v1 </w:t>
-      </w:r>
-      <w:r>
-        <w:rPr>
-          <w:rStyle w:val="SpecialCharTok"/>
-        </w:rPr>
-        <w:t xml:space="preserve">+</w:t>
-      </w:r>
-      <w:r>
-        <w:rPr>
-          <w:rStyle w:val="NormalTok"/>
-        </w:rPr>
-        <w:t xml:space="preserve"> t </w:t>
-      </w:r>
-      <w:r>
-        <w:rPr>
-          <w:rStyle w:val="SpecialCharTok"/>
-        </w:rPr>
-        <w:t xml:space="preserve">*</w:t>
-      </w:r>
-      <w:r>
-        <w:rPr>
-          <w:rStyle w:val="NormalTok"/>
-        </w:rPr>
-        <w:t xml:space="preserve"> v2),</w:t>
-      </w:r>
-      <w:r>
-        <w:br/>
-      </w:r>
-      <w:r>
-        <w:rPr>
-          <w:rStyle w:val="NormalTok"/>
-        </w:rPr>
-        <w:t xml:space="preserve">  grid</w:t>
-      </w:r>
-      <w:r>
-        <w:rPr>
-          <w:rStyle w:val="SpecialCharTok"/>
-        </w:rPr>
-        <w:t xml:space="preserve">$</w:t>
-      </w:r>
-      <w:r>
-        <w:rPr>
-          <w:rStyle w:val="NormalTok"/>
-        </w:rPr>
-        <w:t xml:space="preserve">s, grid</w:t>
-      </w:r>
-      <w:r>
-        <w:rPr>
-          <w:rStyle w:val="SpecialCharTok"/>
-        </w:rPr>
-        <w:t xml:space="preserve">$</w:t>
-      </w:r>
-      <w:r>
-        <w:rPr>
-          <w:rStyle w:val="NormalTok"/>
-        </w:rPr>
-        <w:t xml:space="preserve">t</w:t>
-      </w:r>
-      <w:r>
-        <w:br/>
-      </w:r>
-      <w:r>
-        <w:rPr>
-          <w:rStyle w:val="NormalTok"/>
-        </w:rPr>
-        <w:t xml:space="preserve">)</w:t>
-      </w:r>
-      <w:r>
-        <w:br/>
-      </w:r>
-      <w:r>
-        <w:br/>
-      </w:r>
-      <w:r>
-        <w:rPr>
-          <w:rStyle w:val="FunctionTok"/>
-        </w:rPr>
-        <w:t xml:space="preserve">c</w:t>
-      </w:r>
-      <w:r>
-        <w:rPr>
-          <w:rStyle w:val="NormalTok"/>
-        </w:rPr>
-        <w:t xml:space="preserve">(</w:t>
-      </w:r>
-      <w:r>
-        <w:br/>
-      </w:r>
-      <w:r>
-        <w:rPr>
-          <w:rStyle w:val="NormalTok"/>
-        </w:rPr>
-        <w:t xml:space="preserve">  </w:t>
-      </w:r>
-      <w:r>
-        <w:rPr>
-          <w:rStyle w:val="AttributeTok"/>
-        </w:rPr>
-        <w:t xml:space="preserve">origin_in_R2 =</w:t>
-      </w:r>
-      <w:r>
-        <w:rPr>
-          <w:rStyle w:val="NormalTok"/>
-        </w:rPr>
-        <w:t xml:space="preserve"> </w:t>
-      </w:r>
-      <w:r>
-        <w:rPr>
-          <w:rStyle w:val="FunctionTok"/>
-        </w:rPr>
-        <w:t xml:space="preserve">level</w:t>
-      </w:r>
-      <w:r>
-        <w:rPr>
-          <w:rStyle w:val="NormalTok"/>
-        </w:rPr>
-        <w:t xml:space="preserve">(w2, b2, </w:t>
-      </w:r>
-      <w:r>
-        <w:rPr>
-          <w:rStyle w:val="FunctionTok"/>
-        </w:rPr>
-        <w:t xml:space="preserve">c</w:t>
-      </w:r>
-      <w:r>
-        <w:rPr>
-          <w:rStyle w:val="NormalTok"/>
-        </w:rPr>
-        <w:t xml:space="preserve">(</w:t>
-      </w:r>
-      <w:r>
-        <w:rPr>
-          <w:rStyle w:val="DecValTok"/>
-        </w:rPr>
-        <w:t xml:space="preserve">0</w:t>
-      </w:r>
-      <w:r>
-        <w:rPr>
-          <w:rStyle w:val="NormalTok"/>
-        </w:rPr>
-        <w:t xml:space="preserve">, </w:t>
-      </w:r>
-      <w:r>
-        <w:rPr>
-          <w:rStyle w:val="DecValTok"/>
-        </w:rPr>
-        <w:t xml:space="preserve">0</w:t>
-      </w:r>
-      <w:r>
-        <w:rPr>
-          <w:rStyle w:val="NormalTok"/>
-        </w:rPr>
-        <w:t xml:space="preserve">)),</w:t>
-      </w:r>
-      <w:r>
-        <w:br/>
-      </w:r>
-      <w:r>
-        <w:rPr>
-          <w:rStyle w:val="NormalTok"/>
-        </w:rPr>
-        <w:t xml:space="preserve">  </w:t>
-      </w:r>
-      <w:r>
-        <w:rPr>
-          <w:rStyle w:val="AttributeTok"/>
-        </w:rPr>
-        <w:t xml:space="preserve">origin_in_R3 =</w:t>
-      </w:r>
-      <w:r>
-        <w:rPr>
-          <w:rStyle w:val="NormalTok"/>
-        </w:rPr>
-        <w:t xml:space="preserve"> </w:t>
-      </w:r>
-      <w:r>
-        <w:rPr>
-          <w:rStyle w:val="FunctionTok"/>
-        </w:rPr>
-        <w:t xml:space="preserve">level</w:t>
-      </w:r>
-      <w:r>
-        <w:rPr>
-          <w:rStyle w:val="NormalTok"/>
-        </w:rPr>
-        <w:t xml:space="preserve">(w3, b3, </w:t>
-      </w:r>
-      <w:r>
-        <w:rPr>
-          <w:rStyle w:val="FunctionTok"/>
-        </w:rPr>
-        <w:t xml:space="preserve">c</w:t>
-      </w:r>
-      <w:r>
-        <w:rPr>
-          <w:rStyle w:val="NormalTok"/>
-        </w:rPr>
-        <w:t xml:space="preserve">(</w:t>
-      </w:r>
-      <w:r>
-        <w:rPr>
-          <w:rStyle w:val="DecValTok"/>
-        </w:rPr>
-        <w:t xml:space="preserve">0</w:t>
-      </w:r>
-      <w:r>
-        <w:rPr>
-          <w:rStyle w:val="NormalTok"/>
-        </w:rPr>
-        <w:t xml:space="preserve">, </w:t>
-      </w:r>
-      <w:r>
-        <w:rPr>
-          <w:rStyle w:val="DecValTok"/>
-        </w:rPr>
-        <w:t xml:space="preserve">0</w:t>
-      </w:r>
-      <w:r>
-        <w:rPr>
-          <w:rStyle w:val="NormalTok"/>
-        </w:rPr>
-        <w:t xml:space="preserve">, </w:t>
-      </w:r>
-      <w:r>
-        <w:rPr>
-          <w:rStyle w:val="DecValTok"/>
-        </w:rPr>
-        <w:t xml:space="preserve">0</w:t>
-      </w:r>
-      <w:r>
-        <w:rPr>
-          <w:rStyle w:val="NormalTok"/>
-        </w:rPr>
-        <w:t xml:space="preserve">)),</w:t>
-      </w:r>
-      <w:r>
-        <w:br/>
-      </w:r>
-      <w:r>
-        <w:rPr>
-          <w:rStyle w:val="NormalTok"/>
-        </w:rPr>
-        <w:t xml:space="preserve">  </w:t>
-      </w:r>
-      <w:r>
-        <w:rPr>
-          <w:rStyle w:val="AttributeTok"/>
-        </w:rPr>
-        <w:t xml:space="preserve">origin_with_b0 =</w:t>
-      </w:r>
-      <w:r>
-        <w:rPr>
-          <w:rStyle w:val="NormalTok"/>
-        </w:rPr>
-        <w:t xml:space="preserve"> </w:t>
-      </w:r>
-      <w:r>
-        <w:rPr>
-          <w:rStyle w:val="FunctionTok"/>
-        </w:rPr>
-        <w:t xml:space="preserve">level</w:t>
-      </w:r>
-      <w:r>
-        <w:rPr>
-          <w:rStyle w:val="NormalTok"/>
-        </w:rPr>
-        <w:t xml:space="preserve">(w3, </w:t>
-      </w:r>
-      <w:r>
-        <w:rPr>
-          <w:rStyle w:val="DecValTok"/>
-        </w:rPr>
-        <w:t xml:space="preserve">0</w:t>
-      </w:r>
-      <w:r>
-        <w:rPr>
-          <w:rStyle w:val="NormalTok"/>
-        </w:rPr>
-        <w:t xml:space="preserve">, </w:t>
-      </w:r>
-      <w:r>
-        <w:rPr>
-          <w:rStyle w:val="FunctionTok"/>
-        </w:rPr>
-        <w:t xml:space="preserve">c</w:t>
-      </w:r>
-      <w:r>
-        <w:rPr>
-          <w:rStyle w:val="NormalTok"/>
-        </w:rPr>
-        <w:t xml:space="preserve">(</w:t>
-      </w:r>
-      <w:r>
-        <w:rPr>
-          <w:rStyle w:val="DecValTok"/>
-        </w:rPr>
-        <w:t xml:space="preserve">0</w:t>
-      </w:r>
-      <w:r>
-        <w:rPr>
-          <w:rStyle w:val="NormalTok"/>
-        </w:rPr>
-        <w:t xml:space="preserve">, </w:t>
-      </w:r>
-      <w:r>
-        <w:rPr>
-          <w:rStyle w:val="DecValTok"/>
-        </w:rPr>
-        <w:t xml:space="preserve">0</w:t>
-      </w:r>
-      <w:r>
-        <w:rPr>
-          <w:rStyle w:val="NormalTok"/>
-        </w:rPr>
-        <w:t xml:space="preserve">, </w:t>
-      </w:r>
-      <w:r>
-        <w:rPr>
-          <w:rStyle w:val="DecValTok"/>
-        </w:rPr>
-        <w:t xml:space="preserve">0</w:t>
-      </w:r>
-      <w:r>
-        <w:rPr>
-          <w:rStyle w:val="NormalTok"/>
-        </w:rPr>
-        <w:t xml:space="preserve">))</w:t>
-      </w:r>
-      <w:r>
-        <w:br/>
-      </w:r>
-      <w:r>
-        <w:rPr>
-          <w:rStyle w:val="NormalTok"/>
-        </w:rPr>
-        <w:t xml:space="preserve">)</w:t>
-      </w:r>
-      <w:r>
-        <w:br/>
-      </w:r>
-      <w:r>
-        <w:rPr>
-          <w:rStyle w:val="CommentTok"/>
-        </w:rPr>
-        <w:t xml:space="preserve">#&gt;   origin_in_R2   origin_in_R3 origin_with_b0 </w:t>
-      </w:r>
-      <w:r>
-        <w:br/>
-      </w:r>
-      <w:r>
-        <w:rPr>
-          <w:rStyle w:val="CommentTok"/>
-        </w:rPr>
-        <w:t xml:space="preserve">#&gt;             -1             -1              0</w:t>
-      </w:r>
-    </w:p>
-    <w:p>
-      <w:pPr>
-        <w:pStyle w:val="FirstParagraph"/>
-      </w:pPr>
-      <w:r>
-        <w:t xml:space="preserve">At the origin the left side equals the offset,</w:t>
-      </w:r>
-      <w:r>
-        <w:t xml:space="preserve"> </w:t>
-      </w:r>
-      <w:r>
-        <w:t xml:space="preserve">so the origin is on the line only if</w:t>
-      </w:r>
-      <w:r>
-        <w:t xml:space="preserve"> </w:t>
-      </w:r>
-      <m:oMath>
-        <m:r>
-          <m:t>b</m:t>
-        </m:r>
-      </m:oMath>
-      <w:r>
-        <w:t xml:space="preserve"> </w:t>
-      </w:r>
-      <w:r>
-        <w:t xml:space="preserve">is</w:t>
-      </w:r>
-      <w:r>
-        <w:t xml:space="preserve"> </w:t>
-      </w:r>
-      <m:oMath>
-        <m:r>
-          <m:t>0</m:t>
-        </m:r>
-      </m:oMath>
-      <w:r>
-        <w:t xml:space="preserve">:</w:t>
-      </w:r>
-      <w:r>
-        <w:t xml:space="preserve"> </w:t>
-      </w:r>
-      <w:r>
-        <w:t xml:space="preserve">it gives -1 for the line and -1 for the plane,</w:t>
-      </w:r>
-      <w:r>
-        <w:t xml:space="preserve"> </w:t>
-      </w:r>
-      <w:r>
-        <w:t xml:space="preserve">and 0 once the offset is changed to</w:t>
-      </w:r>
-      <w:r>
-        <w:t xml:space="preserve"> </w:t>
-      </w:r>
-      <m:oMath>
-        <m:r>
-          <m:t>0</m:t>
-        </m:r>
-      </m:oMath>
-      <w:r>
-        <w:t xml:space="preserve">.</w:t>
-      </w:r>
-      <w:r>
-        <w:t xml:space="preserve"> </w:t>
-      </w:r>
-      <w:r>
-        <w:t xml:space="preserve">All 5 points</w:t>
-      </w:r>
-      <w:r>
-        <w:t xml:space="preserve"> </w:t>
-      </w:r>
-      <w:r>
-        <w:t xml:space="preserve">$\mathord{\smash[b]{\underset{\raise.3ex\hbox{$\scriptstyle\sim$}}{x}}\vphantom{x}}_0 + t\,\mathord{\smash[b]{\underset{\raise.3ex\hbox{$\scriptstyle\sim$}}{v}}\vphantom{v}}$</w:t>
-      </w:r>
-      <w:r>
-        <w:t xml:space="preserve"> </w:t>
-      </w:r>
-      <w:r>
-        <w:t xml:space="preserve">on the line</w:t>
-      </w:r>
-      <w:r>
-        <w:t xml:space="preserve"> </w:t>
-      </w:r>
-      <w:r>
-        <w:t xml:space="preserve">and all 25 points</w:t>
-      </w:r>
-      <w:r>
-        <w:t xml:space="preserve"> </w:t>
-      </w:r>
-      <w:r>
-        <w:t xml:space="preserve">$\mathord{\smash[b]{\underset{\raise.3ex\hbox{$\scriptstyle\sim$}}{x}}\vphantom{x}}_0 + s\,\mathord{\smash[b]{\underset{\raise.3ex\hbox{$\scriptstyle\sim$}}{v}}\vphantom{v}}_1 + t\,\mathord{\smash[b]{\underset{\raise.3ex\hbox{$\scriptstyle\sim$}}{v}}\vphantom{v}}_2$</w:t>
-      </w:r>
-      <w:r>
-        <w:t xml:space="preserve"> </w:t>
-      </w:r>
-      <w:r>
-        <w:t xml:space="preserve">on the plane</w:t>
-      </w:r>
-      <w:r>
-        <w:t xml:space="preserve"> </w:t>
-      </w:r>
-      <w:r>
-        <w:t xml:space="preserve">satisfy the equation up to rounding error:</w:t>
-      </w:r>
-      <w:r>
-        <w:t xml:space="preserve"> </w:t>
-      </w:r>
-      <w:r>
-        <w:t xml:space="preserve">30 of the</w:t>
-      </w:r>
-      <w:r>
-        <w:t xml:space="preserve"> </w:t>
-      </w:r>
-      <w:r>
-        <w:t xml:space="preserve">30 points have</w:t>
-      </w:r>
-      <w:r>
-        <w:t xml:space="preserve"> </w:t>
-      </w:r>
-      <w:r>
-        <w:t xml:space="preserve">$\mathopen{}\left|\mathord{\smash[b]{\underset{\raise.3ex\hbox{$\scriptstyle\sim$}}{w}}\vphantom{w}} \cdot \mathord{\smash[b]{\underset{\raise.3ex\hbox{$\scriptstyle\sim$}}{x}}\vphantom{x}} + b\right|\mathclose{} &lt; 10^{-10}$</w:t>
-      </w:r>
-      <w:r>
-        <w:t xml:space="preserve">.</w:t>
-      </w:r>
-    </w:p>
-    <w:bookmarkEnd w:id="89"/>
-    <w:bookmarkStart w:id="91" w:name="def-half-space"/>
-    <w:p>
-      <w:pPr>
-        <w:pStyle w:val="BodyText"/>
-      </w:pPr>
-      <w:r>
-        <w:rPr>
-          <w:b/>
-          <w:bCs/>
-        </w:rPr>
-        <w:t xml:space="preserve">Definition 9 (Open half-space)</w:t>
-      </w:r>
-      <w:r>
-        <w:t xml:space="preserve"> </w:t>
-      </w:r>
-      <w:r>
-        <w:t xml:space="preserve">Let</w:t>
-      </w:r>
-      <w:r>
-        <w:t xml:space="preserve"> </w:t>
-      </w:r>
-      <w:r>
-        <w:t xml:space="preserve">$\mathcal{H} = \mathopen{}\left\{\mathord{\smash[b]{\underset{\raise.3ex\hbox{$\scriptstyle\sim$}}{x}}\vphantom{x}}\in \mathbb{R}^p : \mathord{\smash[b]{\underset{\raise.3ex\hbox{$\scriptstyle\sim$}}{w}}\vphantom{w}} \cdot \mathord{\smash[b]{\underset{\raise.3ex\hbox{$\scriptstyle\sim$}}{x}}\vphantom{x}} + b = 0\right\}\mathclose{}$</w:t>
-      </w:r>
-      <w:r>
-        <w:t xml:space="preserve"> </w:t>
-      </w:r>
-      <w:r>
-        <w:t xml:space="preserve">be a hyperplane (</w:t>
-      </w:r>
-      <w:hyperlink r:id="rId81">
-        <w:r>
-          <w:rPr>
-            <w:rStyle w:val="Hyperlink"/>
-          </w:rPr>
-          <w:t xml:space="preserve">Definition 22 in Matrices</w:t>
-        </w:r>
-      </w:hyperlink>
-      <w:r>
-        <w:t xml:space="preserve">).</w:t>
-      </w:r>
-      <w:r>
-        <w:t xml:space="preserve"> </w:t>
-      </w:r>
-      <w:r>
-        <w:t xml:space="preserve">The two</w:t>
-      </w:r>
-      <w:r>
-        <w:t xml:space="preserve"> </w:t>
-      </w:r>
-      <w:r>
-        <w:rPr>
-          <w:b/>
-          <w:bCs/>
-        </w:rPr>
-        <w:t xml:space="preserve">open half-spaces</w:t>
-      </w:r>
-      <w:r>
-        <w:t xml:space="preserve"> </w:t>
-      </w:r>
-      <w:r>
-        <w:t xml:space="preserve">[6]</w:t>
-      </w:r>
-      <w:r>
-        <w:t xml:space="preserve"> </w:t>
-      </w:r>
-      <w:r>
-        <w:t xml:space="preserve">of</w:t>
-      </w:r>
-      <w:r>
-        <w:t xml:space="preserve"> </w:t>
-      </w:r>
-      <m:oMath>
-        <m:r>
-          <m:rPr>
-            <m:scr m:val="script"/>
-            <m:sty m:val="p"/>
-          </m:rPr>
-          <m:t>H</m:t>
-        </m:r>
-      </m:oMath>
-      <w:r>
-        <w:t xml:space="preserve"> </w:t>
-      </w:r>
-      <w:r>
-        <w:t xml:space="preserve">are</w:t>
-      </w:r>
-    </w:p>
-    <w:p>
-      <w:pPr>
-        <w:pStyle w:val="BodyText"/>
-      </w:pPr>
-      <w:bookmarkStart w:id="90" w:name="eq-half-space"/>
-      <w:r>
-        <w:t xml:space="preserve">$$
-    \mathcal{H}^+ \stackrel{\text{def}}{=}\mathopen{}\left\{\mathord{\smash[b]{\underset{\raise.3ex\hbox{$\scriptstyle\sim$}}{x}}\vphantom{x}}\in \mathbb{R}^p : \mathord{\smash[b]{\underset{\raise.3ex\hbox{$\scriptstyle\sim$}}{w}}\vphantom{w}} \cdot \mathord{\smash[b]{\underset{\raise.3ex\hbox{$\scriptstyle\sim$}}{x}}\vphantom{x}} + b &gt; 0\right\}\mathclose{}
-    \quad \text{and} \quad
-    \mathcal{H}^- \stackrel{\text{def}}{=}\mathopen{}\left\{\mathord{\smash[b]{\underset{\raise.3ex\hbox{$\scriptstyle\sim$}}{x}}\vphantom{x}}\in \mathbb{R}^p : \mathord{\smash[b]{\underset{\raise.3ex\hbox{$\scriptstyle\sim$}}{w}}\vphantom{w}} \cdot \mathord{\smash[b]{\underset{\raise.3ex\hbox{$\scriptstyle\sim$}}{x}}\vphantom{x}} + b &lt; 0\right\}\mathclose{}.
-     \qquad(1)$$</w:t>
-      </w:r>
-      <w:bookmarkEnd w:id="90"/>
-    </w:p>
-    <w:bookmarkEnd w:id="91"/>
-    <w:bookmarkStart w:id="92" w:name="def-closed-half-space"/>
-    <w:p>
-      <w:pPr>
-        <w:pStyle w:val="FirstParagraph"/>
-      </w:pPr>
-      <w:r>
-        <w:rPr>
-          <w:b/>
-          <w:bCs/>
-        </w:rPr>
-        <w:t xml:space="preserve">Definition 10 (Closed half-space)</w:t>
-      </w:r>
-      <w:r>
-        <w:t xml:space="preserve"> </w:t>
-      </w:r>
-      <w:r>
-        <w:t xml:space="preserve">The</w:t>
-      </w:r>
-      <w:r>
-        <w:t xml:space="preserve"> </w:t>
-      </w:r>
-      <w:r>
-        <w:rPr>
-          <w:b/>
-          <w:bCs/>
-        </w:rPr>
-        <w:t xml:space="preserve">closed half-spaces</w:t>
-      </w:r>
-      <w:r>
-        <w:t xml:space="preserve"> </w:t>
-      </w:r>
-      <w:r>
-        <w:t xml:space="preserve">of the hyperplane</w:t>
-      </w:r>
-      <w:r>
-        <w:t xml:space="preserve"> </w:t>
-      </w:r>
-      <m:oMath>
-        <m:r>
-          <m:rPr>
-            <m:scr m:val="script"/>
-            <m:sty m:val="p"/>
-          </m:rPr>
-          <m:t>H</m:t>
-        </m:r>
-      </m:oMath>
-      <w:r>
-        <w:t xml:space="preserve"> </w:t>
-      </w:r>
-      <w:r>
-        <w:t xml:space="preserve">of</w:t>
-      </w:r>
-      <w:r>
-        <w:t xml:space="preserve"> </w:t>
-      </w:r>
-      <w:hyperlink w:anchor="def-half-space">
-        <w:r>
-          <w:rPr>
-            <w:rStyle w:val="Hyperlink"/>
-          </w:rPr>
-          <w:t xml:space="preserve">Definition 9</w:t>
-        </w:r>
-      </w:hyperlink>
-      <w:r>
-        <w:t xml:space="preserve"> </w:t>
-      </w:r>
-      <w:r>
-        <w:t xml:space="preserve">also include</w:t>
-      </w:r>
-      <w:r>
-        <w:t xml:space="preserve"> </w:t>
-      </w:r>
-      <m:oMath>
-        <m:r>
-          <m:rPr>
-            <m:scr m:val="script"/>
-            <m:sty m:val="p"/>
-          </m:rPr>
-          <m:t>H</m:t>
-        </m:r>
-      </m:oMath>
-      <w:r>
-        <w:t xml:space="preserve"> </w:t>
-      </w:r>
-      <w:r>
-        <w:t xml:space="preserve">itself:</w:t>
-      </w:r>
-      <w:r>
-        <w:t xml:space="preserve"> </w:t>
-      </w:r>
-      <m:oMath>
-        <m:sSup>
-          <m:e>
-            <m:r>
-              <m:rPr>
-                <m:scr m:val="script"/>
-                <m:sty m:val="p"/>
-              </m:rPr>
-              <m:t>H</m:t>
-            </m:r>
-          </m:e>
-          <m:sup>
-            <m:r>
-              <m:rPr>
-                <m:sty m:val="p"/>
-              </m:rPr>
-              <m:t>+</m:t>
-            </m:r>
-          </m:sup>
-        </m:sSup>
-        <m:r>
-          <m:rPr>
-            <m:sty m:val="p"/>
-          </m:rPr>
-          <m:t>∪</m:t>
-        </m:r>
-        <m:r>
-          <m:rPr>
-            <m:scr m:val="script"/>
-            <m:sty m:val="p"/>
-          </m:rPr>
-          <m:t>H</m:t>
-        </m:r>
-      </m:oMath>
-      <w:r>
-        <w:t xml:space="preserve"> </w:t>
-      </w:r>
-      <w:r>
-        <w:t xml:space="preserve">and</w:t>
-      </w:r>
-      <w:r>
-        <w:t xml:space="preserve"> </w:t>
-      </w:r>
-      <m:oMath>
-        <m:sSup>
-          <m:e>
-            <m:r>
-              <m:rPr>
-                <m:scr m:val="script"/>
-                <m:sty m:val="p"/>
-              </m:rPr>
-              <m:t>H</m:t>
-            </m:r>
-          </m:e>
-          <m:sup>
-            <m:r>
-              <m:rPr>
-                <m:sty m:val="p"/>
-              </m:rPr>
-              <m:t>−</m:t>
-            </m:r>
-          </m:sup>
-        </m:sSup>
-        <m:r>
-          <m:rPr>
-            <m:sty m:val="p"/>
-          </m:rPr>
-          <m:t>∪</m:t>
-        </m:r>
-        <m:r>
-          <m:rPr>
-            <m:scr m:val="script"/>
-            <m:sty m:val="p"/>
-          </m:rPr>
-          <m:t>H</m:t>
-        </m:r>
-      </m:oMath>
-      <w:r>
-        <w:t xml:space="preserve">.</w:t>
-      </w:r>
-    </w:p>
-    <w:bookmarkEnd w:id="92"/>
-    <w:p>
-      <w:pPr>
-        <w:pStyle w:val="BodyText"/>
-      </w:pPr>
-      <w:r>
-        <w:rPr>
-          <w:i/>
-          <w:iCs/>
-        </w:rPr>
-        <w:t xml:space="preserve">Remark</w:t>
-      </w:r>
-      <w:r>
-        <w:t xml:space="preserve">. </w:t>
-      </w:r>
-      <w:r>
-        <w:t xml:space="preserve">Replacing</w:t>
-      </w:r>
-      <w:r>
-        <w:t xml:space="preserve"> </w:t>
-      </w:r>
-      <w:r>
-        <w:t xml:space="preserve">$(\mathord{\smash[b]{\underset{\raise.3ex\hbox{$\scriptstyle\sim$}}{w}}\vphantom{w}}, b)$</w:t>
-      </w:r>
-      <w:r>
-        <w:t xml:space="preserve"> </w:t>
-      </w:r>
-      <w:r>
-        <w:t xml:space="preserve">by</w:t>
-      </w:r>
-      <w:r>
-        <w:t xml:space="preserve"> </w:t>
-      </w:r>
-      <w:r>
-        <w:t xml:space="preserve">$(-\mathord{\smash[b]{\underset{\raise.3ex\hbox{$\scriptstyle\sim$}}{w}}\vphantom{w}}, -b)$</w:t>
-      </w:r>
-      <w:r>
-        <w:t xml:space="preserve"> </w:t>
-      </w:r>
-      <w:r>
-        <w:t xml:space="preserve">describes the same hyperplane</w:t>
-      </w:r>
-      <w:r>
-        <w:t xml:space="preserve"> </w:t>
-      </w:r>
-      <w:r>
-        <w:t xml:space="preserve">but swaps the names</w:t>
-      </w:r>
-      <w:r>
-        <w:t xml:space="preserve"> </w:t>
-      </w:r>
-      <m:oMath>
-        <m:sSup>
-          <m:e>
-            <m:r>
-              <m:rPr>
-                <m:scr m:val="script"/>
-                <m:sty m:val="p"/>
-              </m:rPr>
-              <m:t>H</m:t>
-            </m:r>
-          </m:e>
-          <m:sup>
-            <m:r>
-              <m:rPr>
-                <m:sty m:val="p"/>
-              </m:rPr>
-              <m:t>+</m:t>
-            </m:r>
-          </m:sup>
-        </m:sSup>
-      </m:oMath>
-      <w:r>
-        <w:t xml:space="preserve"> </w:t>
-      </w:r>
-      <w:r>
-        <w:t xml:space="preserve">and</w:t>
-      </w:r>
-      <w:r>
-        <w:t xml:space="preserve"> </w:t>
-      </w:r>
-      <m:oMath>
-        <m:sSup>
-          <m:e>
-            <m:r>
-              <m:rPr>
-                <m:scr m:val="script"/>
-                <m:sty m:val="p"/>
-              </m:rPr>
-              <m:t>H</m:t>
-            </m:r>
-          </m:e>
-          <m:sup>
-            <m:r>
-              <m:rPr>
-                <m:sty m:val="p"/>
-              </m:rPr>
-              <m:t>−</m:t>
-            </m:r>
-          </m:sup>
-        </m:sSup>
-      </m:oMath>
-      <w:r>
-        <w:t xml:space="preserve">.</w:t>
-      </w:r>
-      <w:r>
-        <w:t xml:space="preserve"> </w:t>
-      </w:r>
-      <w:r>
-        <w:t xml:space="preserve">The sign of</w:t>
-      </w:r>
-      <w:r>
-        <w:t xml:space="preserve"> </w:t>
-      </w:r>
-      <w:r>
-        <w:t xml:space="preserve">$\mathord{\smash[b]{\underset{\raise.3ex\hbox{$\scriptstyle\sim$}}{w}}\vphantom{w}} \cdot \mathord{\smash[b]{\underset{\raise.3ex\hbox{$\scriptstyle\sim$}}{x}}\vphantom{x}} + b$</w:t>
-      </w:r>
-      <w:r>
-        <w:t xml:space="preserve"> </w:t>
-      </w:r>
-      <w:r>
-        <w:t xml:space="preserve">tells you which side of the hyperplane</w:t>
-      </w:r>
-      <w:r>
-        <w:t xml:space="preserve"> </w:t>
-      </w:r>
-      <w:r>
-        <w:t xml:space="preserve">$\mathord{\smash[b]{\underset{\raise.3ex\hbox{$\scriptstyle\sim$}}{x}}\vphantom{x}}$</w:t>
-      </w:r>
-      <w:r>
-        <w:t xml:space="preserve"> </w:t>
-      </w:r>
-      <w:r>
-        <w:t xml:space="preserve">is on.</w:t>
-      </w:r>
-      <w:r>
-        <w:t xml:space="preserve"> </w:t>
-      </w:r>
-      <w:r>
-        <w:t xml:space="preserve">A linear classifier uses this sign to assign one of two labels.</w:t>
-      </w:r>
-    </w:p>
-    <w:bookmarkStart w:id="93" w:name="exm-half-space-plane"/>
-    <w:p>
-      <w:pPr>
-        <w:pStyle w:val="BodyText"/>
-      </w:pPr>
-      <w:r>
-        <w:rPr>
-          <w:b/>
-          <w:bCs/>
-        </w:rPr>
-        <w:t xml:space="preserve">Example 22 (Half-spaces of a line in the plane)</w:t>
-      </w:r>
-      <w:r>
-        <w:t xml:space="preserve"> </w:t>
-      </w:r>
-      <w:r>
-        <w:t xml:space="preserve">Let</w:t>
-      </w:r>
-      <w:r>
-        <w:t xml:space="preserve"> </w:t>
-      </w:r>
-      <m:oMath>
-        <m:r>
-          <m:rPr>
-            <m:scr m:val="script"/>
-            <m:sty m:val="p"/>
-          </m:rPr>
-          <m:t>H</m:t>
-        </m:r>
-      </m:oMath>
-      <w:r>
-        <w:t xml:space="preserve"> </w:t>
-      </w:r>
-      <w:r>
-        <w:t xml:space="preserve">be the line in</w:t>
-      </w:r>
-      <w:r>
-        <w:t xml:space="preserve"> </w:t>
-      </w:r>
-      <m:oMath>
-        <m:sSup>
-          <m:e>
-            <m:r>
-              <m:rPr>
-                <m:scr m:val="double-struck"/>
-                <m:sty m:val="p"/>
-              </m:rPr>
-              <m:t>R</m:t>
-            </m:r>
-          </m:e>
-          <m:sup>
-            <m:r>
-              <m:t>2</m:t>
-            </m:r>
-          </m:sup>
-        </m:sSup>
-      </m:oMath>
-      <w:r>
-        <w:t xml:space="preserve"> </w:t>
-      </w:r>
-      <w:r>
-        <w:t xml:space="preserve">with</w:t>
-      </w:r>
-      <w:r>
-        <w:t xml:space="preserve"> </w:t>
-      </w:r>
-      <w:r>
-        <w:t xml:space="preserve">$\mathord{\smash[b]{\underset{\raise.3ex\hbox{$\scriptstyle\sim$}}{w}}\vphantom{w}} = (1, 2)$</w:t>
-      </w:r>
-      <w:r>
-        <w:t xml:space="preserve"> </w:t>
-      </w:r>
-      <w:r>
-        <w:t xml:space="preserve">and</w:t>
-      </w:r>
-      <w:r>
-        <w:t xml:space="preserve"> </w:t>
-      </w:r>
-      <m:oMath>
-        <m:r>
-          <m:t>b</m:t>
-        </m:r>
-        <m:r>
-          <m:rPr>
-            <m:sty m:val="p"/>
-          </m:rPr>
-          <m:t>=</m:t>
-        </m:r>
-        <m:r>
-          <m:rPr>
-            <m:sty m:val="p"/>
-          </m:rPr>
-          <m:t>−</m:t>
-        </m:r>
-        <m:r>
-          <m:t>2</m:t>
-        </m:r>
-      </m:oMath>
-      <w:r>
-        <w:t xml:space="preserve"> </w:t>
-      </w:r>
-      <w:r>
-        <w:t xml:space="preserve">(</w:t>
-      </w:r>
-      <w:hyperlink r:id="rId81">
-        <w:r>
-          <w:rPr>
-            <w:rStyle w:val="Hyperlink"/>
-          </w:rPr>
-          <w:t xml:space="preserve">Definition 22 in Matrices</w:t>
-        </w:r>
-      </w:hyperlink>
-      <w:r>
-        <w:t xml:space="preserve">),</w:t>
-      </w:r>
-      <w:r>
-        <w:t xml:space="preserve"> </w:t>
-      </w:r>
-      <w:r>
-        <w:t xml:space="preserve">so</w:t>
-      </w:r>
-      <w:r>
-        <w:t xml:space="preserve"> </w:t>
-      </w:r>
-      <w:r>
-        <w:t xml:space="preserve">$\mathcal{H} = \mathopen{}\left\{\mathord{\smash[b]{\underset{\raise.3ex\hbox{$\scriptstyle\sim$}}{x}}\vphantom{x}}: x_1 + 2 x_2 - 2 = 0\right\}\mathclose{}$</w:t>
-      </w:r>
-      <w:r>
-        <w:t xml:space="preserve">.</w:t>
-      </w:r>
-      <w:r>
-        <w:t xml:space="preserve"> </w:t>
-      </w:r>
-      <w:r>
-        <w:t xml:space="preserve">Evaluate</w:t>
-      </w:r>
-      <w:r>
-        <w:t xml:space="preserve"> </w:t>
-      </w:r>
-      <w:r>
-        <w:t xml:space="preserve">$\mathord{\smash[b]{\underset{\raise.3ex\hbox{$\scriptstyle\sim$}}{w}}\vphantom{w}} \cdot \mathord{\smash[b]{\underset{\raise.3ex\hbox{$\scriptstyle\sim$}}{x}}\vphantom{x}} + b$</w:t>
-      </w:r>
-      <w:r>
-        <w:t xml:space="preserve"> </w:t>
-      </w:r>
-      <w:r>
-        <w:t xml:space="preserve">at three points (</w:t>
-      </w:r>
-      <w:hyperlink w:anchor="def-half-space">
-        <w:r>
-          <w:rPr>
-            <w:rStyle w:val="Hyperlink"/>
-          </w:rPr>
-          <w:t xml:space="preserve">Definition 9</w:t>
-        </w:r>
-      </w:hyperlink>
-      <w:r>
-        <w:t xml:space="preserve">):</w:t>
-      </w:r>
-    </w:p>
-    <w:p>
-      <w:pPr>
-        <w:pStyle w:val="Compact"/>
-        <w:numPr>
-          <w:ilvl w:val="0"/>
-          <w:numId w:val="1006"/>
-        </w:numPr>
-      </w:pPr>
-      <w:r>
-        <w:t xml:space="preserve">At</w:t>
-      </w:r>
-      <w:r>
-        <w:t xml:space="preserve"> </w:t>
-      </w:r>
-      <m:oMath>
-        <m:r>
-          <m:rPr>
-            <m:sty m:val="p"/>
-          </m:rPr>
-          <m:t>(</m:t>
-        </m:r>
-        <m:r>
-          <m:t>0</m:t>
-        </m:r>
-        <m:r>
-          <m:rPr>
-            <m:sty m:val="p"/>
-          </m:rPr>
-          <m:t>,</m:t>
-        </m:r>
-        <m:r>
-          <m:t>0</m:t>
-        </m:r>
-        <m:r>
-          <m:rPr>
-            <m:sty m:val="p"/>
-          </m:rPr>
-          <m:t>)</m:t>
-        </m:r>
-      </m:oMath>
-      <w:r>
-        <w:t xml:space="preserve"> </w:t>
-      </w:r>
-      <w:r>
-        <w:t xml:space="preserve">it equals</w:t>
-      </w:r>
-      <w:r>
-        <w:t xml:space="preserve"> </w:t>
-      </w:r>
-      <m:oMath>
-        <m:r>
-          <m:t>0</m:t>
-        </m:r>
-        <m:r>
-          <m:rPr>
-            <m:sty m:val="p"/>
-          </m:rPr>
-          <m:t>+</m:t>
-        </m:r>
-        <m:r>
-          <m:t>0</m:t>
-        </m:r>
-        <m:r>
-          <m:rPr>
-            <m:sty m:val="p"/>
-          </m:rPr>
-          <m:t>−</m:t>
-        </m:r>
-        <m:r>
-          <m:t>2</m:t>
-        </m:r>
-        <m:r>
-          <m:rPr>
-            <m:sty m:val="p"/>
-          </m:rPr>
-          <m:t>=</m:t>
-        </m:r>
-        <m:r>
-          <m:rPr>
-            <m:sty m:val="p"/>
-          </m:rPr>
-          <m:t>−</m:t>
-        </m:r>
-        <m:r>
-          <m:t>2</m:t>
-        </m:r>
-        <m:r>
-          <m:rPr>
-            <m:sty m:val="p"/>
-          </m:rPr>
-          <m:t>&lt;</m:t>
-        </m:r>
-        <m:r>
-          <m:t>0</m:t>
-        </m:r>
-      </m:oMath>
-      <w:r>
-        <w:t xml:space="preserve">, so</w:t>
-      </w:r>
-      <w:r>
-        <w:t xml:space="preserve"> </w:t>
-      </w:r>
-      <m:oMath>
-        <m:r>
-          <m:rPr>
-            <m:sty m:val="p"/>
-          </m:rPr>
-          <m:t>(</m:t>
-        </m:r>
-        <m:r>
-          <m:t>0</m:t>
-        </m:r>
-        <m:r>
-          <m:rPr>
-            <m:sty m:val="p"/>
-          </m:rPr>
-          <m:t>,</m:t>
-        </m:r>
-        <m:r>
-          <m:t>0</m:t>
-        </m:r>
-        <m:r>
-          <m:rPr>
-            <m:sty m:val="p"/>
-          </m:rPr>
-          <m:t>)</m:t>
-        </m:r>
-        <m:r>
-          <m:rPr>
-            <m:sty m:val="p"/>
-          </m:rPr>
-          <m:t>∈</m:t>
-        </m:r>
-        <m:sSup>
-          <m:e>
-            <m:r>
-              <m:rPr>
-                <m:scr m:val="script"/>
-                <m:sty m:val="p"/>
-              </m:rPr>
-              <m:t>H</m:t>
-            </m:r>
-          </m:e>
-          <m:sup>
-            <m:r>
-              <m:rPr>
-                <m:sty m:val="p"/>
-              </m:rPr>
-              <m:t>−</m:t>
-            </m:r>
-          </m:sup>
-        </m:sSup>
-      </m:oMath>
-      <w:r>
-        <w:t xml:space="preserve">.</w:t>
-      </w:r>
-    </w:p>
-    <w:p>
-      <w:pPr>
-        <w:pStyle w:val="Compact"/>
-        <w:numPr>
-          <w:ilvl w:val="0"/>
-          <w:numId w:val="1006"/>
-        </w:numPr>
-      </w:pPr>
-      <w:r>
-        <w:t xml:space="preserve">At</w:t>
-      </w:r>
-      <w:r>
-        <w:t xml:space="preserve"> </w:t>
-      </w:r>
-      <m:oMath>
-        <m:r>
-          <m:rPr>
-            <m:sty m:val="p"/>
-          </m:rPr>
-          <m:t>(</m:t>
-        </m:r>
-        <m:r>
-          <m:t>2</m:t>
-        </m:r>
-        <m:r>
-          <m:rPr>
-            <m:sty m:val="p"/>
-          </m:rPr>
-          <m:t>,</m:t>
-        </m:r>
-        <m:r>
-          <m:t>0</m:t>
-        </m:r>
-        <m:r>
-          <m:rPr>
-            <m:sty m:val="p"/>
-          </m:rPr>
-          <m:t>)</m:t>
-        </m:r>
-      </m:oMath>
-      <w:r>
-        <w:t xml:space="preserve"> </w:t>
-      </w:r>
-      <w:r>
-        <w:t xml:space="preserve">it equals</w:t>
-      </w:r>
-      <w:r>
-        <w:t xml:space="preserve"> </w:t>
-      </w:r>
-      <m:oMath>
-        <m:r>
-          <m:t>2</m:t>
-        </m:r>
-        <m:r>
-          <m:rPr>
-            <m:sty m:val="p"/>
-          </m:rPr>
-          <m:t>+</m:t>
-        </m:r>
-        <m:r>
-          <m:t>0</m:t>
-        </m:r>
-        <m:r>
-          <m:rPr>
-            <m:sty m:val="p"/>
-          </m:rPr>
-          <m:t>−</m:t>
-        </m:r>
-        <m:r>
-          <m:t>2</m:t>
-        </m:r>
-        <m:r>
-          <m:rPr>
-            <m:sty m:val="p"/>
-          </m:rPr>
-          <m:t>=</m:t>
-        </m:r>
-        <m:r>
-          <m:t>0</m:t>
-        </m:r>
-      </m:oMath>
-      <w:r>
-        <w:t xml:space="preserve">, so</w:t>
-      </w:r>
-      <w:r>
-        <w:t xml:space="preserve"> </w:t>
-      </w:r>
-      <m:oMath>
-        <m:r>
-          <m:rPr>
-            <m:sty m:val="p"/>
-          </m:rPr>
-          <m:t>(</m:t>
-        </m:r>
-        <m:r>
-          <m:t>2</m:t>
-        </m:r>
-        <m:r>
-          <m:rPr>
-            <m:sty m:val="p"/>
-          </m:rPr>
-          <m:t>,</m:t>
-        </m:r>
-        <m:r>
-          <m:t>0</m:t>
-        </m:r>
-        <m:r>
-          <m:rPr>
-            <m:sty m:val="p"/>
-          </m:rPr>
-          <m:t>)</m:t>
-        </m:r>
-        <m:r>
-          <m:rPr>
-            <m:sty m:val="p"/>
-          </m:rPr>
-          <m:t>∈</m:t>
-        </m:r>
-        <m:r>
-          <m:rPr>
-            <m:scr m:val="script"/>
-            <m:sty m:val="p"/>
-          </m:rPr>
-          <m:t>H</m:t>
-        </m:r>
-      </m:oMath>
-      <w:r>
-        <w:t xml:space="preserve">.</w:t>
-      </w:r>
-    </w:p>
-    <w:p>
-      <w:pPr>
-        <w:pStyle w:val="Compact"/>
-        <w:numPr>
-          <w:ilvl w:val="0"/>
-          <w:numId w:val="1006"/>
-        </w:numPr>
-      </w:pPr>
-      <w:r>
-        <w:t xml:space="preserve">At</w:t>
-      </w:r>
-      <w:r>
-        <w:t xml:space="preserve"> </w:t>
-      </w:r>
-      <m:oMath>
-        <m:r>
-          <m:rPr>
-            <m:sty m:val="p"/>
-          </m:rPr>
-          <m:t>(</m:t>
-        </m:r>
-        <m:r>
-          <m:t>2</m:t>
-        </m:r>
-        <m:r>
-          <m:rPr>
-            <m:sty m:val="p"/>
-          </m:rPr>
-          <m:t>,</m:t>
-        </m:r>
-        <m:r>
-          <m:t>1</m:t>
-        </m:r>
-        <m:r>
-          <m:rPr>
-            <m:sty m:val="p"/>
-          </m:rPr>
-          <m:t>)</m:t>
-        </m:r>
-      </m:oMath>
-      <w:r>
-        <w:t xml:space="preserve"> </w:t>
-      </w:r>
-      <w:r>
-        <w:t xml:space="preserve">it equals</w:t>
-      </w:r>
-      <w:r>
-        <w:t xml:space="preserve"> </w:t>
-      </w:r>
-      <m:oMath>
-        <m:r>
-          <m:t>2</m:t>
-        </m:r>
-        <m:r>
-          <m:rPr>
-            <m:sty m:val="p"/>
-          </m:rPr>
-          <m:t>+</m:t>
-        </m:r>
-        <m:r>
-          <m:t>2</m:t>
-        </m:r>
-        <m:r>
-          <m:rPr>
-            <m:sty m:val="p"/>
-          </m:rPr>
-          <m:t>−</m:t>
-        </m:r>
-        <m:r>
-          <m:t>2</m:t>
-        </m:r>
-        <m:r>
-          <m:rPr>
-            <m:sty m:val="p"/>
-          </m:rPr>
-          <m:t>=</m:t>
-        </m:r>
-        <m:r>
-          <m:t>2</m:t>
-        </m:r>
-        <m:r>
-          <m:rPr>
-            <m:sty m:val="p"/>
-          </m:rPr>
-          <m:t>&gt;</m:t>
-        </m:r>
-        <m:r>
-          <m:t>0</m:t>
-        </m:r>
-      </m:oMath>
-      <w:r>
-        <w:t xml:space="preserve">, so</w:t>
-      </w:r>
-      <w:r>
-        <w:t xml:space="preserve"> </w:t>
-      </w:r>
-      <m:oMath>
-        <m:r>
-          <m:rPr>
-            <m:sty m:val="p"/>
-          </m:rPr>
-          <m:t>(</m:t>
-        </m:r>
-        <m:r>
-          <m:t>2</m:t>
-        </m:r>
-        <m:r>
-          <m:rPr>
-            <m:sty m:val="p"/>
-          </m:rPr>
-          <m:t>,</m:t>
-        </m:r>
-        <m:r>
-          <m:t>1</m:t>
-        </m:r>
-        <m:r>
-          <m:rPr>
-            <m:sty m:val="p"/>
-          </m:rPr>
-          <m:t>)</m:t>
-        </m:r>
-        <m:r>
-          <m:rPr>
-            <m:sty m:val="p"/>
-          </m:rPr>
-          <m:t>∈</m:t>
-        </m:r>
-        <m:sSup>
-          <m:e>
-            <m:r>
-              <m:rPr>
-                <m:scr m:val="script"/>
-                <m:sty m:val="p"/>
-              </m:rPr>
-              <m:t>H</m:t>
-            </m:r>
-          </m:e>
-          <m:sup>
-            <m:r>
-              <m:rPr>
-                <m:sty m:val="p"/>
-              </m:rPr>
-              <m:t>+</m:t>
-            </m:r>
-          </m:sup>
-        </m:sSup>
-      </m:oMath>
-      <w:r>
-        <w:t xml:space="preserve">.</w:t>
-      </w:r>
-    </w:p>
-    <w:p>
-      <w:pPr>
-        <w:pStyle w:val="FirstParagraph"/>
-      </w:pPr>
-      <w:r>
-        <w:t xml:space="preserve">Moving from</w:t>
-      </w:r>
-      <w:r>
-        <w:t xml:space="preserve"> </w:t>
-      </w:r>
-      <m:oMath>
-        <m:r>
-          <m:rPr>
-            <m:sty m:val="p"/>
-          </m:rPr>
-          <m:t>(</m:t>
-        </m:r>
-        <m:r>
-          <m:t>2</m:t>
-        </m:r>
-        <m:r>
-          <m:rPr>
-            <m:sty m:val="p"/>
-          </m:rPr>
-          <m:t>,</m:t>
-        </m:r>
-        <m:r>
-          <m:t>0</m:t>
-        </m:r>
-        <m:r>
-          <m:rPr>
-            <m:sty m:val="p"/>
-          </m:rPr>
-          <m:t>)</m:t>
-        </m:r>
-      </m:oMath>
-      <w:r>
-        <w:t xml:space="preserve"> </w:t>
-      </w:r>
-      <w:r>
-        <w:t xml:space="preserve">in the direction</w:t>
-      </w:r>
-      <w:r>
-        <w:t xml:space="preserve"> </w:t>
-      </w:r>
-      <w:r>
-        <w:t xml:space="preserve">$\mathord{\smash[b]{\underset{\raise.3ex\hbox{$\scriptstyle\sim$}}{w}}\vphantom{w}} = (1, 2)$</w:t>
-      </w:r>
-      <w:r>
-        <w:t xml:space="preserve"> </w:t>
-      </w:r>
-      <w:r>
-        <w:t xml:space="preserve">gives</w:t>
-      </w:r>
-      <w:r>
-        <w:t xml:space="preserve"> </w:t>
-      </w:r>
-      <m:oMath>
-        <m:r>
-          <m:rPr>
-            <m:sty m:val="p"/>
-          </m:rPr>
-          <m:t>(</m:t>
-        </m:r>
-        <m:r>
-          <m:t>3</m:t>
-        </m:r>
-        <m:r>
-          <m:rPr>
-            <m:sty m:val="p"/>
-          </m:rPr>
-          <m:t>,</m:t>
-        </m:r>
-        <m:r>
-          <m:t>2</m:t>
-        </m:r>
-        <m:r>
-          <m:rPr>
-            <m:sty m:val="p"/>
-          </m:rPr>
-          <m:t>)</m:t>
-        </m:r>
-      </m:oMath>
-      <w:r>
-        <w:t xml:space="preserve">,</w:t>
-      </w:r>
-      <w:r>
-        <w:t xml:space="preserve"> </w:t>
-      </w:r>
-      <w:r>
-        <w:t xml:space="preserve">where the value is</w:t>
-      </w:r>
-      <w:r>
-        <w:t xml:space="preserve"> </w:t>
-      </w:r>
-      <m:oMath>
-        <m:r>
-          <m:t>3</m:t>
-        </m:r>
-        <m:r>
-          <m:rPr>
-            <m:sty m:val="p"/>
-          </m:rPr>
-          <m:t>+</m:t>
-        </m:r>
-        <m:r>
-          <m:t>4</m:t>
-        </m:r>
-        <m:r>
-          <m:rPr>
-            <m:sty m:val="p"/>
-          </m:rPr>
-          <m:t>−</m:t>
-        </m:r>
-        <m:r>
-          <m:t>2</m:t>
-        </m:r>
-        <m:r>
-          <m:rPr>
-            <m:sty m:val="p"/>
-          </m:rPr>
-          <m:t>=</m:t>
-        </m:r>
-        <m:r>
-          <m:t>5</m:t>
-        </m:r>
-        <m:r>
-          <m:rPr>
-            <m:sty m:val="p"/>
-          </m:rPr>
-          <m:t>&gt;</m:t>
-        </m:r>
-        <m:r>
-          <m:t>0</m:t>
-        </m:r>
-      </m:oMath>
-      <w:r>
-        <w:t xml:space="preserve">.</w:t>
-      </w:r>
-      <w:r>
-        <w:t xml:space="preserve"> </w:t>
-      </w:r>
-      <w:r>
-        <w:t xml:space="preserve">So the direction</w:t>
-      </w:r>
-      <w:r>
-        <w:t xml:space="preserve"> </w:t>
-      </w:r>
-      <w:r>
-        <w:t xml:space="preserve">$\mathord{\smash[b]{\underset{\raise.3ex\hbox{$\scriptstyle\sim$}}{w}}\vphantom{w}}$</w:t>
-      </w:r>
-      <w:r>
-        <w:t xml:space="preserve"> </w:t>
-      </w:r>
-      <w:r>
-        <w:t xml:space="preserve">leads into</w:t>
-      </w:r>
-      <w:r>
-        <w:t xml:space="preserve"> </w:t>
-      </w:r>
-      <m:oMath>
-        <m:sSup>
-          <m:e>
-            <m:r>
-              <m:rPr>
-                <m:scr m:val="script"/>
-                <m:sty m:val="p"/>
-              </m:rPr>
-              <m:t>H</m:t>
-            </m:r>
-          </m:e>
-          <m:sup>
-            <m:r>
-              <m:rPr>
-                <m:sty m:val="p"/>
-              </m:rPr>
-              <m:t>+</m:t>
-            </m:r>
-          </m:sup>
-        </m:sSup>
-      </m:oMath>
-      <w:r>
-        <w:t xml:space="preserve">.</w:t>
-      </w:r>
-    </w:p>
-    <w:bookmarkEnd w:id="93"/>
-    <w:bookmarkStart w:id="94" w:name="rem-half-space-sides"/>
-    <w:p>
-      <w:pPr>
-        <w:pStyle w:val="BodyText"/>
-      </w:pPr>
-      <w:r>
-        <w:rPr>
-          <w:i/>
-          <w:iCs/>
-        </w:rPr>
-        <w:t xml:space="preserve">Remark 1</w:t>
-      </w:r>
-      <w:r>
-        <w:t xml:space="preserve"> (The two sides of a hyperplane). </w:t>
-      </w:r>
-      <w:r>
-        <w:t xml:space="preserve">Every point of</w:t>
-      </w:r>
-      <w:r>
-        <w:t xml:space="preserve"> </w:t>
-      </w:r>
-      <m:oMath>
-        <m:sSup>
-          <m:e>
-            <m:r>
-              <m:rPr>
-                <m:scr m:val="double-struck"/>
-                <m:sty m:val="p"/>
-              </m:rPr>
-              <m:t>R</m:t>
-            </m:r>
-          </m:e>
-          <m:sup>
-            <m:r>
-              <m:t>p</m:t>
-            </m:r>
-          </m:sup>
-        </m:sSup>
-      </m:oMath>
-      <w:r>
-        <w:t xml:space="preserve"> </w:t>
-      </w:r>
-      <w:r>
-        <w:t xml:space="preserve">is in exactly one of</w:t>
-      </w:r>
-      <w:r>
-        <w:t xml:space="preserve"> </w:t>
-      </w:r>
-      <m:oMath>
-        <m:sSup>
-          <m:e>
-            <m:r>
-              <m:rPr>
-                <m:scr m:val="script"/>
-                <m:sty m:val="p"/>
-              </m:rPr>
-              <m:t>H</m:t>
-            </m:r>
-          </m:e>
-          <m:sup>
-            <m:r>
-              <m:rPr>
-                <m:sty m:val="p"/>
-              </m:rPr>
-              <m:t>+</m:t>
-            </m:r>
-          </m:sup>
-        </m:sSup>
-      </m:oMath>
-      <w:r>
-        <w:t xml:space="preserve">,</w:t>
-      </w:r>
-      <w:r>
-        <w:t xml:space="preserve"> </w:t>
-      </w:r>
-      <m:oMath>
-        <m:r>
-          <m:rPr>
-            <m:scr m:val="script"/>
-            <m:sty m:val="p"/>
-          </m:rPr>
-          <m:t>H</m:t>
-        </m:r>
-      </m:oMath>
-      <w:r>
-        <w:t xml:space="preserve"> </w:t>
-      </w:r>
-      <w:r>
-        <w:t xml:space="preserve">and</w:t>
-      </w:r>
-      <w:r>
-        <w:t xml:space="preserve"> </w:t>
-      </w:r>
-      <m:oMath>
-        <m:sSup>
-          <m:e>
-            <m:r>
-              <m:rPr>
-                <m:scr m:val="script"/>
-                <m:sty m:val="p"/>
-              </m:rPr>
-              <m:t>H</m:t>
-            </m:r>
-          </m:e>
-          <m:sup>
-            <m:r>
-              <m:rPr>
-                <m:sty m:val="p"/>
-              </m:rPr>
-              <m:t>−</m:t>
-            </m:r>
-          </m:sup>
-        </m:sSup>
-      </m:oMath>
-      <w:r>
-        <w:t xml:space="preserve">,</w:t>
-      </w:r>
-      <w:r>
-        <w:t xml:space="preserve"> </w:t>
-      </w:r>
-      <w:r>
-        <w:t xml:space="preserve">because the number</w:t>
-      </w:r>
-      <w:r>
-        <w:t xml:space="preserve"> </w:t>
-      </w:r>
-      <w:r>
-        <w:t xml:space="preserve">$\mathord{\smash[b]{\underset{\raise.3ex\hbox{$\scriptstyle\sim$}}{w}}\vphantom{w}} \cdot \mathord{\smash[b]{\underset{\raise.3ex\hbox{$\scriptstyle\sim$}}{x}}\vphantom{x}} + b$</w:t>
-      </w:r>
-      <w:r>
-        <w:t xml:space="preserve"> </w:t>
-      </w:r>
-      <w:r>
-        <w:t xml:space="preserve">is positive, zero or negative.</w:t>
-      </w:r>
-      <w:r>
-        <w:t xml:space="preserve"> </w:t>
-      </w:r>
-      <w:r>
-        <w:t xml:space="preserve">The vector</w:t>
-      </w:r>
-      <w:r>
-        <w:t xml:space="preserve"> </w:t>
-      </w:r>
-      <w:r>
-        <w:t xml:space="preserve">$\mathord{\smash[b]{\underset{\raise.3ex\hbox{$\scriptstyle\sim$}}{w}}\vphantom{w}}$</w:t>
-      </w:r>
-      <w:r>
-        <w:t xml:space="preserve"> </w:t>
-      </w:r>
-      <w:r>
-        <w:t xml:space="preserve">points into</w:t>
-      </w:r>
-      <w:r>
-        <w:t xml:space="preserve"> </w:t>
-      </w:r>
-      <m:oMath>
-        <m:sSup>
-          <m:e>
-            <m:r>
-              <m:rPr>
-                <m:scr m:val="script"/>
-                <m:sty m:val="p"/>
-              </m:rPr>
-              <m:t>H</m:t>
-            </m:r>
-          </m:e>
-          <m:sup>
-            <m:r>
-              <m:rPr>
-                <m:sty m:val="p"/>
-              </m:rPr>
-              <m:t>+</m:t>
-            </m:r>
-          </m:sup>
-        </m:sSup>
-      </m:oMath>
-      <w:r>
-        <w:t xml:space="preserve">:</w:t>
-      </w:r>
-      <w:r>
-        <w:t xml:space="preserve"> </w:t>
-      </w:r>
-      <w:r>
-        <w:t xml:space="preserve">the number</w:t>
-      </w:r>
-      <w:r>
-        <w:t xml:space="preserve"> </w:t>
-      </w:r>
-      <w:r>
-        <w:t xml:space="preserve">$\mathord{\smash[b]{\underset{\raise.3ex\hbox{$\scriptstyle\sim$}}{w}}\vphantom{w}} \cdot \mathord{\smash[b]{\underset{\raise.3ex\hbox{$\scriptstyle\sim$}}{x}}\vphantom{x}} + b$</w:t>
-      </w:r>
-      <w:r>
-        <w:t xml:space="preserve"> </w:t>
-      </w:r>
-      <w:r>
-        <w:t xml:space="preserve">goes up when</w:t>
-      </w:r>
-      <w:r>
-        <w:t xml:space="preserve"> </w:t>
-      </w:r>
-      <w:r>
-        <w:t xml:space="preserve">$\mathord{\smash[b]{\underset{\raise.3ex\hbox{$\scriptstyle\sim$}}{x}}\vphantom{x}}$</w:t>
-      </w:r>
-      <w:r>
-        <w:t xml:space="preserve"> </w:t>
-      </w:r>
-      <w:r>
-        <w:t xml:space="preserve">moves in the direction</w:t>
-      </w:r>
-      <w:r>
-        <w:t xml:space="preserve"> </w:t>
-      </w:r>
-      <w:r>
-        <w:t xml:space="preserve">$\mathord{\smash[b]{\underset{\raise.3ex\hbox{$\scriptstyle\sim$}}{w}}\vphantom{w}}$</w:t>
-      </w:r>
-      <w:r>
-        <w:t xml:space="preserve">.</w:t>
-      </w:r>
-    </w:p>
-    <w:bookmarkEnd w:id="94"/>
-    <w:bookmarkStart w:id="95" w:name="thm-half-space-dimension"/>
-    <w:p>
-      <w:pPr>
-        <w:pStyle w:val="BodyText"/>
-      </w:pPr>
-      <w:r>
-        <w:rPr>
-          <w:b/>
-          <w:bCs/>
-        </w:rPr>
-        <w:t xml:space="preserve">Theorem 14 (Differences of points in a hyperplane and in a half-space)</w:t>
-      </w:r>
-      <w:r>
-        <w:t xml:space="preserve"> </w:t>
-      </w:r>
-      <w:r>
-        <w:t xml:space="preserve">Let</w:t>
-      </w:r>
-      <w:r>
-        <w:t xml:space="preserve"> </w:t>
-      </w:r>
-      <w:r>
-        <w:t xml:space="preserve">$\mathord{\smash[b]{\underset{\raise.3ex\hbox{$\scriptstyle\sim$}}{w}}\vphantom{w}} \in \mathbb{R}^p$</w:t>
-      </w:r>
-      <w:r>
-        <w:t xml:space="preserve"> </w:t>
-      </w:r>
-      <w:r>
-        <w:t xml:space="preserve">be nonzero, let</w:t>
-      </w:r>
-      <w:r>
-        <w:t xml:space="preserve"> </w:t>
-      </w:r>
-      <m:oMath>
-        <m:r>
-          <m:t>b</m:t>
-        </m:r>
-        <m:r>
-          <m:rPr>
-            <m:sty m:val="p"/>
-          </m:rPr>
-          <m:t>∈</m:t>
-        </m:r>
-        <m:r>
-          <m:rPr>
-            <m:scr m:val="double-struck"/>
-            <m:sty m:val="p"/>
-          </m:rPr>
-          <m:t>R</m:t>
-        </m:r>
-      </m:oMath>
-      <w:r>
-        <w:t xml:space="preserve">,</w:t>
-      </w:r>
-      <w:r>
-        <w:t xml:space="preserve"> </w:t>
-      </w:r>
-      <w:r>
-        <w:t xml:space="preserve">and let</w:t>
-      </w:r>
-      <w:r>
-        <w:t xml:space="preserve"> </w:t>
-      </w:r>
-      <m:oMath>
-        <m:r>
-          <m:rPr>
-            <m:scr m:val="script"/>
-            <m:sty m:val="p"/>
-          </m:rPr>
-          <m:t>H</m:t>
-        </m:r>
-      </m:oMath>
-      <w:r>
-        <w:t xml:space="preserve">,</w:t>
-      </w:r>
-      <w:r>
-        <w:t xml:space="preserve"> </w:t>
-      </w:r>
-      <m:oMath>
-        <m:sSup>
-          <m:e>
-            <m:r>
-              <m:rPr>
-                <m:scr m:val="script"/>
-                <m:sty m:val="p"/>
-              </m:rPr>
-              <m:t>H</m:t>
-            </m:r>
-          </m:e>
-          <m:sup>
-            <m:r>
-              <m:rPr>
-                <m:sty m:val="p"/>
-              </m:rPr>
-              <m:t>+</m:t>
-            </m:r>
-          </m:sup>
-        </m:sSup>
-      </m:oMath>
-      <w:r>
-        <w:t xml:space="preserve"> </w:t>
-      </w:r>
-      <w:r>
-        <w:t xml:space="preserve">be the hyperplane and open half-space of</w:t>
-      </w:r>
-      <w:r>
-        <w:t xml:space="preserve"> </w:t>
-      </w:r>
-      <w:hyperlink w:anchor="def-half-space">
-        <w:r>
-          <w:rPr>
-            <w:rStyle w:val="Hyperlink"/>
-          </w:rPr>
-          <w:t xml:space="preserve">Definition 9</w:t>
-        </w:r>
-      </w:hyperlink>
-      <w:r>
-        <w:t xml:space="preserve">.</w:t>
-      </w:r>
-      <w:r>
-        <w:t xml:space="preserve"> </w:t>
-      </w:r>
-      <w:r>
-        <w:t xml:space="preserve">For a set</w:t>
-      </w:r>
-      <w:r>
-        <w:t xml:space="preserve"> </w:t>
-      </w:r>
-      <m:oMath>
-        <m:r>
-          <m:t>S</m:t>
-        </m:r>
-        <m:r>
-          <m:rPr>
-            <m:sty m:val="p"/>
-          </m:rPr>
-          <m:t>⊆</m:t>
-        </m:r>
-        <m:sSup>
-          <m:e>
-            <m:r>
-              <m:rPr>
-                <m:scr m:val="double-struck"/>
-                <m:sty m:val="p"/>
-              </m:rPr>
-              <m:t>R</m:t>
-            </m:r>
-          </m:e>
-          <m:sup>
-            <m:r>
-              <m:t>p</m:t>
-            </m:r>
-          </m:sup>
-        </m:sSup>
-      </m:oMath>
-      <w:r>
-        <w:t xml:space="preserve">, let</w:t>
-      </w:r>
-      <w:r>
-        <w:t xml:space="preserve"> </w:t>
-      </w:r>
-      <w:r>
-        <w:t xml:space="preserve">$D(S) \stackrel{\text{def}}{=}\mathopen{}\left\{\mathord{\smash[b]{\underset{\raise.3ex\hbox{$\scriptstyle\sim$}}{y}}\vphantom{y}}- \mathord{\smash[b]{\underset{\raise.3ex\hbox{$\scriptstyle\sim$}}{x}}\vphantom{x}}: \mathord{\smash[b]{\underset{\raise.3ex\hbox{$\scriptstyle\sim$}}{x}}\vphantom{x}}, \mathord{\smash[b]{\underset{\raise.3ex\hbox{$\scriptstyle\sim$}}{y}}\vphantom{y}}\in S\right\}\mathclose{}$</w:t>
-      </w:r>
-      <w:r>
-        <w:t xml:space="preserve"> </w:t>
-      </w:r>
-      <w:r>
-        <w:t xml:space="preserve">be the set of differences of its points.</w:t>
-      </w:r>
-    </w:p>
-    <w:p>
-      <w:pPr>
-        <w:pStyle w:val="Compact"/>
-        <w:numPr>
-          <w:ilvl w:val="0"/>
-          <w:numId w:val="1007"/>
-        </w:numPr>
-      </w:pPr>
-      <w:r>
-        <w:t xml:space="preserve">$D(\mathcal{H}) = \mathopen{}\left\{\mathord{\smash[b]{\underset{\raise.3ex\hbox{$\scriptstyle\sim$}}{s}}\vphantom{s}} : \mathord{\smash[b]{\underset{\raise.3ex\hbox{$\scriptstyle\sim$}}{w}}\vphantom{w}} \cdot \mathord{\smash[b]{\underset{\raise.3ex\hbox{$\scriptstyle\sim$}}{s}}\vphantom{s}} = 0\right\}\mathclose{}$</w:t>
-      </w:r>
-      <w:r>
-        <w:t xml:space="preserve">,</w:t>
-      </w:r>
-      <w:r>
-        <w:t xml:space="preserve"> </w:t>
-      </w:r>
-      <w:r>
-        <w:t xml:space="preserve">a subspace of dimension</w:t>
-      </w:r>
-      <w:r>
-        <w:t xml:space="preserve"> </w:t>
-      </w:r>
-      <m:oMath>
-        <m:r>
-          <m:t>p</m:t>
-        </m:r>
-        <m:r>
-          <m:rPr>
-            <m:sty m:val="p"/>
-          </m:rPr>
-          <m:t>−</m:t>
-        </m:r>
-        <m:r>
-          <m:t>1</m:t>
-        </m:r>
-      </m:oMath>
-      <w:r>
-        <w:t xml:space="preserve">.</w:t>
-      </w:r>
-    </w:p>
-    <w:p>
-      <w:pPr>
-        <w:pStyle w:val="Compact"/>
-        <w:numPr>
-          <w:ilvl w:val="0"/>
-          <w:numId w:val="1007"/>
-        </w:numPr>
-      </w:pPr>
-      <m:oMath>
-        <m:r>
-          <m:t>D</m:t>
-        </m:r>
-        <m:r>
-          <m:rPr>
-            <m:sty m:val="p"/>
-          </m:rPr>
-          <m:t>(</m:t>
-        </m:r>
-        <m:sSup>
-          <m:e>
-            <m:r>
-              <m:rPr>
-                <m:scr m:val="script"/>
-                <m:sty m:val="p"/>
-              </m:rPr>
-              <m:t>H</m:t>
-            </m:r>
-          </m:e>
-          <m:sup>
-            <m:r>
-              <m:rPr>
-                <m:sty m:val="p"/>
-              </m:rPr>
-              <m:t>+</m:t>
-            </m:r>
-          </m:sup>
-        </m:sSup>
-        <m:r>
-          <m:rPr>
-            <m:sty m:val="p"/>
-          </m:rPr>
-          <m:t>)</m:t>
-        </m:r>
-        <m:r>
-          <m:rPr>
-            <m:sty m:val="p"/>
-          </m:rPr>
-          <m:t>=</m:t>
-        </m:r>
-        <m:sSup>
-          <m:e>
-            <m:r>
-              <m:rPr>
-                <m:scr m:val="double-struck"/>
-                <m:sty m:val="p"/>
-              </m:rPr>
-              <m:t>R</m:t>
-            </m:r>
-          </m:e>
-          <m:sup>
-            <m:r>
-              <m:t>p</m:t>
-            </m:r>
-          </m:sup>
-        </m:sSup>
-      </m:oMath>
-      <w:r>
-        <w:t xml:space="preserve">, a subspace of dimension</w:t>
-      </w:r>
-      <w:r>
-        <w:t xml:space="preserve"> </w:t>
-      </w:r>
-      <m:oMath>
-        <m:r>
-          <m:t>p</m:t>
-        </m:r>
-      </m:oMath>
-      <w:r>
-        <w:t xml:space="preserve">.</w:t>
-      </w:r>
-    </w:p>
-    <w:p>
-      <w:pPr>
-        <w:pStyle w:val="FirstParagraph"/>
-      </w:pPr>
-      <w:r>
-        <w:t xml:space="preserve">The same holds for</w:t>
-      </w:r>
-      <w:r>
-        <w:t xml:space="preserve"> </w:t>
-      </w:r>
-      <m:oMath>
-        <m:sSup>
-          <m:e>
-            <m:r>
-              <m:rPr>
-                <m:scr m:val="script"/>
-                <m:sty m:val="p"/>
-              </m:rPr>
-              <m:t>H</m:t>
-            </m:r>
-          </m:e>
-          <m:sup>
-            <m:r>
-              <m:rPr>
-                <m:sty m:val="p"/>
-              </m:rPr>
-              <m:t>−</m:t>
-            </m:r>
-          </m:sup>
-        </m:sSup>
-      </m:oMath>
-      <w:r>
-        <w:t xml:space="preserve">.</w:t>
-      </w:r>
-    </w:p>
-    <w:bookmarkEnd w:id="95"/>
-    <w:p>
-      <w:pPr>
-        <w:pStyle w:val="BodyText"/>
-      </w:pPr>
-      <w:r>
-        <w:rPr>
-          <w:i/>
-          <w:iCs/>
-        </w:rPr>
-        <w:t xml:space="preserve">Proof</w:t>
-      </w:r>
-      <w:r>
-        <w:t xml:space="preserve">. </w:t>
-      </w:r>
-      <w:r>
-        <w:rPr>
-          <w:b/>
-          <w:bCs/>
-        </w:rPr>
-        <w:t xml:space="preserve">Part 1.</w:t>
-      </w:r>
-      <w:r>
-        <w:t xml:space="preserve"> </w:t>
-      </w:r>
-      <w:r>
-        <w:t xml:space="preserve">Let</w:t>
-      </w:r>
-      <w:r>
-        <w:t xml:space="preserve"> </w:t>
-      </w:r>
-      <w:r>
-        <w:t xml:space="preserve">$\mathord{\smash[b]{\underset{\raise.3ex\hbox{$\scriptstyle\sim$}}{x}}\vphantom{x}}, \mathord{\smash[b]{\underset{\raise.3ex\hbox{$\scriptstyle\sim$}}{y}}\vphantom{y}}\in \mathcal{H}$</w:t>
-      </w:r>
-      <w:r>
-        <w:t xml:space="preserve">.</w:t>
-      </w:r>
-      <w:r>
-        <w:t xml:space="preserve"> </w:t>
-      </w:r>
-      <w:r>
-        <w:t xml:space="preserve">By</w:t>
-      </w:r>
-      <w:r>
-        <w:t xml:space="preserve"> </w:t>
-      </w:r>
-      <w:hyperlink w:anchor="thm-hyperplane-subspace">
-        <w:r>
-          <w:rPr>
-            <w:rStyle w:val="Hyperlink"/>
-          </w:rPr>
-          <w:t xml:space="preserve">Theorem 12</w:t>
-        </w:r>
-      </w:hyperlink>
-      <w:r>
-        <w:t xml:space="preserve"> </w:t>
-      </w:r>
-      <w:r>
-        <w:t xml:space="preserve">part 3,</w:t>
-      </w:r>
-      <w:r>
-        <w:t xml:space="preserve"> </w:t>
-      </w:r>
-      <w:r>
-        <w:t xml:space="preserve">$\mathord{\smash[b]{\underset{\raise.3ex\hbox{$\scriptstyle\sim$}}{w}}\vphantom{w}} \cdot (\mathord{\smash[b]{\underset{\raise.3ex\hbox{$\scriptstyle\sim$}}{y}}\vphantom{y}}- \mathord{\smash[b]{\underset{\raise.3ex\hbox{$\scriptstyle\sim$}}{x}}\vphantom{x}}) = 0$</w:t>
-      </w:r>
-      <w:r>
-        <w:t xml:space="preserve">,</w:t>
-      </w:r>
-      <w:r>
-        <w:t xml:space="preserve"> </w:t>
-      </w:r>
-      <w:r>
-        <w:t xml:space="preserve">so</w:t>
-      </w:r>
-      <w:r>
-        <w:t xml:space="preserve"> </w:t>
-      </w:r>
-      <w:r>
-        <w:t xml:space="preserve">$\mathord{\smash[b]{\underset{\raise.3ex\hbox{$\scriptstyle\sim$}}{y}}\vphantom{y}}- \mathord{\smash[b]{\underset{\raise.3ex\hbox{$\scriptstyle\sim$}}{x}}\vphantom{x}}\in \mathcal{H}_0 = \mathopen{}\left\{\mathord{\smash[b]{\underset{\raise.3ex\hbox{$\scriptstyle\sim$}}{s}}\vphantom{s}} : \mathord{\smash[b]{\underset{\raise.3ex\hbox{$\scriptstyle\sim$}}{w}}\vphantom{w}} \cdot \mathord{\smash[b]{\underset{\raise.3ex\hbox{$\scriptstyle\sim$}}{s}}\vphantom{s}} = 0\right\}\mathclose{}$</w:t>
-      </w:r>
-      <w:r>
-        <w:t xml:space="preserve">.</w:t>
-      </w:r>
-      <w:r>
-        <w:t xml:space="preserve"> </w:t>
-      </w:r>
-      <w:r>
-        <w:t xml:space="preserve">Conversely, fix any</w:t>
-      </w:r>
-      <w:r>
-        <w:t xml:space="preserve"> </w:t>
-      </w:r>
-      <w:r>
-        <w:t xml:space="preserve">$\mathord{\smash[b]{\underset{\raise.3ex\hbox{$\scriptstyle\sim$}}{x}}\vphantom{x}}_0 \in \mathcal{H}$</w:t>
-      </w:r>
-      <w:r>
-        <w:t xml:space="preserve"> </w:t>
-      </w:r>
-      <w:r>
-        <w:t xml:space="preserve">(it exists by</w:t>
-      </w:r>
-      <w:r>
-        <w:t xml:space="preserve"> </w:t>
-      </w:r>
-      <w:hyperlink w:anchor="thm-hyperplane-subspace">
-        <w:r>
-          <w:rPr>
-            <w:rStyle w:val="Hyperlink"/>
-          </w:rPr>
-          <w:t xml:space="preserve">Theorem 12</w:t>
-        </w:r>
-      </w:hyperlink>
-      <w:r>
-        <w:t xml:space="preserve"> </w:t>
-      </w:r>
-      <w:r>
-        <w:t xml:space="preserve">part 2).</w:t>
-      </w:r>
-      <w:r>
-        <w:t xml:space="preserve"> </w:t>
-      </w:r>
-      <w:r>
-        <w:t xml:space="preserve">For any</w:t>
-      </w:r>
-      <w:r>
-        <w:t xml:space="preserve"> </w:t>
-      </w:r>
-      <w:r>
-        <w:t xml:space="preserve">$\mathord{\smash[b]{\underset{\raise.3ex\hbox{$\scriptstyle\sim$}}{s}}\vphantom{s}} \in \mathcal{H}_0$</w:t>
-      </w:r>
-      <w:r>
-        <w:t xml:space="preserve">, the point</w:t>
-      </w:r>
-      <w:r>
-        <w:t xml:space="preserve"> </w:t>
-      </w:r>
-      <w:r>
-        <w:t xml:space="preserve">$\mathord{\smash[b]{\underset{\raise.3ex\hbox{$\scriptstyle\sim$}}{x}}\vphantom{x}}_0 + \mathord{\smash[b]{\underset{\raise.3ex\hbox{$\scriptstyle\sim$}}{s}}\vphantom{s}}$</w:t>
-      </w:r>
-      <w:r>
-        <w:t xml:space="preserve"> </w:t>
-      </w:r>
-      <w:r>
-        <w:t xml:space="preserve">is in</w:t>
-      </w:r>
-      <w:r>
-        <w:t xml:space="preserve"> </w:t>
-      </w:r>
-      <m:oMath>
-        <m:r>
-          <m:rPr>
-            <m:scr m:val="script"/>
-            <m:sty m:val="p"/>
-          </m:rPr>
-          <m:t>H</m:t>
-        </m:r>
-      </m:oMath>
-      <w:r>
-        <w:t xml:space="preserve"> </w:t>
-      </w:r>
-      <w:r>
-        <w:t xml:space="preserve">by the same part,</w:t>
-      </w:r>
-      <w:r>
-        <w:t xml:space="preserve"> </w:t>
-      </w:r>
-      <w:r>
-        <w:t xml:space="preserve">and</w:t>
-      </w:r>
-      <w:r>
-        <w:t xml:space="preserve"> </w:t>
-      </w:r>
-      <w:r>
-        <w:t xml:space="preserve">$(\mathord{\smash[b]{\underset{\raise.3ex\hbox{$\scriptstyle\sim$}}{x}}\vphantom{x}}_0 + \mathord{\smash[b]{\underset{\raise.3ex\hbox{$\scriptstyle\sim$}}{s}}\vphantom{s}}) - \mathord{\smash[b]{\underset{\raise.3ex\hbox{$\scriptstyle\sim$}}{x}}\vphantom{x}}_0 = \mathord{\smash[b]{\underset{\raise.3ex\hbox{$\scriptstyle\sim$}}{s}}\vphantom{s}}$</w:t>
-      </w:r>
-      <w:r>
-        <w:t xml:space="preserve">.</w:t>
-      </w:r>
-      <w:r>
-        <w:t xml:space="preserve"> </w:t>
-      </w:r>
-      <w:r>
-        <w:t xml:space="preserve">So</w:t>
-      </w:r>
-      <w:r>
-        <w:t xml:space="preserve"> </w:t>
-      </w:r>
-      <m:oMath>
-        <m:r>
-          <m:t>D</m:t>
-        </m:r>
-        <m:r>
-          <m:rPr>
-            <m:sty m:val="p"/>
-          </m:rPr>
-          <m:t>(</m:t>
-        </m:r>
-        <m:r>
-          <m:rPr>
-            <m:scr m:val="script"/>
-            <m:sty m:val="p"/>
-          </m:rPr>
-          <m:t>H</m:t>
-        </m:r>
-        <m:r>
-          <m:rPr>
-            <m:sty m:val="p"/>
-          </m:rPr>
-          <m:t>)</m:t>
-        </m:r>
-        <m:r>
-          <m:rPr>
-            <m:sty m:val="p"/>
-          </m:rPr>
-          <m:t>=</m:t>
-        </m:r>
-        <m:sSub>
-          <m:e>
-            <m:r>
-              <m:rPr>
-                <m:scr m:val="script"/>
-                <m:sty m:val="p"/>
-              </m:rPr>
-              <m:t>H</m:t>
-            </m:r>
-          </m:e>
-          <m:sub>
-            <m:r>
-              <m:t>0</m:t>
-            </m:r>
-          </m:sub>
-        </m:sSub>
-      </m:oMath>
-      <w:r>
-        <w:t xml:space="preserve">, which has dimension</w:t>
-      </w:r>
-      <w:r>
-        <w:t xml:space="preserve"> </w:t>
-      </w:r>
-      <m:oMath>
-        <m:r>
-          <m:t>p</m:t>
-        </m:r>
-        <m:r>
-          <m:rPr>
-            <m:sty m:val="p"/>
-          </m:rPr>
-          <m:t>−</m:t>
-        </m:r>
-        <m:r>
-          <m:t>1</m:t>
-        </m:r>
-      </m:oMath>
-      <w:r>
-        <w:t xml:space="preserve"> </w:t>
-      </w:r>
-      <w:r>
-        <w:t xml:space="preserve">by</w:t>
-      </w:r>
-      <w:r>
-        <w:t xml:space="preserve"> </w:t>
-      </w:r>
-      <w:hyperlink w:anchor="thm-hyperplane-subspace">
-        <w:r>
-          <w:rPr>
-            <w:rStyle w:val="Hyperlink"/>
-          </w:rPr>
-          <w:t xml:space="preserve">Theorem 12</w:t>
-        </w:r>
-      </w:hyperlink>
-      <w:r>
-        <w:t xml:space="preserve"> </w:t>
-      </w:r>
-      <w:r>
-        <w:t xml:space="preserve">part 1.</w:t>
-      </w:r>
-    </w:p>
-    <w:p>
-      <w:pPr>
-        <w:pStyle w:val="BodyText"/>
-      </w:pPr>
-      <w:r>
-        <w:rPr>
-          <w:b/>
-          <w:bCs/>
-        </w:rPr>
-        <w:t xml:space="preserve">Part 2.</w:t>
-      </w:r>
-      <w:r>
-        <w:t xml:space="preserve"> </w:t>
-      </w:r>
-      <w:r>
-        <w:t xml:space="preserve">Every difference is in</w:t>
-      </w:r>
-      <w:r>
-        <w:t xml:space="preserve"> </w:t>
-      </w:r>
-      <m:oMath>
-        <m:sSup>
-          <m:e>
-            <m:r>
-              <m:rPr>
-                <m:scr m:val="double-struck"/>
-                <m:sty m:val="p"/>
-              </m:rPr>
-              <m:t>R</m:t>
-            </m:r>
-          </m:e>
-          <m:sup>
-            <m:r>
-              <m:t>p</m:t>
-            </m:r>
-          </m:sup>
-        </m:sSup>
-      </m:oMath>
-      <w:r>
-        <w:t xml:space="preserve">, so</w:t>
-      </w:r>
-      <w:r>
-        <w:t xml:space="preserve"> </w:t>
-      </w:r>
-      <m:oMath>
-        <m:r>
-          <m:t>D</m:t>
-        </m:r>
-        <m:r>
-          <m:rPr>
-            <m:sty m:val="p"/>
-          </m:rPr>
-          <m:t>(</m:t>
-        </m:r>
-        <m:sSup>
-          <m:e>
-            <m:r>
-              <m:rPr>
-                <m:scr m:val="script"/>
-                <m:sty m:val="p"/>
-              </m:rPr>
-              <m:t>H</m:t>
-            </m:r>
-          </m:e>
-          <m:sup>
-            <m:r>
-              <m:rPr>
-                <m:sty m:val="p"/>
-              </m:rPr>
-              <m:t>+</m:t>
-            </m:r>
-          </m:sup>
-        </m:sSup>
-        <m:r>
-          <m:rPr>
-            <m:sty m:val="p"/>
-          </m:rPr>
-          <m:t>)</m:t>
-        </m:r>
-        <m:r>
-          <m:rPr>
-            <m:sty m:val="p"/>
-          </m:rPr>
-          <m:t>⊆</m:t>
-        </m:r>
-        <m:sSup>
-          <m:e>
-            <m:r>
-              <m:rPr>
-                <m:scr m:val="double-struck"/>
-                <m:sty m:val="p"/>
-              </m:rPr>
-              <m:t>R</m:t>
-            </m:r>
-          </m:e>
-          <m:sup>
-            <m:r>
-              <m:t>p</m:t>
-            </m:r>
-          </m:sup>
-        </m:sSup>
-      </m:oMath>
-      <w:r>
-        <w:t xml:space="preserve">.</w:t>
-      </w:r>
-      <w:r>
-        <w:t xml:space="preserve"> </w:t>
-      </w:r>
-      <w:r>
-        <w:t xml:space="preserve">For the other direction, fix any</w:t>
-      </w:r>
-      <w:r>
-        <w:t xml:space="preserve"> </w:t>
-      </w:r>
-      <w:r>
-        <w:t xml:space="preserve">$\mathord{\smash[b]{\underset{\raise.3ex\hbox{$\scriptstyle\sim$}}{x}}\vphantom{x}}_0 \in \mathcal{H}$</w:t>
-      </w:r>
-      <w:r>
-        <w:t xml:space="preserve"> </w:t>
-      </w:r>
-      <w:r>
-        <w:t xml:space="preserve">and any</w:t>
-      </w:r>
-      <w:r>
-        <w:t xml:space="preserve"> </w:t>
-      </w:r>
-      <w:r>
-        <w:t xml:space="preserve">$\mathord{\smash[b]{\underset{\raise.3ex\hbox{$\scriptstyle\sim$}}{v}}\vphantom{v}} \in \mathbb{R}^p$</w:t>
-      </w:r>
-      <w:r>
-        <w:t xml:space="preserve">.</w:t>
-      </w:r>
-      <w:r>
-        <w:t xml:space="preserve"> </w:t>
-      </w:r>
-      <w:r>
-        <w:t xml:space="preserve">For a number</w:t>
-      </w:r>
-      <w:r>
-        <w:t xml:space="preserve"> </w:t>
-      </w:r>
-      <m:oMath>
-        <m:r>
-          <m:t>t</m:t>
-        </m:r>
-        <m:r>
-          <m:rPr>
-            <m:sty m:val="p"/>
-          </m:rPr>
-          <m:t>&gt;</m:t>
-        </m:r>
-        <m:r>
-          <m:t>0</m:t>
-        </m:r>
-      </m:oMath>
-      <w:r>
-        <w:t xml:space="preserve"> </w:t>
-      </w:r>
-      <w:r>
-        <w:t xml:space="preserve">to be chosen, let</w:t>
-      </w:r>
-      <w:r>
-        <w:t xml:space="preserve"> </w:t>
-      </w:r>
-      <w:r>
-        <w:t xml:space="preserve">$\mathord{\smash[b]{\underset{\raise.3ex\hbox{$\scriptstyle\sim$}}{x}}\vphantom{x}}_t \stackrel{\text{def}}{=}\mathord{\smash[b]{\underset{\raise.3ex\hbox{$\scriptstyle\sim$}}{x}}\vphantom{x}}_0 + t\,\mathord{\smash[b]{\underset{\raise.3ex\hbox{$\scriptstyle\sim$}}{w}}\vphantom{w}}$</w:t>
-      </w:r>
-      <w:r>
-        <w:t xml:space="preserve">.</w:t>
-      </w:r>
-      <w:r>
-        <w:t xml:space="preserve"> </w:t>
-      </w:r>
-      <w:r>
-        <w:t xml:space="preserve">Then</w:t>
-      </w:r>
     </w:p>
     <w:p>
       <w:pPr>
